--- a/Лабораторная_2_Генератор_случайных_цитат_как_лаба_1.docx
+++ b/Лабораторная_2_Генератор_случайных_цитат_как_лаба_1.docx
@@ -4,7 +4,9 @@
   <w:body>
     <w:p>
       <w:pPr>
-        <w:spacing w:after="0"/>
+        <w:keepNext w:val="0"/>
+        <w:spacing w:after="120" w:line="360" w:lineRule="auto" w:before="0"/>
+        <w:ind w:firstLine="0" w:left="0" w:right="0"/>
         <w:jc w:val="center"/>
         <w:rPr>
           <w:b/>
@@ -14,16 +16,32 @@
       </w:pPr>
       <w:r>
         <w:rPr>
+          <w:rFonts w:ascii="Times New Roman" w:hAnsi="Times New Roman" w:cs="Times New Roman" w:eastAsia="Times New Roman"/>
+          <w:b/>
+          <w:sz w:val="28"/>
+          <w:lang w:val="ru-RU"/>
+        </w:rPr>
+        <w:t>ЛАБОРАТОРНАЯ РАБОТА № 2</w:t>
+      </w:r>
+    </w:p>
+    <w:p>
+      <w:pPr>
+        <w:keepNext w:val="0"/>
+        <w:spacing w:after="0" w:line="360" w:lineRule="auto" w:before="0"/>
+        <w:ind w:firstLine="0" w:left="0" w:right="0"/>
+        <w:jc w:val="center"/>
+        <w:rPr>
           <w:b/>
           <w:sz w:val="36"/>
           <w:lang w:val="ru-RU"/>
         </w:rPr>
-        <w:t>ЛАБОРАТОРНАЯ РАБОТА № 2</w:t>
-      </w:r>
+      </w:pPr>
     </w:p>
     <w:p>
       <w:pPr>
-        <w:spacing w:after="0"/>
+        <w:keepNext w:val="0"/>
+        <w:spacing w:after="0" w:line="360" w:lineRule="auto" w:before="0"/>
+        <w:ind w:firstLine="0" w:left="0" w:right="0"/>
         <w:jc w:val="center"/>
         <w:rPr>
           <w:b/>
@@ -34,7 +52,9 @@
     </w:p>
     <w:p>
       <w:pPr>
-        <w:spacing w:after="0"/>
+        <w:keepNext w:val="0"/>
+        <w:spacing w:after="0" w:line="360" w:lineRule="auto" w:before="0"/>
+        <w:ind w:firstLine="0" w:left="0" w:right="0"/>
         <w:jc w:val="center"/>
         <w:rPr>
           <w:b/>
@@ -45,51 +65,63 @@
     </w:p>
     <w:p>
       <w:pPr>
-        <w:spacing w:after="0"/>
+        <w:keepNext w:val="0"/>
+        <w:spacing w:after="0" w:line="360" w:lineRule="auto" w:before="0"/>
+        <w:ind w:firstLine="0" w:left="0" w:right="0"/>
         <w:jc w:val="center"/>
         <w:rPr>
-          <w:b/>
-          <w:sz w:val="36"/>
           <w:lang w:val="ru-RU"/>
         </w:rPr>
       </w:pPr>
     </w:p>
     <w:p>
       <w:pPr>
-        <w:spacing w:after="0"/>
+        <w:keepNext w:val="0"/>
+        <w:spacing w:after="120" w:line="360" w:lineRule="auto" w:before="0"/>
+        <w:ind w:firstLine="0" w:left="0" w:right="0"/>
         <w:jc w:val="center"/>
         <w:rPr>
           <w:lang w:val="ru-RU"/>
         </w:rPr>
       </w:pPr>
+      <w:r>
+        <w:rPr>
+          <w:rFonts w:ascii="Times New Roman" w:hAnsi="Times New Roman" w:cs="Times New Roman" w:eastAsia="Times New Roman"/>
+          <w:b/>
+          <w:sz w:val="28"/>
+          <w:lang w:val="ru-RU"/>
+        </w:rPr>
+        <w:t>Разработка перечня артефактов и протоколов проекта</w:t>
+      </w:r>
     </w:p>
     <w:p>
       <w:pPr>
-        <w:spacing w:after="0"/>
-        <w:jc w:val="center"/>
-        <w:rPr>
-          <w:lang w:val="ru-RU"/>
-        </w:rPr>
-      </w:pPr>
-      <w:r>
-        <w:rPr>
-          <w:b/>
-          <w:sz w:val="32"/>
-          <w:lang w:val="ru-RU"/>
-        </w:rPr>
-        <w:t>Разработка перечня артефактов и протоколов проекта</w:t>
-      </w:r>
+        <w:keepNext w:val="0"/>
+        <w:spacing w:line="360" w:lineRule="auto" w:before="0" w:after="0"/>
+        <w:ind w:firstLine="0" w:left="0" w:right="0"/>
+        <w:rPr>
+          <w:lang w:val="ru-RU"/>
+        </w:rPr>
+      </w:pPr>
     </w:p>
     <w:p>
       <w:pPr>
-        <w:rPr>
+        <w:keepNext w:val="0"/>
+        <w:spacing w:after="0" w:line="360" w:lineRule="auto" w:before="0"/>
+        <w:ind w:firstLine="0" w:left="0" w:right="0"/>
+        <w:jc w:val="center"/>
+        <w:rPr>
+          <w:b/>
+          <w:sz w:val="30"/>
           <w:lang w:val="ru-RU"/>
         </w:rPr>
       </w:pPr>
     </w:p>
     <w:p>
       <w:pPr>
-        <w:spacing w:after="0"/>
+        <w:keepNext w:val="0"/>
+        <w:spacing w:after="0" w:line="360" w:lineRule="auto" w:before="0"/>
+        <w:ind w:firstLine="0" w:left="0" w:right="0"/>
         <w:jc w:val="center"/>
         <w:rPr>
           <w:b/>
@@ -100,7 +132,9 @@
     </w:p>
     <w:p>
       <w:pPr>
-        <w:spacing w:after="0"/>
+        <w:keepNext w:val="0"/>
+        <w:spacing w:after="0" w:line="360" w:lineRule="auto" w:before="0"/>
+        <w:ind w:firstLine="0" w:left="0" w:right="0"/>
         <w:jc w:val="center"/>
         <w:rPr>
           <w:b/>
@@ -111,34 +145,39 @@
     </w:p>
     <w:p>
       <w:pPr>
-        <w:spacing w:after="0"/>
+        <w:keepNext w:val="0"/>
+        <w:spacing w:after="120" w:line="360" w:lineRule="auto" w:before="0"/>
+        <w:ind w:firstLine="0" w:left="0" w:right="0"/>
         <w:jc w:val="center"/>
         <w:rPr>
+          <w:lang w:val="ru-RU"/>
+        </w:rPr>
+      </w:pPr>
+      <w:r>
+        <w:rPr>
+          <w:rFonts w:ascii="Times New Roman" w:hAnsi="Times New Roman" w:cs="Times New Roman" w:eastAsia="Times New Roman"/>
           <w:b/>
-          <w:sz w:val="30"/>
-          <w:lang w:val="ru-RU"/>
-        </w:rPr>
-      </w:pPr>
+          <w:sz w:val="28"/>
+          <w:lang w:val="ru-RU"/>
+        </w:rPr>
+        <w:t>Тема проекта: «Генератор случайных цитат»</w:t>
+      </w:r>
     </w:p>
     <w:p>
       <w:pPr>
-        <w:spacing w:after="0"/>
-        <w:jc w:val="center"/>
-        <w:rPr>
-          <w:lang w:val="ru-RU"/>
-        </w:rPr>
-      </w:pPr>
-      <w:r>
-        <w:rPr>
-          <w:b/>
-          <w:sz w:val="30"/>
-          <w:lang w:val="ru-RU"/>
-        </w:rPr>
-        <w:t>Тема проекта: «Генератор случайных цитат»</w:t>
-      </w:r>
+        <w:keepNext w:val="0"/>
+        <w:spacing w:line="360" w:lineRule="auto" w:before="0" w:after="0"/>
+        <w:ind w:firstLine="0" w:left="0" w:right="0"/>
+        <w:rPr>
+          <w:lang w:val="ru-RU"/>
+        </w:rPr>
+      </w:pPr>
     </w:p>
     <w:p>
       <w:pPr>
+        <w:keepNext w:val="0"/>
+        <w:spacing w:line="360" w:lineRule="auto" w:before="0" w:after="0"/>
+        <w:ind w:firstLine="0" w:left="0" w:right="0"/>
         <w:rPr>
           <w:lang w:val="ru-RU"/>
         </w:rPr>
@@ -146,431 +185,523 @@
     </w:p>
     <w:p>
       <w:pPr>
-        <w:rPr>
-          <w:lang w:val="ru-RU"/>
-        </w:rPr>
-      </w:pPr>
+        <w:keepNext w:val="0"/>
+        <w:spacing w:before="240" w:line="360" w:lineRule="auto" w:after="0"/>
+        <w:ind w:firstLine="0" w:left="0" w:right="0"/>
+        <w:jc w:val="center"/>
+        <w:rPr>
+          <w:lang w:val="ru-RU"/>
+        </w:rPr>
+      </w:pPr>
+      <w:proofErr w:type="spellStart"/>
+      <w:proofErr w:type="spellEnd"/>
+      <w:r>
+        <w:rPr>
+          <w:rFonts w:ascii="Times New Roman" w:hAnsi="Times New Roman" w:cs="Times New Roman" w:eastAsia="Times New Roman"/>
+          <w:b w:val="0"/>
+          <w:sz w:val="28"/>
+        </w:rPr>
+        <w:t>Студент: Сагадиев Амир</w:t>
+      </w:r>
+      <w:r>
+        <w:rPr>
+          <w:rFonts w:ascii="Times New Roman" w:hAnsi="Times New Roman" w:cs="Times New Roman" w:eastAsia="Times New Roman"/>
+          <w:b w:val="0"/>
+          <w:sz w:val="28"/>
+        </w:rPr>
+        <w:br/>
+      </w:r>
+      <w:r>
+        <w:rPr>
+          <w:rFonts w:ascii="Times New Roman" w:hAnsi="Times New Roman" w:cs="Times New Roman" w:eastAsia="Times New Roman"/>
+          <w:b w:val="0"/>
+          <w:sz w:val="28"/>
+        </w:rPr>
+        <w:t>Группа: ИСП-23-19</w:t>
+      </w:r>
     </w:p>
     <w:p>
       <w:pPr>
-        <w:spacing w:before="240"/>
+        <w:keepNext w:val="0"/>
+        <w:spacing w:before="0" w:line="360" w:lineRule="auto" w:after="0"/>
+        <w:ind w:firstLine="0" w:left="0" w:right="0"/>
         <w:jc w:val="center"/>
         <w:rPr>
           <w:lang w:val="ru-RU"/>
         </w:rPr>
       </w:pPr>
-      <w:r>
-        <w:rPr>
-          <w:lang w:val="ru-RU"/>
-        </w:rPr>
-        <w:t xml:space="preserve">Студент: </w:t>
-      </w:r>
       <w:proofErr w:type="spellStart"/>
-      <w:r>
-        <w:rPr>
-          <w:lang w:val="ru-RU"/>
-        </w:rPr>
-        <w:t>Сагадиев</w:t>
-      </w:r>
       <w:proofErr w:type="spellEnd"/>
       <w:r>
         <w:rPr>
-          <w:lang w:val="ru-RU"/>
-        </w:rPr>
-        <w:t xml:space="preserve"> Амир</w:t>
-      </w:r>
-      <w:r>
-        <w:rPr>
-          <w:lang w:val="ru-RU"/>
-        </w:rPr>
-        <w:t>______________________</w:t>
-      </w:r>
-      <w:r>
-        <w:rPr>
-          <w:lang w:val="ru-RU"/>
-        </w:rPr>
-        <w:br/>
-        <w:t xml:space="preserve">Группа: </w:t>
-      </w:r>
-      <w:r>
-        <w:rPr>
-          <w:lang w:val="ru-RU"/>
-        </w:rPr>
-        <w:t>ИСП-23-19</w:t>
-      </w:r>
-      <w:r>
-        <w:rPr>
-          <w:lang w:val="ru-RU"/>
-        </w:rPr>
-        <w:t>__________________________</w:t>
-      </w:r>
-      <w:r>
-        <w:rPr>
-          <w:lang w:val="ru-RU"/>
-        </w:rPr>
-        <w:br/>
+          <w:rFonts w:ascii="Times New Roman" w:hAnsi="Times New Roman" w:cs="Times New Roman" w:eastAsia="Times New Roman"/>
+          <w:b w:val="0"/>
+          <w:sz w:val="28"/>
+        </w:rPr>
+        <w:t>Преподаватель: Кондров В. А.</w:t>
       </w:r>
     </w:p>
     <w:p>
       <w:pPr>
-        <w:spacing w:before="240"/>
-        <w:jc w:val="center"/>
-        <w:rPr>
-          <w:lang w:val="ru-RU"/>
-        </w:rPr>
-      </w:pPr>
-      <w:r>
-        <w:rPr>
-          <w:lang w:val="ru-RU"/>
-        </w:rPr>
-        <w:t xml:space="preserve">Преподаватель: </w:t>
-      </w:r>
-      <w:proofErr w:type="spellStart"/>
-      <w:r>
-        <w:rPr>
-          <w:lang w:val="ru-RU"/>
-        </w:rPr>
-        <w:t>Кондров</w:t>
-      </w:r>
-      <w:proofErr w:type="spellEnd"/>
-      <w:r>
-        <w:rPr>
-          <w:lang w:val="ru-RU"/>
-        </w:rPr>
-        <w:t xml:space="preserve"> В. А.</w:t>
-      </w:r>
-      <w:r>
-        <w:rPr>
-          <w:lang w:val="ru-RU"/>
-        </w:rPr>
-        <w:t>_________________</w:t>
-      </w:r>
-      <w:r>
-        <w:rPr>
-          <w:lang w:val="ru-RU"/>
-        </w:rPr>
-        <w:br/>
+        <w:keepNext w:val="0"/>
+        <w:spacing w:line="360" w:lineRule="auto" w:before="0" w:after="0"/>
+        <w:ind w:firstLine="0" w:left="0" w:right="0"/>
+        <w:rPr>
+          <w:lang w:val="ru-RU"/>
+        </w:rPr>
+      </w:pPr>
+      <w:r>
+        <w:rPr>
+          <w:rFonts w:ascii="Times New Roman" w:hAnsi="Times New Roman" w:cs="Times New Roman" w:eastAsia="Times New Roman"/>
+          <w:sz w:val="28"/>
+          <w:lang w:val="ru-RU"/>
+        </w:rPr>
+        <w:br w:type="page"/>
       </w:r>
     </w:p>
     <w:p>
       <w:pPr>
-        <w:rPr>
-          <w:lang w:val="ru-RU"/>
-        </w:rPr>
-      </w:pPr>
-      <w:r>
-        <w:rPr>
-          <w:lang w:val="ru-RU"/>
-        </w:rPr>
-        <w:br w:type="page"/>
+        <w:keepNext/>
+        <w:spacing w:before="240" w:after="120" w:line="360" w:lineRule="auto"/>
+        <w:ind w:firstLine="709" w:left="0" w:right="0"/>
+        <w:jc w:val="left"/>
+        <w:rPr>
+          <w:lang w:val="ru-RU"/>
+        </w:rPr>
+      </w:pPr>
+      <w:r>
+        <w:rPr>
+          <w:rFonts w:ascii="Times New Roman" w:hAnsi="Times New Roman" w:cs="Times New Roman" w:eastAsia="Times New Roman"/>
+          <w:b/>
+          <w:sz w:val="28"/>
+          <w:lang w:val="ru-RU"/>
+        </w:rPr>
+        <w:lastRenderedPageBreak/>
+        <w:t>1. Краткие теоретические сведения</w:t>
       </w:r>
     </w:p>
     <w:p>
       <w:pPr>
-        <w:spacing w:before="120" w:after="160"/>
-        <w:rPr>
-          <w:lang w:val="ru-RU"/>
-        </w:rPr>
-      </w:pPr>
-      <w:r>
-        <w:rPr>
-          <w:b/>
-          <w:lang w:val="ru-RU"/>
-        </w:rPr>
-        <w:lastRenderedPageBreak/>
-        <w:t>1. Краткие теоретические сведения</w:t>
+        <w:keepNext w:val="0"/>
+        <w:spacing w:line="360" w:lineRule="auto" w:before="0" w:after="0"/>
+        <w:ind w:firstLine="709" w:left="0" w:right="0"/>
+        <w:jc w:val="both"/>
+        <w:rPr>
+          <w:lang w:val="ru-RU"/>
+        </w:rPr>
+      </w:pPr>
+      <w:r>
+        <w:rPr>
+          <w:rFonts w:ascii="Times New Roman" w:hAnsi="Times New Roman" w:cs="Times New Roman" w:eastAsia="Times New Roman"/>
+          <w:sz w:val="28"/>
+          <w:lang w:val="ru-RU"/>
+        </w:rPr>
+        <w:t>Артефакт проекта — это документ, файл, схема, отчёт или иной результат деятельности, который фиксирует состояние, требования, решения или результаты разработки программного обеспечения. Артефакты создаются и используются на разных этапах жизненного цикла проекта.</w:t>
       </w:r>
     </w:p>
     <w:p>
       <w:pPr>
-        <w:spacing w:line="360" w:lineRule="auto"/>
-        <w:ind w:firstLine="709"/>
-        <w:rPr>
-          <w:lang w:val="ru-RU"/>
-        </w:rPr>
-      </w:pPr>
-      <w:r>
-        <w:rPr>
-          <w:lang w:val="ru-RU"/>
-        </w:rPr>
-        <w:t>Артефакт проекта — это документ, файл, схема, отчёт или иной результат деятельности, который фиксирует состояние, требования, решения или результаты разработки программного обеспечения. Артефакты создаются и используются на разных этапах жизненного цикла проекта.</w:t>
+        <w:keepNext w:val="0"/>
+        <w:spacing w:line="360" w:lineRule="auto" w:before="0" w:after="0"/>
+        <w:ind w:firstLine="709" w:left="0" w:right="0"/>
+        <w:jc w:val="both"/>
+        <w:rPr>
+          <w:lang w:val="ru-RU"/>
+        </w:rPr>
+      </w:pPr>
+      <w:r>
+        <w:rPr>
+          <w:rFonts w:ascii="Times New Roman" w:hAnsi="Times New Roman" w:cs="Times New Roman" w:eastAsia="Times New Roman"/>
+          <w:sz w:val="28"/>
+          <w:lang w:val="ru-RU"/>
+        </w:rPr>
+        <w:t xml:space="preserve">Протокол проекта — это установленный способ выполнения и фиксации определённой операции. Например, протокол работы с </w:t>
+      </w:r>
+      <w:r>
+        <w:rPr>
+          <w:rFonts w:ascii="Times New Roman" w:hAnsi="Times New Roman" w:cs="Times New Roman" w:eastAsia="Times New Roman"/>
+          <w:sz w:val="28"/>
+        </w:rPr>
+        <w:t>Git</w:t>
+      </w:r>
+      <w:r>
+        <w:rPr>
+          <w:rFonts w:ascii="Times New Roman" w:hAnsi="Times New Roman" w:cs="Times New Roman" w:eastAsia="Times New Roman"/>
+          <w:sz w:val="28"/>
+          <w:lang w:val="ru-RU"/>
+        </w:rPr>
+        <w:t xml:space="preserve"> определяет порядок добавления изменений, создания коммитов и хранения истории разработки. Протоколы помогают сделать процесс разработки единообразным и контролируемым.</w:t>
       </w:r>
     </w:p>
     <w:p>
       <w:pPr>
-        <w:spacing w:line="360" w:lineRule="auto"/>
-        <w:ind w:firstLine="709"/>
-        <w:rPr>
-          <w:lang w:val="ru-RU"/>
-        </w:rPr>
-      </w:pPr>
-      <w:r>
-        <w:rPr>
-          <w:lang w:val="ru-RU"/>
-        </w:rPr>
-        <w:t xml:space="preserve">Протокол проекта — это установленный способ выполнения и фиксации определённой операции. Например, протокол работы с </w:t>
-      </w:r>
-      <w:r>
-        <w:t>Git</w:t>
-      </w:r>
-      <w:r>
-        <w:rPr>
-          <w:lang w:val="ru-RU"/>
-        </w:rPr>
-        <w:t xml:space="preserve"> определяет порядок добавления изменений, создания коммитов и хранения истории разработки. Протоколы помогают сделать процесс разработки единообразным и контролируемым.</w:t>
+        <w:keepNext w:val="0"/>
+        <w:spacing w:line="360" w:lineRule="auto" w:before="0" w:after="0"/>
+        <w:ind w:firstLine="709" w:left="0" w:right="0"/>
+        <w:jc w:val="both"/>
+        <w:rPr>
+          <w:lang w:val="ru-RU"/>
+        </w:rPr>
+      </w:pPr>
+      <w:r>
+        <w:rPr>
+          <w:rFonts w:ascii="Times New Roman" w:hAnsi="Times New Roman" w:cs="Times New Roman" w:eastAsia="Times New Roman"/>
+          <w:sz w:val="28"/>
+          <w:lang w:val="ru-RU"/>
+        </w:rPr>
+        <w:t>Матрица артефактов связывает этапы разработки с создаваемыми результатами. Благодаря этому можно определить, какой документ или файл подтверждает выполнение конкретной задачи, кто отвечает за его создание и на каком этапе он используется.</w:t>
       </w:r>
     </w:p>
     <w:p>
       <w:pPr>
-        <w:spacing w:line="360" w:lineRule="auto"/>
-        <w:ind w:firstLine="709"/>
-        <w:rPr>
-          <w:lang w:val="ru-RU"/>
-        </w:rPr>
-      </w:pPr>
-      <w:r>
-        <w:rPr>
-          <w:lang w:val="ru-RU"/>
-        </w:rPr>
-        <w:t>Матрица артефактов связывает этапы разработки с создаваемыми результатами. Благодаря этому можно определить, какой документ или файл подтверждает выполнение конкретной задачи, кто отвечает за его создание и на каком этапе он используется.</w:t>
+        <w:keepNext w:val="0"/>
+        <w:spacing w:line="360" w:lineRule="auto" w:before="0" w:after="0"/>
+        <w:ind w:firstLine="709" w:left="0" w:right="0"/>
+        <w:jc w:val="both"/>
+        <w:rPr>
+          <w:lang w:val="ru-RU"/>
+        </w:rPr>
+      </w:pPr>
+      <w:r>
+        <w:rPr>
+          <w:rFonts w:ascii="Times New Roman" w:hAnsi="Times New Roman" w:cs="Times New Roman" w:eastAsia="Times New Roman"/>
+          <w:sz w:val="28"/>
+          <w:lang w:val="ru-RU"/>
+        </w:rPr>
+        <w:t>Для учебного проекта «Генератор случайных цитат» артефакты распределяются между анализом требований, проектированием, разработкой и проверкой качества. Такой подход позволяет постепенно накапливать результаты работы и использовать их на следующих этапах.</w:t>
       </w:r>
     </w:p>
     <w:p>
       <w:pPr>
-        <w:spacing w:line="360" w:lineRule="auto"/>
-        <w:ind w:firstLine="709"/>
-        <w:rPr>
-          <w:lang w:val="ru-RU"/>
-        </w:rPr>
-      </w:pPr>
-      <w:r>
-        <w:rPr>
-          <w:lang w:val="ru-RU"/>
-        </w:rPr>
-        <w:t>Для учебного проекта «Генератор случайных цитат» артефакты распределяются между анализом требований, проектированием, разработкой и проверкой качества. Такой подход позволяет постепенно накапливать результаты работы и использовать их на следующих этапах.</w:t>
+        <w:keepNext/>
+        <w:spacing w:before="240" w:after="120" w:line="360" w:lineRule="auto"/>
+        <w:ind w:firstLine="709" w:left="0" w:right="0"/>
+        <w:jc w:val="left"/>
+        <w:rPr>
+          <w:lang w:val="ru-RU"/>
+        </w:rPr>
+      </w:pPr>
+      <w:r>
+        <w:rPr>
+          <w:rFonts w:ascii="Times New Roman" w:hAnsi="Times New Roman" w:cs="Times New Roman" w:eastAsia="Times New Roman"/>
+          <w:b/>
+          <w:sz w:val="28"/>
+          <w:lang w:val="ru-RU"/>
+        </w:rPr>
+        <w:t>2. Краткий паспорт проекта</w:t>
       </w:r>
     </w:p>
     <w:p>
       <w:pPr>
-        <w:spacing w:before="120" w:after="160"/>
-        <w:rPr>
-          <w:lang w:val="ru-RU"/>
-        </w:rPr>
-      </w:pPr>
-      <w:r>
-        <w:rPr>
-          <w:b/>
-          <w:lang w:val="ru-RU"/>
-        </w:rPr>
-        <w:t>2. Краткий паспорт проекта</w:t>
+        <w:keepNext w:val="0"/>
+        <w:spacing w:line="360" w:lineRule="auto" w:before="0" w:after="0"/>
+        <w:ind w:firstLine="709" w:left="0" w:right="0"/>
+        <w:jc w:val="both"/>
+        <w:rPr>
+          <w:lang w:val="ru-RU"/>
+        </w:rPr>
+      </w:pPr>
+      <w:r>
+        <w:rPr>
+          <w:rFonts w:ascii="Times New Roman" w:hAnsi="Times New Roman" w:cs="Times New Roman" w:eastAsia="Times New Roman"/>
+          <w:sz w:val="28"/>
+          <w:lang w:val="ru-RU"/>
+        </w:rPr>
+        <w:t>Название программного обеспечения: «Генератор случайных цитат».</w:t>
       </w:r>
     </w:p>
     <w:p>
       <w:pPr>
-        <w:spacing w:line="360" w:lineRule="auto"/>
-        <w:ind w:firstLine="709"/>
-        <w:rPr>
-          <w:lang w:val="ru-RU"/>
-        </w:rPr>
-      </w:pPr>
-      <w:r>
-        <w:rPr>
-          <w:lang w:val="ru-RU"/>
-        </w:rPr>
-        <w:t>Название программного обеспечения: «Генератор случайных цитат».</w:t>
+        <w:keepNext w:val="0"/>
+        <w:spacing w:line="360" w:lineRule="auto" w:before="0" w:after="0"/>
+        <w:ind w:firstLine="709" w:left="0" w:right="0"/>
+        <w:jc w:val="both"/>
+        <w:rPr>
+          <w:lang w:val="ru-RU"/>
+        </w:rPr>
+      </w:pPr>
+      <w:r>
+        <w:rPr>
+          <w:rFonts w:ascii="Times New Roman" w:hAnsi="Times New Roman" w:cs="Times New Roman" w:eastAsia="Times New Roman"/>
+          <w:sz w:val="28"/>
+          <w:lang w:val="ru-RU"/>
+        </w:rPr>
+        <w:t xml:space="preserve">Назначение: небольшое учебное приложение на </w:t>
+      </w:r>
+      <w:r>
+        <w:rPr>
+          <w:rFonts w:ascii="Times New Roman" w:hAnsi="Times New Roman" w:cs="Times New Roman" w:eastAsia="Times New Roman"/>
+          <w:sz w:val="28"/>
+        </w:rPr>
+        <w:t>Python</w:t>
+      </w:r>
+      <w:r>
+        <w:rPr>
+          <w:rFonts w:ascii="Times New Roman" w:hAnsi="Times New Roman" w:cs="Times New Roman" w:eastAsia="Times New Roman"/>
+          <w:sz w:val="28"/>
+          <w:lang w:val="ru-RU"/>
+        </w:rPr>
+        <w:t>, которое загружает набор цитат из файла и выбирает одну цитату случайным образом для вывода пользователю.</w:t>
       </w:r>
     </w:p>
     <w:p>
       <w:pPr>
-        <w:spacing w:line="360" w:lineRule="auto"/>
-        <w:ind w:firstLine="709"/>
-        <w:rPr>
-          <w:lang w:val="ru-RU"/>
-        </w:rPr>
-      </w:pPr>
-      <w:r>
-        <w:rPr>
-          <w:lang w:val="ru-RU"/>
-        </w:rPr>
-        <w:t xml:space="preserve">Назначение: небольшое учебное приложение на </w:t>
-      </w:r>
-      <w:r>
+        <w:keepNext w:val="0"/>
+        <w:spacing w:line="360" w:lineRule="auto" w:before="0" w:after="0"/>
+        <w:ind w:firstLine="709" w:left="0" w:right="0"/>
+        <w:jc w:val="both"/>
+        <w:rPr>
+          <w:lang w:val="ru-RU"/>
+        </w:rPr>
+      </w:pPr>
+      <w:r>
+        <w:rPr>
+          <w:rFonts w:ascii="Times New Roman" w:hAnsi="Times New Roman" w:cs="Times New Roman" w:eastAsia="Times New Roman"/>
+          <w:sz w:val="28"/>
+          <w:lang w:val="ru-RU"/>
+        </w:rPr>
+        <w:t xml:space="preserve">Стек технологий: </w:t>
+      </w:r>
+      <w:r>
+        <w:rPr>
+          <w:rFonts w:ascii="Times New Roman" w:hAnsi="Times New Roman" w:cs="Times New Roman" w:eastAsia="Times New Roman"/>
+          <w:sz w:val="28"/>
+        </w:rPr>
         <w:t>Python</w:t>
       </w:r>
       <w:r>
         <w:rPr>
-          <w:lang w:val="ru-RU"/>
-        </w:rPr>
-        <w:t>, которое загружает набор цитат из файла и выбирает одну цитату случайным образом для вывода пользователю.</w:t>
+          <w:rFonts w:ascii="Times New Roman" w:hAnsi="Times New Roman" w:cs="Times New Roman" w:eastAsia="Times New Roman"/>
+          <w:sz w:val="28"/>
+          <w:lang w:val="ru-RU"/>
+        </w:rPr>
+        <w:t xml:space="preserve"> 3, </w:t>
+      </w:r>
+      <w:r>
+        <w:rPr>
+          <w:rFonts w:ascii="Times New Roman" w:hAnsi="Times New Roman" w:cs="Times New Roman" w:eastAsia="Times New Roman"/>
+          <w:sz w:val="28"/>
+        </w:rPr>
+        <w:t>JSON</w:t>
+      </w:r>
+      <w:r>
+        <w:rPr>
+          <w:rFonts w:ascii="Times New Roman" w:hAnsi="Times New Roman" w:cs="Times New Roman" w:eastAsia="Times New Roman"/>
+          <w:sz w:val="28"/>
+          <w:lang w:val="ru-RU"/>
+        </w:rPr>
+        <w:t xml:space="preserve">, </w:t>
+      </w:r>
+      <w:r>
+        <w:rPr>
+          <w:rFonts w:ascii="Times New Roman" w:hAnsi="Times New Roman" w:cs="Times New Roman" w:eastAsia="Times New Roman"/>
+          <w:sz w:val="28"/>
+        </w:rPr>
+        <w:t>Git</w:t>
+      </w:r>
+      <w:r>
+        <w:rPr>
+          <w:rFonts w:ascii="Times New Roman" w:hAnsi="Times New Roman" w:cs="Times New Roman" w:eastAsia="Times New Roman"/>
+          <w:sz w:val="28"/>
+          <w:lang w:val="ru-RU"/>
+        </w:rPr>
+        <w:t xml:space="preserve">, </w:t>
+      </w:r>
+      <w:r>
+        <w:rPr>
+          <w:rFonts w:ascii="Times New Roman" w:hAnsi="Times New Roman" w:cs="Times New Roman" w:eastAsia="Times New Roman"/>
+          <w:sz w:val="28"/>
+        </w:rPr>
+        <w:t>PyCharm</w:t>
+      </w:r>
+      <w:r>
+        <w:rPr>
+          <w:rFonts w:ascii="Times New Roman" w:hAnsi="Times New Roman" w:cs="Times New Roman" w:eastAsia="Times New Roman"/>
+          <w:sz w:val="28"/>
+          <w:lang w:val="ru-RU"/>
+        </w:rPr>
+        <w:t>.</w:t>
       </w:r>
     </w:p>
     <w:p>
       <w:pPr>
-        <w:spacing w:line="360" w:lineRule="auto"/>
-        <w:ind w:firstLine="709"/>
-        <w:rPr>
-          <w:lang w:val="ru-RU"/>
-        </w:rPr>
-      </w:pPr>
-      <w:r>
-        <w:rPr>
-          <w:lang w:val="ru-RU"/>
-        </w:rPr>
-        <w:t xml:space="preserve">Стек технологий: </w:t>
-      </w:r>
-      <w:r>
-        <w:t>Python</w:t>
-      </w:r>
-      <w:r>
-        <w:rPr>
-          <w:lang w:val="ru-RU"/>
-        </w:rPr>
-        <w:t xml:space="preserve"> 3, </w:t>
-      </w:r>
-      <w:r>
-        <w:t>JSON</w:t>
-      </w:r>
-      <w:r>
-        <w:rPr>
-          <w:lang w:val="ru-RU"/>
-        </w:rPr>
-        <w:t xml:space="preserve">, </w:t>
-      </w:r>
-      <w:r>
-        <w:t>Git</w:t>
-      </w:r>
-      <w:r>
-        <w:rPr>
-          <w:lang w:val="ru-RU"/>
-        </w:rPr>
-        <w:t xml:space="preserve">, </w:t>
-      </w:r>
-      <w:r>
-        <w:t>PyCharm</w:t>
-      </w:r>
-      <w:r>
-        <w:rPr>
-          <w:lang w:val="ru-RU"/>
-        </w:rPr>
-        <w:t>.</w:t>
+        <w:keepNext w:val="0"/>
+        <w:spacing w:line="360" w:lineRule="auto" w:before="0" w:after="0"/>
+        <w:ind w:firstLine="709" w:left="0" w:right="0"/>
+        <w:jc w:val="both"/>
+        <w:rPr>
+          <w:lang w:val="ru-RU"/>
+        </w:rPr>
+      </w:pPr>
+      <w:r>
+        <w:rPr>
+          <w:rFonts w:ascii="Times New Roman" w:hAnsi="Times New Roman" w:cs="Times New Roman" w:eastAsia="Times New Roman"/>
+          <w:sz w:val="28"/>
+          <w:lang w:val="ru-RU"/>
+        </w:rPr>
+        <w:lastRenderedPageBreak/>
+        <w:t>Целевая аудитория: пользователь, которому необходимо быстро получить случайную цитату из подготовленного набора.</w:t>
       </w:r>
     </w:p>
     <w:p>
       <w:pPr>
-        <w:spacing w:line="360" w:lineRule="auto"/>
-        <w:ind w:firstLine="709"/>
-        <w:rPr>
-          <w:lang w:val="ru-RU"/>
-        </w:rPr>
-      </w:pPr>
-      <w:r>
-        <w:rPr>
-          <w:lang w:val="ru-RU"/>
-        </w:rPr>
-        <w:lastRenderedPageBreak/>
-        <w:t>Целевая аудитория: пользователь, которому необходимо быстро получить случайную цитату из подготовленного набора.</w:t>
+        <w:keepNext w:val="0"/>
+        <w:spacing w:line="360" w:lineRule="auto" w:before="0" w:after="0"/>
+        <w:ind w:firstLine="709" w:left="0" w:right="0"/>
+        <w:jc w:val="both"/>
+        <w:rPr>
+          <w:lang w:val="ru-RU"/>
+        </w:rPr>
+      </w:pPr>
+      <w:r>
+        <w:rPr>
+          <w:rFonts w:ascii="Times New Roman" w:hAnsi="Times New Roman" w:cs="Times New Roman" w:eastAsia="Times New Roman"/>
+          <w:sz w:val="28"/>
+          <w:lang w:val="ru-RU"/>
+        </w:rPr>
+        <w:t xml:space="preserve">Главная ценность проекта: простая и понятная демонстрация модульной архитектуры, работы с файловыми данными и базового процесса разработки с использованием </w:t>
+      </w:r>
+      <w:r>
+        <w:rPr>
+          <w:rFonts w:ascii="Times New Roman" w:hAnsi="Times New Roman" w:cs="Times New Roman" w:eastAsia="Times New Roman"/>
+          <w:sz w:val="28"/>
+        </w:rPr>
+        <w:t>Git</w:t>
+      </w:r>
+      <w:r>
+        <w:rPr>
+          <w:rFonts w:ascii="Times New Roman" w:hAnsi="Times New Roman" w:cs="Times New Roman" w:eastAsia="Times New Roman"/>
+          <w:sz w:val="28"/>
+          <w:lang w:val="ru-RU"/>
+        </w:rPr>
+        <w:t>.</w:t>
       </w:r>
     </w:p>
     <w:p>
       <w:pPr>
-        <w:spacing w:line="360" w:lineRule="auto"/>
-        <w:ind w:firstLine="709"/>
-        <w:rPr>
-          <w:lang w:val="ru-RU"/>
-        </w:rPr>
-      </w:pPr>
-      <w:r>
-        <w:rPr>
-          <w:lang w:val="ru-RU"/>
-        </w:rPr>
-        <w:t xml:space="preserve">Главная ценность проекта: простая и понятная демонстрация модульной архитектуры, работы с файловыми данными и базового процесса разработки с использованием </w:t>
-      </w:r>
-      <w:r>
-        <w:t>Git</w:t>
-      </w:r>
-      <w:r>
-        <w:rPr>
-          <w:lang w:val="ru-RU"/>
-        </w:rPr>
-        <w:t>.</w:t>
+        <w:keepNext w:val="0"/>
+        <w:spacing w:line="360" w:lineRule="auto" w:before="0" w:after="0"/>
+        <w:ind w:firstLine="709" w:left="0" w:right="0"/>
+        <w:jc w:val="both"/>
+        <w:rPr>
+          <w:lang w:val="ru-RU"/>
+        </w:rPr>
+      </w:pPr>
+      <w:r>
+        <w:rPr>
+          <w:rFonts w:ascii="Times New Roman" w:hAnsi="Times New Roman" w:cs="Times New Roman" w:eastAsia="Times New Roman"/>
+          <w:sz w:val="28"/>
+        </w:rPr>
+        <w:t>MVP</w:t>
+      </w:r>
+      <w:r>
+        <w:rPr>
+          <w:rFonts w:ascii="Times New Roman" w:hAnsi="Times New Roman" w:cs="Times New Roman" w:eastAsia="Times New Roman"/>
+          <w:sz w:val="28"/>
+          <w:lang w:val="ru-RU"/>
+        </w:rPr>
+        <w:t xml:space="preserve"> (минимально жизнеспособный продукт) включает загрузку цитат, случайный выбор одной цитаты и её вывод пользователю.</w:t>
       </w:r>
     </w:p>
     <w:p>
       <w:pPr>
-        <w:spacing w:line="360" w:lineRule="auto"/>
-        <w:ind w:firstLine="709"/>
-        <w:rPr>
-          <w:lang w:val="ru-RU"/>
-        </w:rPr>
-      </w:pPr>
-      <w:r>
-        <w:t>MVP</w:t>
-      </w:r>
-      <w:r>
-        <w:rPr>
-          <w:lang w:val="ru-RU"/>
-        </w:rPr>
-        <w:t xml:space="preserve"> (минимально жизнеспособный продукт) включает загрузку цитат, случайный выбор одной цитаты и её вывод пользователю.</w:t>
+        <w:keepNext/>
+        <w:spacing w:before="240" w:after="120" w:line="360" w:lineRule="auto"/>
+        <w:ind w:firstLine="709" w:left="0" w:right="0"/>
+        <w:jc w:val="left"/>
+        <w:rPr>
+          <w:lang w:val="ru-RU"/>
+        </w:rPr>
+      </w:pPr>
+      <w:r>
+        <w:rPr>
+          <w:rFonts w:ascii="Times New Roman" w:hAnsi="Times New Roman" w:cs="Times New Roman" w:eastAsia="Times New Roman"/>
+          <w:b/>
+          <w:sz w:val="28"/>
+          <w:lang w:val="ru-RU"/>
+        </w:rPr>
+        <w:t>3. Проектирование матрицы артефактов</w:t>
       </w:r>
     </w:p>
     <w:p>
       <w:pPr>
-        <w:spacing w:before="120" w:after="160"/>
-        <w:rPr>
-          <w:lang w:val="ru-RU"/>
-        </w:rPr>
-      </w:pPr>
-      <w:r>
-        <w:rPr>
-          <w:b/>
-          <w:lang w:val="ru-RU"/>
-        </w:rPr>
-        <w:t>3. Проектирование матрицы артефактов</w:t>
+        <w:keepNext w:val="0"/>
+        <w:spacing w:line="360" w:lineRule="auto" w:before="0" w:after="0"/>
+        <w:ind w:firstLine="709" w:left="0" w:right="0"/>
+        <w:jc w:val="both"/>
+        <w:rPr>
+          <w:lang w:val="ru-RU"/>
+        </w:rPr>
+      </w:pPr>
+      <w:r>
+        <w:rPr>
+          <w:rFonts w:ascii="Times New Roman" w:hAnsi="Times New Roman" w:cs="Times New Roman" w:eastAsia="Times New Roman"/>
+          <w:sz w:val="28"/>
+          <w:lang w:val="ru-RU"/>
+        </w:rPr>
+        <w:t>Матрица артефактов проекта показывает, какие результаты должны быть подготовлены на каждом этапе работы над программным обеспечением.</w:t>
       </w:r>
     </w:p>
     <w:p>
       <w:pPr>
-        <w:spacing w:line="360" w:lineRule="auto"/>
-        <w:ind w:firstLine="709"/>
-        <w:rPr>
-          <w:lang w:val="ru-RU"/>
-        </w:rPr>
-      </w:pPr>
-      <w:r>
-        <w:rPr>
-          <w:lang w:val="ru-RU"/>
-        </w:rPr>
-        <w:t>Матрица артефактов проекта показывает, какие результаты должны быть подготовлены на каждом этапе работы над программным обеспечением.</w:t>
+        <w:keepNext/>
+        <w:spacing w:line="360" w:lineRule="auto" w:before="120" w:after="120"/>
+        <w:ind w:firstLine="0" w:left="0" w:right="0"/>
+        <w:jc w:val="left"/>
+      </w:pPr>
+      <w:r>
+        <w:rPr>
+          <w:rFonts w:ascii="Times New Roman" w:hAnsi="Times New Roman" w:cs="Times New Roman" w:eastAsia="Times New Roman"/>
+          <w:b w:val="0"/>
+          <w:sz w:val="28"/>
+        </w:rPr>
+        <w:t>Таблица 1 – Матрица артефактов проекта</w:t>
       </w:r>
     </w:p>
     <w:tbl>
       <w:tblPr>
         <w:tblStyle w:val="aff0"/>
-        <w:tblW w:w="0" w:type="auto"/>
+        <w:tblW w:w="9354" w:type="dxa"/>
         <w:jc w:val="center"/>
+        <w:tblLayout w:type="fixed"/>
         <w:tblLook w:val="04A0" w:firstRow="1" w:lastRow="0" w:firstColumn="1" w:lastColumn="0" w:noHBand="0" w:noVBand="1"/>
       </w:tblPr>
       <w:tblGrid>
-        <w:gridCol w:w="2422"/>
-        <w:gridCol w:w="2422"/>
-        <w:gridCol w:w="2422"/>
-        <w:gridCol w:w="2422"/>
+        <w:gridCol w:w="2338"/>
+        <w:gridCol w:w="2338"/>
+        <w:gridCol w:w="2338"/>
+        <w:gridCol w:w="2340"/>
       </w:tblGrid>
       <w:tr>
         <w:trPr>
+          <w:cantSplit/>
+          <w:tblHeader/>
           <w:jc w:val="center"/>
         </w:trPr>
         <w:tc>
           <w:tcPr>
-            <w:tcW w:w="2422" w:type="dxa"/>
+            <w:tcW w:w="2338" w:type="dxa"/>
+            <w:tcMar>
+              <w:top w:w="40" w:type="dxa"/>
+              <w:bottom w:w="40" w:type="dxa"/>
+              <w:left w:w="80" w:type="dxa"/>
+              <w:right w:w="80" w:type="dxa"/>
+            </w:tcMar>
             <w:vAlign w:val="center"/>
           </w:tcPr>
           <w:p>
+            <w:pPr>
+              <w:keepNext w:val="0"/>
+              <w:spacing w:line="240" w:lineRule="auto" w:before="40" w:after="40"/>
+              <w:ind w:firstLine="0" w:left="0" w:right="0"/>
+              <w:jc w:val="center"/>
+            </w:pPr>
             <w:proofErr w:type="spellStart"/>
             <w:r>
               <w:rPr>
+                <w:rFonts w:ascii="Times New Roman" w:hAnsi="Times New Roman" w:cs="Times New Roman" w:eastAsia="Times New Roman"/>
                 <w:b/>
-                <w:sz w:val="26"/>
+                <w:sz w:val="24"/>
               </w:rPr>
               <w:t>Этап</w:t>
             </w:r>
@@ -579,14 +710,27 @@
         </w:tc>
         <w:tc>
           <w:tcPr>
-            <w:tcW w:w="2422" w:type="dxa"/>
+            <w:tcW w:w="2338" w:type="dxa"/>
+            <w:tcMar>
+              <w:top w:w="40" w:type="dxa"/>
+              <w:bottom w:w="40" w:type="dxa"/>
+              <w:left w:w="80" w:type="dxa"/>
+              <w:right w:w="80" w:type="dxa"/>
+            </w:tcMar>
             <w:vAlign w:val="center"/>
           </w:tcPr>
           <w:p>
+            <w:pPr>
+              <w:keepNext w:val="0"/>
+              <w:spacing w:line="240" w:lineRule="auto" w:before="40" w:after="40"/>
+              <w:ind w:firstLine="0" w:left="0" w:right="0"/>
+              <w:jc w:val="center"/>
+            </w:pPr>
             <w:r>
               <w:rPr>
+                <w:rFonts w:ascii="Times New Roman" w:hAnsi="Times New Roman" w:cs="Times New Roman" w:eastAsia="Times New Roman"/>
                 <w:b/>
-                <w:sz w:val="26"/>
+                <w:sz w:val="24"/>
               </w:rPr>
               <w:t>Артефакт</w:t>
             </w:r>
@@ -594,14 +738,27 @@
         </w:tc>
         <w:tc>
           <w:tcPr>
-            <w:tcW w:w="2422" w:type="dxa"/>
+            <w:tcW w:w="2338" w:type="dxa"/>
+            <w:tcMar>
+              <w:top w:w="40" w:type="dxa"/>
+              <w:bottom w:w="40" w:type="dxa"/>
+              <w:left w:w="80" w:type="dxa"/>
+              <w:right w:w="80" w:type="dxa"/>
+            </w:tcMar>
             <w:vAlign w:val="center"/>
           </w:tcPr>
           <w:p>
+            <w:pPr>
+              <w:keepNext w:val="0"/>
+              <w:spacing w:line="240" w:lineRule="auto" w:before="40" w:after="40"/>
+              <w:ind w:firstLine="0" w:left="0" w:right="0"/>
+              <w:jc w:val="center"/>
+            </w:pPr>
             <w:r>
               <w:rPr>
+                <w:rFonts w:ascii="Times New Roman" w:hAnsi="Times New Roman" w:cs="Times New Roman" w:eastAsia="Times New Roman"/>
                 <w:b/>
-                <w:sz w:val="26"/>
+                <w:sz w:val="24"/>
               </w:rPr>
               <w:t>Назначение</w:t>
             </w:r>
@@ -609,14 +766,27 @@
         </w:tc>
         <w:tc>
           <w:tcPr>
-            <w:tcW w:w="2422" w:type="dxa"/>
+            <w:tcW w:w="2338" w:type="dxa"/>
+            <w:tcMar>
+              <w:top w:w="40" w:type="dxa"/>
+              <w:bottom w:w="40" w:type="dxa"/>
+              <w:left w:w="80" w:type="dxa"/>
+              <w:right w:w="80" w:type="dxa"/>
+            </w:tcMar>
             <w:vAlign w:val="center"/>
           </w:tcPr>
           <w:p>
+            <w:pPr>
+              <w:keepNext w:val="0"/>
+              <w:spacing w:line="240" w:lineRule="auto" w:before="40" w:after="40"/>
+              <w:ind w:firstLine="0" w:left="0" w:right="0"/>
+              <w:jc w:val="center"/>
+            </w:pPr>
             <w:r>
               <w:rPr>
+                <w:rFonts w:ascii="Times New Roman" w:hAnsi="Times New Roman" w:cs="Times New Roman" w:eastAsia="Times New Roman"/>
                 <w:b/>
-                <w:sz w:val="26"/>
+                <w:sz w:val="24"/>
               </w:rPr>
               <w:t>Связь с проектом</w:t>
             </w:r>
@@ -625,18 +795,29 @@
       </w:tr>
       <w:tr>
         <w:trPr>
+          <w:cantSplit/>
           <w:jc w:val="center"/>
         </w:trPr>
         <w:tc>
           <w:tcPr>
-            <w:tcW w:w="2422" w:type="dxa"/>
+            <w:tcW w:w="2338" w:type="dxa"/>
+            <w:tcMar>
+              <w:top w:w="40" w:type="dxa"/>
+              <w:bottom w:w="40" w:type="dxa"/>
+              <w:left w:w="80" w:type="dxa"/>
+              <w:right w:w="80" w:type="dxa"/>
+            </w:tcMar>
           </w:tcPr>
           <w:p>
             <w:pPr>
-              <w:spacing w:line="276" w:lineRule="auto"/>
+              <w:keepNext w:val="0"/>
+              <w:spacing w:line="240" w:lineRule="auto" w:before="40" w:after="40"/>
+              <w:ind w:firstLine="0" w:left="0" w:right="0"/>
+              <w:jc w:val="left"/>
             </w:pPr>
             <w:r>
               <w:rPr>
+                <w:rFonts w:ascii="Times New Roman" w:hAnsi="Times New Roman" w:cs="Times New Roman" w:eastAsia="Times New Roman"/>
                 <w:sz w:val="24"/>
               </w:rPr>
               <w:t>Анализ</w:t>
@@ -645,14 +826,24 @@
         </w:tc>
         <w:tc>
           <w:tcPr>
-            <w:tcW w:w="2422" w:type="dxa"/>
+            <w:tcW w:w="2338" w:type="dxa"/>
+            <w:tcMar>
+              <w:top w:w="40" w:type="dxa"/>
+              <w:bottom w:w="40" w:type="dxa"/>
+              <w:left w:w="80" w:type="dxa"/>
+              <w:right w:w="80" w:type="dxa"/>
+            </w:tcMar>
           </w:tcPr>
           <w:p>
             <w:pPr>
-              <w:spacing w:line="276" w:lineRule="auto"/>
+              <w:keepNext w:val="0"/>
+              <w:spacing w:line="240" w:lineRule="auto" w:before="40" w:after="40"/>
+              <w:ind w:firstLine="0" w:left="0" w:right="0"/>
+              <w:jc w:val="left"/>
             </w:pPr>
             <w:r>
               <w:rPr>
+                <w:rFonts w:ascii="Times New Roman" w:hAnsi="Times New Roman" w:cs="Times New Roman" w:eastAsia="Times New Roman"/>
                 <w:sz w:val="24"/>
               </w:rPr>
               <w:t>Функциональные требования</w:t>
@@ -661,17 +852,27 @@
         </w:tc>
         <w:tc>
           <w:tcPr>
-            <w:tcW w:w="2422" w:type="dxa"/>
+            <w:tcW w:w="2338" w:type="dxa"/>
+            <w:tcMar>
+              <w:top w:w="40" w:type="dxa"/>
+              <w:bottom w:w="40" w:type="dxa"/>
+              <w:left w:w="80" w:type="dxa"/>
+              <w:right w:w="80" w:type="dxa"/>
+            </w:tcMar>
           </w:tcPr>
           <w:p>
             <w:pPr>
-              <w:spacing w:line="276" w:lineRule="auto"/>
+              <w:keepNext w:val="0"/>
+              <w:spacing w:line="240" w:lineRule="auto" w:before="40" w:after="40"/>
+              <w:ind w:firstLine="0" w:left="0" w:right="0"/>
+              <w:jc w:val="left"/>
               <w:rPr>
                 <w:lang w:val="ru-RU"/>
               </w:rPr>
             </w:pPr>
             <w:r>
               <w:rPr>
+                <w:rFonts w:ascii="Times New Roman" w:hAnsi="Times New Roman" w:cs="Times New Roman" w:eastAsia="Times New Roman"/>
                 <w:sz w:val="24"/>
                 <w:lang w:val="ru-RU"/>
               </w:rPr>
@@ -681,17 +882,27 @@
         </w:tc>
         <w:tc>
           <w:tcPr>
-            <w:tcW w:w="2422" w:type="dxa"/>
+            <w:tcW w:w="2338" w:type="dxa"/>
+            <w:tcMar>
+              <w:top w:w="40" w:type="dxa"/>
+              <w:bottom w:w="40" w:type="dxa"/>
+              <w:left w:w="80" w:type="dxa"/>
+              <w:right w:w="80" w:type="dxa"/>
+            </w:tcMar>
           </w:tcPr>
           <w:p>
             <w:pPr>
-              <w:spacing w:line="276" w:lineRule="auto"/>
+              <w:keepNext w:val="0"/>
+              <w:spacing w:line="240" w:lineRule="auto" w:before="40" w:after="40"/>
+              <w:ind w:firstLine="0" w:left="0" w:right="0"/>
+              <w:jc w:val="left"/>
               <w:rPr>
                 <w:lang w:val="ru-RU"/>
               </w:rPr>
             </w:pPr>
             <w:r>
               <w:rPr>
+                <w:rFonts w:ascii="Times New Roman" w:hAnsi="Times New Roman" w:cs="Times New Roman" w:eastAsia="Times New Roman"/>
                 <w:sz w:val="24"/>
                 <w:lang w:val="ru-RU"/>
               </w:rPr>
@@ -702,19 +913,30 @@
       </w:tr>
       <w:tr>
         <w:trPr>
+          <w:cantSplit/>
           <w:jc w:val="center"/>
         </w:trPr>
         <w:tc>
           <w:tcPr>
-            <w:tcW w:w="2422" w:type="dxa"/>
+            <w:tcW w:w="2338" w:type="dxa"/>
+            <w:tcMar>
+              <w:top w:w="40" w:type="dxa"/>
+              <w:bottom w:w="40" w:type="dxa"/>
+              <w:left w:w="80" w:type="dxa"/>
+              <w:right w:w="80" w:type="dxa"/>
+            </w:tcMar>
           </w:tcPr>
           <w:p>
             <w:pPr>
-              <w:spacing w:line="276" w:lineRule="auto"/>
+              <w:keepNext w:val="0"/>
+              <w:spacing w:line="240" w:lineRule="auto" w:before="40" w:after="40"/>
+              <w:ind w:firstLine="0" w:left="0" w:right="0"/>
+              <w:jc w:val="left"/>
             </w:pPr>
             <w:proofErr w:type="spellStart"/>
             <w:r>
               <w:rPr>
+                <w:rFonts w:ascii="Times New Roman" w:hAnsi="Times New Roman" w:cs="Times New Roman" w:eastAsia="Times New Roman"/>
                 <w:sz w:val="24"/>
               </w:rPr>
               <w:t>Анализ</w:t>
@@ -724,14 +946,24 @@
         </w:tc>
         <w:tc>
           <w:tcPr>
-            <w:tcW w:w="2422" w:type="dxa"/>
+            <w:tcW w:w="2338" w:type="dxa"/>
+            <w:tcMar>
+              <w:top w:w="40" w:type="dxa"/>
+              <w:bottom w:w="40" w:type="dxa"/>
+              <w:left w:w="80" w:type="dxa"/>
+              <w:right w:w="80" w:type="dxa"/>
+            </w:tcMar>
           </w:tcPr>
           <w:p>
             <w:pPr>
-              <w:spacing w:line="276" w:lineRule="auto"/>
+              <w:keepNext w:val="0"/>
+              <w:spacing w:line="240" w:lineRule="auto" w:before="40" w:after="40"/>
+              <w:ind w:firstLine="0" w:left="0" w:right="0"/>
+              <w:jc w:val="left"/>
             </w:pPr>
             <w:r>
               <w:rPr>
+                <w:rFonts w:ascii="Times New Roman" w:hAnsi="Times New Roman" w:cs="Times New Roman" w:eastAsia="Times New Roman"/>
                 <w:sz w:val="24"/>
               </w:rPr>
               <w:t>Спецификация требований</w:t>
@@ -740,17 +972,27 @@
         </w:tc>
         <w:tc>
           <w:tcPr>
-            <w:tcW w:w="2422" w:type="dxa"/>
+            <w:tcW w:w="2338" w:type="dxa"/>
+            <w:tcMar>
+              <w:top w:w="40" w:type="dxa"/>
+              <w:bottom w:w="40" w:type="dxa"/>
+              <w:left w:w="80" w:type="dxa"/>
+              <w:right w:w="80" w:type="dxa"/>
+            </w:tcMar>
           </w:tcPr>
           <w:p>
             <w:pPr>
-              <w:spacing w:line="276" w:lineRule="auto"/>
+              <w:keepNext w:val="0"/>
+              <w:spacing w:line="240" w:lineRule="auto" w:before="40" w:after="40"/>
+              <w:ind w:firstLine="0" w:left="0" w:right="0"/>
+              <w:jc w:val="left"/>
               <w:rPr>
                 <w:lang w:val="ru-RU"/>
               </w:rPr>
             </w:pPr>
             <w:r>
               <w:rPr>
+                <w:rFonts w:ascii="Times New Roman" w:hAnsi="Times New Roman" w:cs="Times New Roman" w:eastAsia="Times New Roman"/>
                 <w:sz w:val="24"/>
                 <w:lang w:val="ru-RU"/>
               </w:rPr>
@@ -760,17 +1002,27 @@
         </w:tc>
         <w:tc>
           <w:tcPr>
-            <w:tcW w:w="2422" w:type="dxa"/>
+            <w:tcW w:w="2338" w:type="dxa"/>
+            <w:tcMar>
+              <w:top w:w="40" w:type="dxa"/>
+              <w:bottom w:w="40" w:type="dxa"/>
+              <w:left w:w="80" w:type="dxa"/>
+              <w:right w:w="80" w:type="dxa"/>
+            </w:tcMar>
           </w:tcPr>
           <w:p>
             <w:pPr>
-              <w:spacing w:line="276" w:lineRule="auto"/>
+              <w:keepNext w:val="0"/>
+              <w:spacing w:line="240" w:lineRule="auto" w:before="40" w:after="40"/>
+              <w:ind w:firstLine="0" w:left="0" w:right="0"/>
+              <w:jc w:val="left"/>
               <w:rPr>
                 <w:lang w:val="ru-RU"/>
               </w:rPr>
             </w:pPr>
             <w:r>
               <w:rPr>
+                <w:rFonts w:ascii="Times New Roman" w:hAnsi="Times New Roman" w:cs="Times New Roman" w:eastAsia="Times New Roman"/>
                 <w:sz w:val="24"/>
                 <w:lang w:val="ru-RU"/>
               </w:rPr>
@@ -778,12 +1030,14 @@
             </w:r>
             <w:r>
               <w:rPr>
+                <w:rFonts w:ascii="Times New Roman" w:hAnsi="Times New Roman" w:cs="Times New Roman" w:eastAsia="Times New Roman"/>
                 <w:sz w:val="24"/>
               </w:rPr>
               <w:t>JSON</w:t>
             </w:r>
             <w:r>
               <w:rPr>
+                <w:rFonts w:ascii="Times New Roman" w:hAnsi="Times New Roman" w:cs="Times New Roman" w:eastAsia="Times New Roman"/>
                 <w:sz w:val="24"/>
                 <w:lang w:val="ru-RU"/>
               </w:rPr>
@@ -794,19 +1048,161 @@
       </w:tr>
       <w:tr>
         <w:trPr>
+          <w:cantSplit/>
+          <w:jc w:val="center"/>
+        </w:trPr>
+        <w:tc>
+          <w:tcPr>
+            <w:tcW w:w="2340" w:type="dxa"/>
+            <w:tcMar>
+              <w:top w:w="40" w:type="dxa"/>
+              <w:bottom w:w="40" w:type="dxa"/>
+              <w:left w:w="80" w:type="dxa"/>
+              <w:right w:w="80" w:type="dxa"/>
+            </w:tcMar>
+          </w:tcPr>
+          <w:p>
+            <w:pPr>
+              <w:keepNext w:val="0"/>
+              <w:spacing w:line="240" w:lineRule="auto" w:before="40" w:after="40"/>
+              <w:ind w:firstLine="0" w:left="0" w:right="0"/>
+              <w:jc w:val="left"/>
+            </w:pPr>
+            <w:proofErr w:type="spellStart"/>
+            <w:r>
+              <w:rPr>
+                <w:rFonts w:ascii="Times New Roman" w:hAnsi="Times New Roman" w:cs="Times New Roman" w:eastAsia="Times New Roman"/>
+                <w:sz w:val="24"/>
+              </w:rPr>
+              <w:t>Разработка</w:t>
+            </w:r>
+            <w:proofErr w:type="spellEnd"/>
+          </w:p>
+        </w:tc>
+        <w:tc>
+          <w:tcPr>
+            <w:tcW w:w="2340" w:type="dxa"/>
+            <w:tcMar>
+              <w:top w:w="40" w:type="dxa"/>
+              <w:bottom w:w="40" w:type="dxa"/>
+              <w:left w:w="80" w:type="dxa"/>
+              <w:right w:w="80" w:type="dxa"/>
+            </w:tcMar>
+          </w:tcPr>
+          <w:p>
+            <w:pPr>
+              <w:keepNext w:val="0"/>
+              <w:spacing w:line="240" w:lineRule="auto" w:before="40" w:after="40"/>
+              <w:ind w:firstLine="0" w:left="0" w:right="0"/>
+              <w:jc w:val="left"/>
+            </w:pPr>
+            <w:r>
+              <w:rPr>
+                <w:rFonts w:ascii="Times New Roman" w:hAnsi="Times New Roman" w:cs="Times New Roman" w:eastAsia="Times New Roman"/>
+                <w:sz w:val="24"/>
+              </w:rPr>
+              <w:t>Модульная диаграмма</w:t>
+            </w:r>
+          </w:p>
+        </w:tc>
+        <w:tc>
+          <w:tcPr>
+            <w:tcW w:w="2340" w:type="dxa"/>
+            <w:tcMar>
+              <w:top w:w="40" w:type="dxa"/>
+              <w:bottom w:w="40" w:type="dxa"/>
+              <w:left w:w="80" w:type="dxa"/>
+              <w:right w:w="80" w:type="dxa"/>
+            </w:tcMar>
+          </w:tcPr>
+          <w:p>
+            <w:pPr>
+              <w:keepNext w:val="0"/>
+              <w:spacing w:line="240" w:lineRule="auto" w:before="40" w:after="40"/>
+              <w:ind w:firstLine="0" w:left="0" w:right="0"/>
+              <w:jc w:val="left"/>
+            </w:pPr>
+            <w:r>
+              <w:rPr>
+                <w:rFonts w:ascii="Times New Roman" w:hAnsi="Times New Roman" w:cs="Times New Roman" w:eastAsia="Times New Roman"/>
+                <w:sz w:val="24"/>
+              </w:rPr>
+              <w:t>Фиксация архитектуры проекта</w:t>
+            </w:r>
+          </w:p>
+        </w:tc>
+        <w:tc>
+          <w:tcPr>
+            <w:tcW w:w="2340" w:type="dxa"/>
+            <w:tcMar>
+              <w:top w:w="40" w:type="dxa"/>
+              <w:bottom w:w="40" w:type="dxa"/>
+              <w:left w:w="80" w:type="dxa"/>
+              <w:right w:w="80" w:type="dxa"/>
+            </w:tcMar>
+          </w:tcPr>
+          <w:p>
+            <w:pPr>
+              <w:keepNext w:val="0"/>
+              <w:spacing w:line="240" w:lineRule="auto" w:before="40" w:after="40"/>
+              <w:ind w:firstLine="0" w:left="0" w:right="0"/>
+              <w:jc w:val="left"/>
+              <w:rPr>
+                <w:lang w:val="ru-RU"/>
+              </w:rPr>
+            </w:pPr>
+            <w:r>
+              <w:rPr>
+                <w:rFonts w:ascii="Times New Roman" w:hAnsi="Times New Roman" w:cs="Times New Roman" w:eastAsia="Times New Roman"/>
+                <w:sz w:val="24"/>
+                <w:lang w:val="ru-RU"/>
+              </w:rPr>
+              <w:t xml:space="preserve">Связи </w:t>
+            </w:r>
+            <w:r>
+              <w:rPr>
+                <w:rFonts w:ascii="Times New Roman" w:hAnsi="Times New Roman" w:cs="Times New Roman" w:eastAsia="Times New Roman"/>
+                <w:sz w:val="24"/>
+              </w:rPr>
+              <w:t>UI</w:t>
+            </w:r>
+            <w:r>
+              <w:rPr>
+                <w:rFonts w:ascii="Times New Roman" w:hAnsi="Times New Roman" w:cs="Times New Roman" w:eastAsia="Times New Roman"/>
+                <w:sz w:val="24"/>
+                <w:lang w:val="ru-RU"/>
+              </w:rPr>
+              <w:t>, генератора, хранения и конфигурации</w:t>
+            </w:r>
+          </w:p>
+        </w:tc>
+      </w:tr>
+      <w:tr>
+        <w:trPr>
+          <w:cantSplit/>
           <w:jc w:val="center"/>
         </w:trPr>
         <w:tc>
           <w:tcPr>
             <w:tcW w:w="2422" w:type="dxa"/>
+            <w:tcMar>
+              <w:top w:w="40" w:type="dxa"/>
+              <w:bottom w:w="40" w:type="dxa"/>
+              <w:left w:w="80" w:type="dxa"/>
+              <w:right w:w="80" w:type="dxa"/>
+            </w:tcMar>
           </w:tcPr>
           <w:p>
             <w:pPr>
-              <w:spacing w:line="276" w:lineRule="auto"/>
+              <w:keepNext w:val="0"/>
+              <w:spacing w:line="240" w:lineRule="auto" w:before="40" w:after="40"/>
+              <w:ind w:firstLine="0" w:left="0" w:right="0"/>
+              <w:jc w:val="left"/>
             </w:pPr>
             <w:proofErr w:type="spellStart"/>
             <w:r>
               <w:rPr>
+                <w:rFonts w:ascii="Times New Roman" w:hAnsi="Times New Roman" w:cs="Times New Roman" w:eastAsia="Times New Roman"/>
                 <w:sz w:val="24"/>
               </w:rPr>
               <w:t>Разработка</w:t>
@@ -817,101 +1213,23 @@
         <w:tc>
           <w:tcPr>
             <w:tcW w:w="2422" w:type="dxa"/>
+            <w:tcMar>
+              <w:top w:w="40" w:type="dxa"/>
+              <w:bottom w:w="40" w:type="dxa"/>
+              <w:left w:w="80" w:type="dxa"/>
+              <w:right w:w="80" w:type="dxa"/>
+            </w:tcMar>
           </w:tcPr>
           <w:p>
             <w:pPr>
-              <w:spacing w:line="276" w:lineRule="auto"/>
+              <w:keepNext w:val="0"/>
+              <w:spacing w:line="240" w:lineRule="auto" w:before="40" w:after="40"/>
+              <w:ind w:firstLine="0" w:left="0" w:right="0"/>
+              <w:jc w:val="left"/>
             </w:pPr>
             <w:r>
               <w:rPr>
-                <w:sz w:val="24"/>
-              </w:rPr>
-              <w:t>Модульная диаграмма</w:t>
-            </w:r>
-          </w:p>
-        </w:tc>
-        <w:tc>
-          <w:tcPr>
-            <w:tcW w:w="2422" w:type="dxa"/>
-          </w:tcPr>
-          <w:p>
-            <w:pPr>
-              <w:spacing w:line="276" w:lineRule="auto"/>
-            </w:pPr>
-            <w:r>
-              <w:rPr>
-                <w:sz w:val="24"/>
-              </w:rPr>
-              <w:t>Фиксация архитектуры проекта</w:t>
-            </w:r>
-          </w:p>
-        </w:tc>
-        <w:tc>
-          <w:tcPr>
-            <w:tcW w:w="2422" w:type="dxa"/>
-          </w:tcPr>
-          <w:p>
-            <w:pPr>
-              <w:spacing w:line="276" w:lineRule="auto"/>
-              <w:rPr>
-                <w:lang w:val="ru-RU"/>
-              </w:rPr>
-            </w:pPr>
-            <w:r>
-              <w:rPr>
-                <w:sz w:val="24"/>
-                <w:lang w:val="ru-RU"/>
-              </w:rPr>
-              <w:t xml:space="preserve">Связи </w:t>
-            </w:r>
-            <w:r>
-              <w:rPr>
-                <w:sz w:val="24"/>
-              </w:rPr>
-              <w:t>UI</w:t>
-            </w:r>
-            <w:r>
-              <w:rPr>
-                <w:sz w:val="24"/>
-                <w:lang w:val="ru-RU"/>
-              </w:rPr>
-              <w:t>, генератора, хранения и конфигурации</w:t>
-            </w:r>
-          </w:p>
-        </w:tc>
-      </w:tr>
-      <w:tr>
-        <w:trPr>
-          <w:jc w:val="center"/>
-        </w:trPr>
-        <w:tc>
-          <w:tcPr>
-            <w:tcW w:w="2422" w:type="dxa"/>
-          </w:tcPr>
-          <w:p>
-            <w:pPr>
-              <w:spacing w:line="276" w:lineRule="auto"/>
-            </w:pPr>
-            <w:proofErr w:type="spellStart"/>
-            <w:r>
-              <w:rPr>
-                <w:sz w:val="24"/>
-              </w:rPr>
-              <w:t>Разработка</w:t>
-            </w:r>
-            <w:proofErr w:type="spellEnd"/>
-          </w:p>
-        </w:tc>
-        <w:tc>
-          <w:tcPr>
-            <w:tcW w:w="2422" w:type="dxa"/>
-          </w:tcPr>
-          <w:p>
-            <w:pPr>
-              <w:spacing w:line="276" w:lineRule="auto"/>
-            </w:pPr>
-            <w:r>
-              <w:rPr>
+                <w:rFonts w:ascii="Times New Roman" w:hAnsi="Times New Roman" w:cs="Times New Roman" w:eastAsia="Times New Roman"/>
                 <w:sz w:val="24"/>
               </w:rPr>
               <w:t>README.md</w:t>
@@ -921,16 +1239,26 @@
         <w:tc>
           <w:tcPr>
             <w:tcW w:w="2422" w:type="dxa"/>
+            <w:tcMar>
+              <w:top w:w="40" w:type="dxa"/>
+              <w:bottom w:w="40" w:type="dxa"/>
+              <w:left w:w="80" w:type="dxa"/>
+              <w:right w:w="80" w:type="dxa"/>
+            </w:tcMar>
           </w:tcPr>
           <w:p>
             <w:pPr>
-              <w:spacing w:line="276" w:lineRule="auto"/>
+              <w:keepNext w:val="0"/>
+              <w:spacing w:line="240" w:lineRule="auto" w:before="40" w:after="40"/>
+              <w:ind w:firstLine="0" w:left="0" w:right="0"/>
+              <w:jc w:val="left"/>
               <w:rPr>
                 <w:lang w:val="ru-RU"/>
               </w:rPr>
             </w:pPr>
             <w:r>
               <w:rPr>
+                <w:rFonts w:ascii="Times New Roman" w:hAnsi="Times New Roman" w:cs="Times New Roman" w:eastAsia="Times New Roman"/>
                 <w:sz w:val="24"/>
                 <w:lang w:val="ru-RU"/>
               </w:rPr>
@@ -941,14 +1269,24 @@
         <w:tc>
           <w:tcPr>
             <w:tcW w:w="2422" w:type="dxa"/>
+            <w:tcMar>
+              <w:top w:w="40" w:type="dxa"/>
+              <w:bottom w:w="40" w:type="dxa"/>
+              <w:left w:w="80" w:type="dxa"/>
+              <w:right w:w="80" w:type="dxa"/>
+            </w:tcMar>
           </w:tcPr>
           <w:p>
             <w:pPr>
-              <w:spacing w:line="276" w:lineRule="auto"/>
+              <w:keepNext w:val="0"/>
+              <w:spacing w:line="240" w:lineRule="auto" w:before="40" w:after="40"/>
+              <w:ind w:firstLine="0" w:left="0" w:right="0"/>
+              <w:jc w:val="left"/>
             </w:pPr>
             <w:proofErr w:type="spellStart"/>
             <w:r>
               <w:rPr>
+                <w:rFonts w:ascii="Times New Roman" w:hAnsi="Times New Roman" w:cs="Times New Roman" w:eastAsia="Times New Roman"/>
                 <w:sz w:val="24"/>
               </w:rPr>
               <w:t>Документация</w:t>
@@ -956,6 +1294,7 @@
             <w:proofErr w:type="spellEnd"/>
             <w:r>
               <w:rPr>
+                <w:rFonts w:ascii="Times New Roman" w:hAnsi="Times New Roman" w:cs="Times New Roman" w:eastAsia="Times New Roman"/>
                 <w:sz w:val="24"/>
               </w:rPr>
               <w:t xml:space="preserve"> </w:t>
@@ -963,6 +1302,7 @@
             <w:proofErr w:type="spellStart"/>
             <w:r>
               <w:rPr>
+                <w:rFonts w:ascii="Times New Roman" w:hAnsi="Times New Roman" w:cs="Times New Roman" w:eastAsia="Times New Roman"/>
                 <w:sz w:val="24"/>
               </w:rPr>
               <w:t>проекта</w:t>
@@ -973,18 +1313,29 @@
       </w:tr>
       <w:tr>
         <w:trPr>
+          <w:cantSplit/>
           <w:jc w:val="center"/>
         </w:trPr>
         <w:tc>
           <w:tcPr>
             <w:tcW w:w="2422" w:type="dxa"/>
+            <w:tcMar>
+              <w:top w:w="40" w:type="dxa"/>
+              <w:bottom w:w="40" w:type="dxa"/>
+              <w:left w:w="80" w:type="dxa"/>
+              <w:right w:w="80" w:type="dxa"/>
+            </w:tcMar>
           </w:tcPr>
           <w:p>
             <w:pPr>
-              <w:spacing w:line="276" w:lineRule="auto"/>
+              <w:keepNext w:val="0"/>
+              <w:spacing w:line="240" w:lineRule="auto" w:before="40" w:after="40"/>
+              <w:ind w:firstLine="0" w:left="0" w:right="0"/>
+              <w:jc w:val="left"/>
             </w:pPr>
             <w:r>
               <w:rPr>
+                <w:rFonts w:ascii="Times New Roman" w:hAnsi="Times New Roman" w:cs="Times New Roman" w:eastAsia="Times New Roman"/>
                 <w:sz w:val="24"/>
               </w:rPr>
               <w:t>Разработка</w:t>
@@ -994,13 +1345,23 @@
         <w:tc>
           <w:tcPr>
             <w:tcW w:w="2422" w:type="dxa"/>
+            <w:tcMar>
+              <w:top w:w="40" w:type="dxa"/>
+              <w:bottom w:w="40" w:type="dxa"/>
+              <w:left w:w="80" w:type="dxa"/>
+              <w:right w:w="80" w:type="dxa"/>
+            </w:tcMar>
           </w:tcPr>
           <w:p>
             <w:pPr>
-              <w:spacing w:line="276" w:lineRule="auto"/>
+              <w:keepNext w:val="0"/>
+              <w:spacing w:line="240" w:lineRule="auto" w:before="40" w:after="40"/>
+              <w:ind w:firstLine="0" w:left="0" w:right="0"/>
+              <w:jc w:val="left"/>
             </w:pPr>
             <w:r>
               <w:rPr>
+                <w:rFonts w:ascii="Times New Roman" w:hAnsi="Times New Roman" w:cs="Times New Roman" w:eastAsia="Times New Roman"/>
                 <w:sz w:val="24"/>
               </w:rPr>
               <w:t>Исходный код Python</w:t>
@@ -1010,13 +1371,23 @@
         <w:tc>
           <w:tcPr>
             <w:tcW w:w="2422" w:type="dxa"/>
+            <w:tcMar>
+              <w:top w:w="40" w:type="dxa"/>
+              <w:bottom w:w="40" w:type="dxa"/>
+              <w:left w:w="80" w:type="dxa"/>
+              <w:right w:w="80" w:type="dxa"/>
+            </w:tcMar>
           </w:tcPr>
           <w:p>
             <w:pPr>
-              <w:spacing w:line="276" w:lineRule="auto"/>
+              <w:keepNext w:val="0"/>
+              <w:spacing w:line="240" w:lineRule="auto" w:before="40" w:after="40"/>
+              <w:ind w:firstLine="0" w:left="0" w:right="0"/>
+              <w:jc w:val="left"/>
             </w:pPr>
             <w:r>
               <w:rPr>
+                <w:rFonts w:ascii="Times New Roman" w:hAnsi="Times New Roman" w:cs="Times New Roman" w:eastAsia="Times New Roman"/>
                 <w:sz w:val="24"/>
               </w:rPr>
               <w:t>Реализация функциональности</w:t>
@@ -1026,13 +1397,23 @@
         <w:tc>
           <w:tcPr>
             <w:tcW w:w="2422" w:type="dxa"/>
+            <w:tcMar>
+              <w:top w:w="40" w:type="dxa"/>
+              <w:bottom w:w="40" w:type="dxa"/>
+              <w:left w:w="80" w:type="dxa"/>
+              <w:right w:w="80" w:type="dxa"/>
+            </w:tcMar>
           </w:tcPr>
           <w:p>
             <w:pPr>
-              <w:spacing w:line="276" w:lineRule="auto"/>
+              <w:keepNext w:val="0"/>
+              <w:spacing w:line="240" w:lineRule="auto" w:before="40" w:after="40"/>
+              <w:ind w:firstLine="0" w:left="0" w:right="0"/>
+              <w:jc w:val="left"/>
             </w:pPr>
             <w:r>
               <w:rPr>
+                <w:rFonts w:ascii="Times New Roman" w:hAnsi="Times New Roman" w:cs="Times New Roman" w:eastAsia="Times New Roman"/>
                 <w:sz w:val="24"/>
               </w:rPr>
               <w:t>Файлы src/main.py и modules/</w:t>
@@ -1042,18 +1423,29 @@
       </w:tr>
       <w:tr>
         <w:trPr>
+          <w:cantSplit/>
           <w:jc w:val="center"/>
         </w:trPr>
         <w:tc>
           <w:tcPr>
             <w:tcW w:w="2422" w:type="dxa"/>
+            <w:tcMar>
+              <w:top w:w="40" w:type="dxa"/>
+              <w:bottom w:w="40" w:type="dxa"/>
+              <w:left w:w="80" w:type="dxa"/>
+              <w:right w:w="80" w:type="dxa"/>
+            </w:tcMar>
           </w:tcPr>
           <w:p>
             <w:pPr>
-              <w:spacing w:line="276" w:lineRule="auto"/>
+              <w:keepNext w:val="0"/>
+              <w:spacing w:line="240" w:lineRule="auto" w:before="40" w:after="40"/>
+              <w:ind w:firstLine="0" w:left="0" w:right="0"/>
+              <w:jc w:val="left"/>
             </w:pPr>
             <w:r>
               <w:rPr>
+                <w:rFonts w:ascii="Times New Roman" w:hAnsi="Times New Roman" w:cs="Times New Roman" w:eastAsia="Times New Roman"/>
                 <w:sz w:val="24"/>
               </w:rPr>
               <w:t>Качество</w:t>
@@ -1063,13 +1455,23 @@
         <w:tc>
           <w:tcPr>
             <w:tcW w:w="2422" w:type="dxa"/>
+            <w:tcMar>
+              <w:top w:w="40" w:type="dxa"/>
+              <w:bottom w:w="40" w:type="dxa"/>
+              <w:left w:w="80" w:type="dxa"/>
+              <w:right w:w="80" w:type="dxa"/>
+            </w:tcMar>
           </w:tcPr>
           <w:p>
             <w:pPr>
-              <w:spacing w:line="276" w:lineRule="auto"/>
+              <w:keepNext w:val="0"/>
+              <w:spacing w:line="240" w:lineRule="auto" w:before="40" w:after="40"/>
+              <w:ind w:firstLine="0" w:left="0" w:right="0"/>
+              <w:jc w:val="left"/>
             </w:pPr>
             <w:r>
               <w:rPr>
+                <w:rFonts w:ascii="Times New Roman" w:hAnsi="Times New Roman" w:cs="Times New Roman" w:eastAsia="Times New Roman"/>
                 <w:sz w:val="24"/>
               </w:rPr>
               <w:t>Набор проверок работоспособности</w:t>
@@ -1079,16 +1481,26 @@
         <w:tc>
           <w:tcPr>
             <w:tcW w:w="2422" w:type="dxa"/>
+            <w:tcMar>
+              <w:top w:w="40" w:type="dxa"/>
+              <w:bottom w:w="40" w:type="dxa"/>
+              <w:left w:w="80" w:type="dxa"/>
+              <w:right w:w="80" w:type="dxa"/>
+            </w:tcMar>
           </w:tcPr>
           <w:p>
             <w:pPr>
-              <w:spacing w:line="276" w:lineRule="auto"/>
+              <w:keepNext w:val="0"/>
+              <w:spacing w:line="240" w:lineRule="auto" w:before="40" w:after="40"/>
+              <w:ind w:firstLine="0" w:left="0" w:right="0"/>
+              <w:jc w:val="left"/>
               <w:rPr>
                 <w:lang w:val="ru-RU"/>
               </w:rPr>
             </w:pPr>
             <w:r>
               <w:rPr>
+                <w:rFonts w:ascii="Times New Roman" w:hAnsi="Times New Roman" w:cs="Times New Roman" w:eastAsia="Times New Roman"/>
                 <w:sz w:val="24"/>
                 <w:lang w:val="ru-RU"/>
               </w:rPr>
@@ -1099,14 +1511,24 @@
         <w:tc>
           <w:tcPr>
             <w:tcW w:w="2422" w:type="dxa"/>
+            <w:tcMar>
+              <w:top w:w="40" w:type="dxa"/>
+              <w:bottom w:w="40" w:type="dxa"/>
+              <w:left w:w="80" w:type="dxa"/>
+              <w:right w:w="80" w:type="dxa"/>
+            </w:tcMar>
           </w:tcPr>
           <w:p>
             <w:pPr>
-              <w:spacing w:line="276" w:lineRule="auto"/>
+              <w:keepNext w:val="0"/>
+              <w:spacing w:line="240" w:lineRule="auto" w:before="40" w:after="40"/>
+              <w:ind w:firstLine="0" w:left="0" w:right="0"/>
+              <w:jc w:val="left"/>
             </w:pPr>
             <w:proofErr w:type="spellStart"/>
             <w:r>
               <w:rPr>
+                <w:rFonts w:ascii="Times New Roman" w:hAnsi="Times New Roman" w:cs="Times New Roman" w:eastAsia="Times New Roman"/>
                 <w:sz w:val="24"/>
               </w:rPr>
               <w:t>Проверка</w:t>
@@ -1114,6 +1536,7 @@
             <w:proofErr w:type="spellEnd"/>
             <w:r>
               <w:rPr>
+                <w:rFonts w:ascii="Times New Roman" w:hAnsi="Times New Roman" w:cs="Times New Roman" w:eastAsia="Times New Roman"/>
                 <w:sz w:val="24"/>
               </w:rPr>
               <w:t xml:space="preserve"> MVP</w:t>
@@ -1123,18 +1546,29 @@
       </w:tr>
       <w:tr>
         <w:trPr>
+          <w:cantSplit/>
           <w:jc w:val="center"/>
         </w:trPr>
         <w:tc>
           <w:tcPr>
             <w:tcW w:w="2422" w:type="dxa"/>
+            <w:tcMar>
+              <w:top w:w="40" w:type="dxa"/>
+              <w:bottom w:w="40" w:type="dxa"/>
+              <w:left w:w="80" w:type="dxa"/>
+              <w:right w:w="80" w:type="dxa"/>
+            </w:tcMar>
           </w:tcPr>
           <w:p>
             <w:pPr>
-              <w:spacing w:line="276" w:lineRule="auto"/>
+              <w:keepNext w:val="0"/>
+              <w:spacing w:line="240" w:lineRule="auto" w:before="40" w:after="40"/>
+              <w:ind w:firstLine="0" w:left="0" w:right="0"/>
+              <w:jc w:val="left"/>
             </w:pPr>
             <w:r>
               <w:rPr>
+                <w:rFonts w:ascii="Times New Roman" w:hAnsi="Times New Roman" w:cs="Times New Roman" w:eastAsia="Times New Roman"/>
                 <w:sz w:val="24"/>
               </w:rPr>
               <w:t>Качество</w:t>
@@ -1144,13 +1578,23 @@
         <w:tc>
           <w:tcPr>
             <w:tcW w:w="2422" w:type="dxa"/>
+            <w:tcMar>
+              <w:top w:w="40" w:type="dxa"/>
+              <w:bottom w:w="40" w:type="dxa"/>
+              <w:left w:w="80" w:type="dxa"/>
+              <w:right w:w="80" w:type="dxa"/>
+            </w:tcMar>
           </w:tcPr>
           <w:p>
             <w:pPr>
-              <w:spacing w:line="276" w:lineRule="auto"/>
+              <w:keepNext w:val="0"/>
+              <w:spacing w:line="240" w:lineRule="auto" w:before="40" w:after="40"/>
+              <w:ind w:firstLine="0" w:left="0" w:right="0"/>
+              <w:jc w:val="left"/>
             </w:pPr>
             <w:r>
               <w:rPr>
+                <w:rFonts w:ascii="Times New Roman" w:hAnsi="Times New Roman" w:cs="Times New Roman" w:eastAsia="Times New Roman"/>
                 <w:sz w:val="24"/>
               </w:rPr>
               <w:t>Отчёт о тестировании</w:t>
@@ -1160,13 +1604,23 @@
         <w:tc>
           <w:tcPr>
             <w:tcW w:w="2422" w:type="dxa"/>
+            <w:tcMar>
+              <w:top w:w="40" w:type="dxa"/>
+              <w:bottom w:w="40" w:type="dxa"/>
+              <w:left w:w="80" w:type="dxa"/>
+              <w:right w:w="80" w:type="dxa"/>
+            </w:tcMar>
           </w:tcPr>
           <w:p>
             <w:pPr>
-              <w:spacing w:line="276" w:lineRule="auto"/>
+              <w:keepNext w:val="0"/>
+              <w:spacing w:line="240" w:lineRule="auto" w:before="40" w:after="40"/>
+              <w:ind w:firstLine="0" w:left="0" w:right="0"/>
+              <w:jc w:val="left"/>
             </w:pPr>
             <w:r>
               <w:rPr>
+                <w:rFonts w:ascii="Times New Roman" w:hAnsi="Times New Roman" w:cs="Times New Roman" w:eastAsia="Times New Roman"/>
                 <w:sz w:val="24"/>
               </w:rPr>
               <w:t>Фиксация результатов проверки</w:t>
@@ -1176,16 +1630,26 @@
         <w:tc>
           <w:tcPr>
             <w:tcW w:w="2422" w:type="dxa"/>
+            <w:tcMar>
+              <w:top w:w="40" w:type="dxa"/>
+              <w:bottom w:w="40" w:type="dxa"/>
+              <w:left w:w="80" w:type="dxa"/>
+              <w:right w:w="80" w:type="dxa"/>
+            </w:tcMar>
           </w:tcPr>
           <w:p>
             <w:pPr>
-              <w:spacing w:line="276" w:lineRule="auto"/>
+              <w:keepNext w:val="0"/>
+              <w:spacing w:line="240" w:lineRule="auto" w:before="40" w:after="40"/>
+              <w:ind w:firstLine="0" w:left="0" w:right="0"/>
+              <w:jc w:val="left"/>
               <w:rPr>
                 <w:lang w:val="ru-RU"/>
               </w:rPr>
             </w:pPr>
             <w:r>
               <w:rPr>
+                <w:rFonts w:ascii="Times New Roman" w:hAnsi="Times New Roman" w:cs="Times New Roman" w:eastAsia="Times New Roman"/>
                 <w:sz w:val="24"/>
                 <w:lang w:val="ru-RU"/>
               </w:rPr>
@@ -1197,29 +1661,41 @@
     </w:tbl>
     <w:p>
       <w:pPr>
-        <w:spacing w:line="360" w:lineRule="auto"/>
-        <w:ind w:firstLine="709"/>
-        <w:rPr>
-          <w:lang w:val="ru-RU"/>
-        </w:rPr>
-      </w:pPr>
-      <w:r>
-        <w:rPr>
+        <w:keepNext w:val="0"/>
+        <w:spacing w:line="360" w:lineRule="auto" w:before="0" w:after="0"/>
+        <w:ind w:firstLine="709" w:left="0" w:right="0"/>
+        <w:jc w:val="both"/>
+        <w:rPr>
+          <w:lang w:val="ru-RU"/>
+        </w:rPr>
+      </w:pPr>
+      <w:r>
+        <w:rPr>
+          <w:rFonts w:ascii="Times New Roman" w:hAnsi="Times New Roman" w:cs="Times New Roman" w:eastAsia="Times New Roman"/>
+          <w:sz w:val="28"/>
           <w:lang w:val="ru-RU"/>
         </w:rPr>
         <w:t xml:space="preserve">Таким образом, основными артефактами анализа являются требования и спецификация, артефактами разработки — модульная структура, </w:t>
       </w:r>
       <w:r>
+        <w:rPr>
+          <w:rFonts w:ascii="Times New Roman" w:hAnsi="Times New Roman" w:cs="Times New Roman" w:eastAsia="Times New Roman"/>
+          <w:sz w:val="28"/>
+        </w:rPr>
         <w:t>README</w:t>
       </w:r>
       <w:r>
         <w:rPr>
+          <w:rFonts w:ascii="Times New Roman" w:hAnsi="Times New Roman" w:cs="Times New Roman" w:eastAsia="Times New Roman"/>
+          <w:sz w:val="28"/>
           <w:lang w:val="ru-RU"/>
         </w:rPr>
         <w:t xml:space="preserve"> и </w:t>
       </w:r>
       <w:r>
         <w:rPr>
+          <w:rFonts w:ascii="Times New Roman" w:hAnsi="Times New Roman" w:cs="Times New Roman" w:eastAsia="Times New Roman"/>
+          <w:sz w:val="28"/>
           <w:lang w:val="ru-RU"/>
         </w:rPr>
         <w:lastRenderedPageBreak/>
@@ -1228,14 +1704,19 @@
     </w:p>
     <w:p>
       <w:pPr>
-        <w:spacing w:before="120" w:after="160"/>
-        <w:rPr>
-          <w:lang w:val="ru-RU"/>
-        </w:rPr>
-      </w:pPr>
-      <w:r>
-        <w:rPr>
+        <w:keepNext/>
+        <w:spacing w:before="240" w:after="120" w:line="360" w:lineRule="auto"/>
+        <w:ind w:firstLine="709" w:left="0" w:right="0"/>
+        <w:jc w:val="left"/>
+        <w:rPr>
+          <w:lang w:val="ru-RU"/>
+        </w:rPr>
+      </w:pPr>
+      <w:r>
+        <w:rPr>
+          <w:rFonts w:ascii="Times New Roman" w:hAnsi="Times New Roman" w:cs="Times New Roman" w:eastAsia="Times New Roman"/>
           <w:b/>
+          <w:sz w:val="28"/>
           <w:lang w:val="ru-RU"/>
         </w:rPr>
         <w:t>3.1. Артефакты анализа</w:t>
@@ -1243,14 +1724,18 @@
     </w:p>
     <w:p>
       <w:pPr>
-        <w:spacing w:line="360" w:lineRule="auto"/>
-        <w:ind w:firstLine="709"/>
-        <w:rPr>
-          <w:lang w:val="ru-RU"/>
-        </w:rPr>
-      </w:pPr>
-      <w:r>
-        <w:rPr>
+        <w:keepNext w:val="0"/>
+        <w:spacing w:line="360" w:lineRule="auto" w:before="0" w:after="0"/>
+        <w:ind w:firstLine="709" w:left="0" w:right="0"/>
+        <w:jc w:val="both"/>
+        <w:rPr>
+          <w:lang w:val="ru-RU"/>
+        </w:rPr>
+      </w:pPr>
+      <w:r>
+        <w:rPr>
+          <w:rFonts w:ascii="Times New Roman" w:hAnsi="Times New Roman" w:cs="Times New Roman" w:eastAsia="Times New Roman"/>
+          <w:sz w:val="28"/>
           <w:lang w:val="ru-RU"/>
         </w:rPr>
         <w:t>К артефактам анализа проекта относятся техническое задание и спецификация требований. Для «Генератора случайных цитат» в них фиксируются назначение приложения, сценарий работы пользователя, структура входных данных, ограничения и ожидаемый результат работы программы.</w:t>
@@ -1258,14 +1743,18 @@
     </w:p>
     <w:p>
       <w:pPr>
-        <w:spacing w:line="360" w:lineRule="auto"/>
-        <w:ind w:left="113"/>
-        <w:rPr>
-          <w:lang w:val="ru-RU"/>
-        </w:rPr>
-      </w:pPr>
-      <w:r>
-        <w:rPr>
+        <w:keepNext w:val="0"/>
+        <w:spacing w:line="360" w:lineRule="auto" w:before="0" w:after="0"/>
+        <w:ind w:left="0" w:firstLine="709" w:right="0"/>
+        <w:jc w:val="both"/>
+        <w:rPr>
+          <w:lang w:val="ru-RU"/>
+        </w:rPr>
+      </w:pPr>
+      <w:r>
+        <w:rPr>
+          <w:rFonts w:ascii="Times New Roman" w:hAnsi="Times New Roman" w:cs="Times New Roman" w:eastAsia="Times New Roman"/>
+          <w:sz w:val="28"/>
           <w:lang w:val="ru-RU"/>
         </w:rPr>
         <w:t>1. Техническое задание — описывает назначение системы и основные функции.</w:t>
@@ -1273,23 +1762,33 @@
     </w:p>
     <w:p>
       <w:pPr>
-        <w:spacing w:line="360" w:lineRule="auto"/>
-        <w:ind w:left="113"/>
-        <w:rPr>
-          <w:lang w:val="ru-RU"/>
-        </w:rPr>
-      </w:pPr>
-      <w:r>
-        <w:rPr>
+        <w:keepNext w:val="0"/>
+        <w:spacing w:line="360" w:lineRule="auto" w:before="0" w:after="0"/>
+        <w:ind w:left="0" w:firstLine="709" w:right="0"/>
+        <w:jc w:val="both"/>
+        <w:rPr>
+          <w:lang w:val="ru-RU"/>
+        </w:rPr>
+      </w:pPr>
+      <w:r>
+        <w:rPr>
+          <w:rFonts w:ascii="Times New Roman" w:hAnsi="Times New Roman" w:cs="Times New Roman" w:eastAsia="Times New Roman"/>
+          <w:sz w:val="28"/>
           <w:lang w:val="ru-RU"/>
         </w:rPr>
         <w:t xml:space="preserve">2. Спецификация требований — уточняет входные данные, формат </w:t>
       </w:r>
       <w:r>
+        <w:rPr>
+          <w:rFonts w:ascii="Times New Roman" w:hAnsi="Times New Roman" w:cs="Times New Roman" w:eastAsia="Times New Roman"/>
+          <w:sz w:val="28"/>
+        </w:rPr>
         <w:t>JSON</w:t>
       </w:r>
       <w:r>
         <w:rPr>
+          <w:rFonts w:ascii="Times New Roman" w:hAnsi="Times New Roman" w:cs="Times New Roman" w:eastAsia="Times New Roman"/>
+          <w:sz w:val="28"/>
           <w:lang w:val="ru-RU"/>
         </w:rPr>
         <w:t xml:space="preserve"> и требования к поведению приложения.</w:t>
@@ -1297,14 +1796,19 @@
     </w:p>
     <w:p>
       <w:pPr>
-        <w:spacing w:before="120" w:after="160"/>
-        <w:rPr>
-          <w:lang w:val="ru-RU"/>
-        </w:rPr>
-      </w:pPr>
-      <w:r>
-        <w:rPr>
+        <w:keepNext/>
+        <w:spacing w:before="240" w:after="120" w:line="360" w:lineRule="auto"/>
+        <w:ind w:firstLine="709" w:left="0" w:right="0"/>
+        <w:jc w:val="left"/>
+        <w:rPr>
+          <w:lang w:val="ru-RU"/>
+        </w:rPr>
+      </w:pPr>
+      <w:r>
+        <w:rPr>
+          <w:rFonts w:ascii="Times New Roman" w:hAnsi="Times New Roman" w:cs="Times New Roman" w:eastAsia="Times New Roman"/>
           <w:b/>
+          <w:sz w:val="28"/>
           <w:lang w:val="ru-RU"/>
         </w:rPr>
         <w:t>3.2. Артефакты разработки</w:t>
@@ -1312,41 +1816,63 @@
     </w:p>
     <w:p>
       <w:pPr>
-        <w:spacing w:line="360" w:lineRule="auto"/>
-        <w:ind w:firstLine="709"/>
-        <w:rPr>
-          <w:lang w:val="ru-RU"/>
-        </w:rPr>
-      </w:pPr>
-      <w:r>
-        <w:rPr>
+        <w:keepNext w:val="0"/>
+        <w:spacing w:line="360" w:lineRule="auto" w:before="0" w:after="0"/>
+        <w:ind w:firstLine="709" w:left="0" w:right="0"/>
+        <w:jc w:val="both"/>
+        <w:rPr>
+          <w:lang w:val="ru-RU"/>
+        </w:rPr>
+      </w:pPr>
+      <w:r>
+        <w:rPr>
+          <w:rFonts w:ascii="Times New Roman" w:hAnsi="Times New Roman" w:cs="Times New Roman" w:eastAsia="Times New Roman"/>
+          <w:sz w:val="28"/>
           <w:lang w:val="ru-RU"/>
         </w:rPr>
         <w:t xml:space="preserve">Артефакты разработки описывают архитектуру и непосредственную реализацию проекта. В проекте используются модульная диаграмма, </w:t>
       </w:r>
       <w:r>
+        <w:rPr>
+          <w:rFonts w:ascii="Times New Roman" w:hAnsi="Times New Roman" w:cs="Times New Roman" w:eastAsia="Times New Roman"/>
+          <w:sz w:val="28"/>
+        </w:rPr>
         <w:t>README</w:t>
       </w:r>
       <w:r>
         <w:rPr>
+          <w:rFonts w:ascii="Times New Roman" w:hAnsi="Times New Roman" w:cs="Times New Roman" w:eastAsia="Times New Roman"/>
+          <w:sz w:val="28"/>
           <w:lang w:val="ru-RU"/>
         </w:rPr>
         <w:t>.</w:t>
       </w:r>
       <w:r>
+        <w:rPr>
+          <w:rFonts w:ascii="Times New Roman" w:hAnsi="Times New Roman" w:cs="Times New Roman" w:eastAsia="Times New Roman"/>
+          <w:sz w:val="28"/>
+        </w:rPr>
         <w:t>md</w:t>
       </w:r>
       <w:r>
         <w:rPr>
+          <w:rFonts w:ascii="Times New Roman" w:hAnsi="Times New Roman" w:cs="Times New Roman" w:eastAsia="Times New Roman"/>
+          <w:sz w:val="28"/>
           <w:lang w:val="ru-RU"/>
         </w:rPr>
         <w:t xml:space="preserve">, конфигурационный файл и исходный код </w:t>
       </w:r>
       <w:r>
+        <w:rPr>
+          <w:rFonts w:ascii="Times New Roman" w:hAnsi="Times New Roman" w:cs="Times New Roman" w:eastAsia="Times New Roman"/>
+          <w:sz w:val="28"/>
+        </w:rPr>
         <w:t>Python</w:t>
       </w:r>
       <w:r>
         <w:rPr>
+          <w:rFonts w:ascii="Times New Roman" w:hAnsi="Times New Roman" w:cs="Times New Roman" w:eastAsia="Times New Roman"/>
+          <w:sz w:val="28"/>
           <w:lang w:val="ru-RU"/>
         </w:rPr>
         <w:t>.</w:t>
@@ -1354,14 +1880,18 @@
     </w:p>
     <w:p>
       <w:pPr>
-        <w:spacing w:line="360" w:lineRule="auto"/>
-        <w:ind w:left="113"/>
-        <w:rPr>
-          <w:lang w:val="ru-RU"/>
-        </w:rPr>
-      </w:pPr>
-      <w:r>
-        <w:rPr>
+        <w:keepNext w:val="0"/>
+        <w:spacing w:line="360" w:lineRule="auto" w:before="0" w:after="0"/>
+        <w:ind w:left="0" w:firstLine="709" w:right="0"/>
+        <w:jc w:val="both"/>
+        <w:rPr>
+          <w:lang w:val="ru-RU"/>
+        </w:rPr>
+      </w:pPr>
+      <w:r>
+        <w:rPr>
+          <w:rFonts w:ascii="Times New Roman" w:hAnsi="Times New Roman" w:cs="Times New Roman" w:eastAsia="Times New Roman"/>
+          <w:sz w:val="28"/>
           <w:lang w:val="ru-RU"/>
         </w:rPr>
         <w:t>1. Модульная диаграмма — показывает связи между интерфейсом, генератором, хранением, категориями и конфигурацией.</w:t>
@@ -1369,32 +1899,48 @@
     </w:p>
     <w:p>
       <w:pPr>
-        <w:spacing w:line="360" w:lineRule="auto"/>
-        <w:ind w:left="113"/>
-        <w:rPr>
-          <w:lang w:val="ru-RU"/>
-        </w:rPr>
-      </w:pPr>
-      <w:r>
-        <w:rPr>
+        <w:keepNext w:val="0"/>
+        <w:spacing w:line="360" w:lineRule="auto" w:before="0" w:after="0"/>
+        <w:ind w:left="0" w:firstLine="709" w:right="0"/>
+        <w:jc w:val="both"/>
+        <w:rPr>
+          <w:lang w:val="ru-RU"/>
+        </w:rPr>
+      </w:pPr>
+      <w:r>
+        <w:rPr>
+          <w:rFonts w:ascii="Times New Roman" w:hAnsi="Times New Roman" w:cs="Times New Roman" w:eastAsia="Times New Roman"/>
+          <w:sz w:val="28"/>
           <w:lang w:val="ru-RU"/>
         </w:rPr>
         <w:t xml:space="preserve">2. </w:t>
       </w:r>
       <w:r>
+        <w:rPr>
+          <w:rFonts w:ascii="Times New Roman" w:hAnsi="Times New Roman" w:cs="Times New Roman" w:eastAsia="Times New Roman"/>
+          <w:sz w:val="28"/>
+        </w:rPr>
         <w:t>README</w:t>
       </w:r>
       <w:r>
         <w:rPr>
+          <w:rFonts w:ascii="Times New Roman" w:hAnsi="Times New Roman" w:cs="Times New Roman" w:eastAsia="Times New Roman"/>
+          <w:sz w:val="28"/>
           <w:lang w:val="ru-RU"/>
         </w:rPr>
         <w:t>.</w:t>
       </w:r>
       <w:r>
+        <w:rPr>
+          <w:rFonts w:ascii="Times New Roman" w:hAnsi="Times New Roman" w:cs="Times New Roman" w:eastAsia="Times New Roman"/>
+          <w:sz w:val="28"/>
+        </w:rPr>
         <w:t>md</w:t>
       </w:r>
       <w:r>
         <w:rPr>
+          <w:rFonts w:ascii="Times New Roman" w:hAnsi="Times New Roman" w:cs="Times New Roman" w:eastAsia="Times New Roman"/>
+          <w:sz w:val="28"/>
           <w:lang w:val="ru-RU"/>
         </w:rPr>
         <w:t xml:space="preserve"> — содержит назначение проекта, описание структуры и инструкции по запуску.</w:t>
@@ -1402,14 +1948,18 @@
     </w:p>
     <w:p>
       <w:pPr>
-        <w:spacing w:line="360" w:lineRule="auto"/>
-        <w:ind w:left="113"/>
-        <w:rPr>
-          <w:lang w:val="ru-RU"/>
-        </w:rPr>
-      </w:pPr>
-      <w:r>
-        <w:rPr>
+        <w:keepNext w:val="0"/>
+        <w:spacing w:line="360" w:lineRule="auto" w:before="0" w:after="0"/>
+        <w:ind w:left="0" w:firstLine="709" w:right="0"/>
+        <w:jc w:val="both"/>
+        <w:rPr>
+          <w:lang w:val="ru-RU"/>
+        </w:rPr>
+      </w:pPr>
+      <w:r>
+        <w:rPr>
+          <w:rFonts w:ascii="Times New Roman" w:hAnsi="Times New Roman" w:cs="Times New Roman" w:eastAsia="Times New Roman"/>
+          <w:sz w:val="28"/>
           <w:lang w:val="ru-RU"/>
         </w:rPr>
         <w:t>3. Исходный код — реализует основную функциональность приложения.</w:t>
@@ -1417,54 +1967,82 @@
     </w:p>
     <w:p>
       <w:pPr>
-        <w:spacing w:line="360" w:lineRule="auto"/>
-        <w:ind w:left="113"/>
-        <w:rPr>
-          <w:lang w:val="ru-RU"/>
-        </w:rPr>
-      </w:pPr>
-      <w:r>
-        <w:rPr>
+        <w:keepNext w:val="0"/>
+        <w:spacing w:line="360" w:lineRule="auto" w:before="0" w:after="0"/>
+        <w:ind w:left="0" w:firstLine="709" w:right="0"/>
+        <w:jc w:val="both"/>
+        <w:rPr>
+          <w:lang w:val="ru-RU"/>
+        </w:rPr>
+      </w:pPr>
+      <w:r>
+        <w:rPr>
+          <w:rFonts w:ascii="Times New Roman" w:hAnsi="Times New Roman" w:cs="Times New Roman" w:eastAsia="Times New Roman"/>
+          <w:sz w:val="28"/>
           <w:lang w:val="ru-RU"/>
         </w:rPr>
         <w:t xml:space="preserve">4. </w:t>
       </w:r>
       <w:r>
+        <w:rPr>
+          <w:rFonts w:ascii="Times New Roman" w:hAnsi="Times New Roman" w:cs="Times New Roman" w:eastAsia="Times New Roman"/>
+          <w:sz w:val="28"/>
+        </w:rPr>
         <w:t>config</w:t>
       </w:r>
       <w:r>
         <w:rPr>
+          <w:rFonts w:ascii="Times New Roman" w:hAnsi="Times New Roman" w:cs="Times New Roman" w:eastAsia="Times New Roman"/>
+          <w:sz w:val="28"/>
           <w:lang w:val="ru-RU"/>
         </w:rPr>
         <w:t>.</w:t>
       </w:r>
       <w:proofErr w:type="spellStart"/>
       <w:r>
+        <w:rPr>
+          <w:rFonts w:ascii="Times New Roman" w:hAnsi="Times New Roman" w:cs="Times New Roman" w:eastAsia="Times New Roman"/>
+          <w:sz w:val="28"/>
+        </w:rPr>
         <w:t>json</w:t>
       </w:r>
       <w:proofErr w:type="spellEnd"/>
       <w:r>
         <w:rPr>
+          <w:rFonts w:ascii="Times New Roman" w:hAnsi="Times New Roman" w:cs="Times New Roman" w:eastAsia="Times New Roman"/>
+          <w:sz w:val="28"/>
           <w:lang w:val="ru-RU"/>
         </w:rPr>
         <w:t xml:space="preserve"> и </w:t>
       </w:r>
       <w:r>
+        <w:rPr>
+          <w:rFonts w:ascii="Times New Roman" w:hAnsi="Times New Roman" w:cs="Times New Roman" w:eastAsia="Times New Roman"/>
+          <w:sz w:val="28"/>
+        </w:rPr>
         <w:t>quotes</w:t>
       </w:r>
       <w:r>
         <w:rPr>
+          <w:rFonts w:ascii="Times New Roman" w:hAnsi="Times New Roman" w:cs="Times New Roman" w:eastAsia="Times New Roman"/>
+          <w:sz w:val="28"/>
           <w:lang w:val="ru-RU"/>
         </w:rPr>
         <w:t>.</w:t>
       </w:r>
       <w:proofErr w:type="spellStart"/>
       <w:r>
+        <w:rPr>
+          <w:rFonts w:ascii="Times New Roman" w:hAnsi="Times New Roman" w:cs="Times New Roman" w:eastAsia="Times New Roman"/>
+          <w:sz w:val="28"/>
+        </w:rPr>
         <w:t>json</w:t>
       </w:r>
       <w:proofErr w:type="spellEnd"/>
       <w:r>
         <w:rPr>
+          <w:rFonts w:ascii="Times New Roman" w:hAnsi="Times New Roman" w:cs="Times New Roman" w:eastAsia="Times New Roman"/>
+          <w:sz w:val="28"/>
           <w:lang w:val="ru-RU"/>
         </w:rPr>
         <w:t xml:space="preserve"> — хранят настройки и исходные данные отдельно от основной логики.</w:t>
@@ -1472,14 +2050,19 @@
     </w:p>
     <w:p>
       <w:pPr>
-        <w:spacing w:before="120" w:after="160"/>
-        <w:rPr>
-          <w:lang w:val="ru-RU"/>
-        </w:rPr>
-      </w:pPr>
-      <w:r>
-        <w:rPr>
+        <w:keepNext/>
+        <w:spacing w:before="240" w:after="120" w:line="360" w:lineRule="auto"/>
+        <w:ind w:firstLine="709" w:left="0" w:right="0"/>
+        <w:jc w:val="left"/>
+        <w:rPr>
+          <w:lang w:val="ru-RU"/>
+        </w:rPr>
+      </w:pPr>
+      <w:r>
+        <w:rPr>
+          <w:rFonts w:ascii="Times New Roman" w:hAnsi="Times New Roman" w:cs="Times New Roman" w:eastAsia="Times New Roman"/>
           <w:b/>
+          <w:sz w:val="28"/>
           <w:lang w:val="ru-RU"/>
         </w:rPr>
         <w:t>3.3. Артефакты качества</w:t>
@@ -1487,14 +2070,18 @@
     </w:p>
     <w:p>
       <w:pPr>
-        <w:spacing w:line="360" w:lineRule="auto"/>
-        <w:ind w:firstLine="709"/>
-        <w:rPr>
-          <w:lang w:val="ru-RU"/>
-        </w:rPr>
-      </w:pPr>
-      <w:r>
-        <w:rPr>
+        <w:keepNext w:val="0"/>
+        <w:spacing w:line="360" w:lineRule="auto" w:before="0" w:after="0"/>
+        <w:ind w:firstLine="709" w:left="0" w:right="0"/>
+        <w:jc w:val="both"/>
+        <w:rPr>
+          <w:lang w:val="ru-RU"/>
+        </w:rPr>
+      </w:pPr>
+      <w:r>
+        <w:rPr>
+          <w:rFonts w:ascii="Times New Roman" w:hAnsi="Times New Roman" w:cs="Times New Roman" w:eastAsia="Times New Roman"/>
+          <w:sz w:val="28"/>
           <w:lang w:val="ru-RU"/>
         </w:rPr>
         <w:lastRenderedPageBreak/>
@@ -1503,54 +2090,82 @@
     </w:p>
     <w:p>
       <w:pPr>
-        <w:spacing w:line="360" w:lineRule="auto"/>
-        <w:ind w:left="113"/>
-        <w:rPr>
-          <w:lang w:val="ru-RU"/>
-        </w:rPr>
-      </w:pPr>
-      <w:r>
-        <w:rPr>
+        <w:keepNext w:val="0"/>
+        <w:spacing w:line="360" w:lineRule="auto" w:before="0" w:after="0"/>
+        <w:ind w:left="0" w:firstLine="709" w:right="0"/>
+        <w:jc w:val="both"/>
+        <w:rPr>
+          <w:lang w:val="ru-RU"/>
+        </w:rPr>
+      </w:pPr>
+      <w:r>
+        <w:rPr>
+          <w:rFonts w:ascii="Times New Roman" w:hAnsi="Times New Roman" w:cs="Times New Roman" w:eastAsia="Times New Roman"/>
+          <w:sz w:val="28"/>
           <w:lang w:val="ru-RU"/>
         </w:rPr>
         <w:t xml:space="preserve">1. Чек-лист запуска — проверка корректного запуска </w:t>
       </w:r>
       <w:r>
+        <w:rPr>
+          <w:rFonts w:ascii="Times New Roman" w:hAnsi="Times New Roman" w:cs="Times New Roman" w:eastAsia="Times New Roman"/>
+          <w:sz w:val="28"/>
+        </w:rPr>
         <w:t>main</w:t>
       </w:r>
       <w:r>
         <w:rPr>
+          <w:rFonts w:ascii="Times New Roman" w:hAnsi="Times New Roman" w:cs="Times New Roman" w:eastAsia="Times New Roman"/>
+          <w:sz w:val="28"/>
           <w:lang w:val="ru-RU"/>
         </w:rPr>
         <w:t>.</w:t>
       </w:r>
       <w:proofErr w:type="spellStart"/>
       <w:r>
+        <w:rPr>
+          <w:rFonts w:ascii="Times New Roman" w:hAnsi="Times New Roman" w:cs="Times New Roman" w:eastAsia="Times New Roman"/>
+          <w:sz w:val="28"/>
+        </w:rPr>
         <w:t>py</w:t>
       </w:r>
       <w:proofErr w:type="spellEnd"/>
       <w:r>
         <w:rPr>
+          <w:rFonts w:ascii="Times New Roman" w:hAnsi="Times New Roman" w:cs="Times New Roman" w:eastAsia="Times New Roman"/>
+          <w:sz w:val="28"/>
           <w:lang w:val="ru-RU"/>
         </w:rPr>
         <w:t xml:space="preserve"> и загрузки </w:t>
       </w:r>
       <w:r>
+        <w:rPr>
+          <w:rFonts w:ascii="Times New Roman" w:hAnsi="Times New Roman" w:cs="Times New Roman" w:eastAsia="Times New Roman"/>
+          <w:sz w:val="28"/>
+        </w:rPr>
         <w:t>quotes</w:t>
       </w:r>
       <w:r>
         <w:rPr>
+          <w:rFonts w:ascii="Times New Roman" w:hAnsi="Times New Roman" w:cs="Times New Roman" w:eastAsia="Times New Roman"/>
+          <w:sz w:val="28"/>
           <w:lang w:val="ru-RU"/>
         </w:rPr>
         <w:t>.</w:t>
       </w:r>
       <w:proofErr w:type="spellStart"/>
       <w:r>
+        <w:rPr>
+          <w:rFonts w:ascii="Times New Roman" w:hAnsi="Times New Roman" w:cs="Times New Roman" w:eastAsia="Times New Roman"/>
+          <w:sz w:val="28"/>
+        </w:rPr>
         <w:t>json</w:t>
       </w:r>
       <w:proofErr w:type="spellEnd"/>
       <w:r>
         <w:rPr>
+          <w:rFonts w:ascii="Times New Roman" w:hAnsi="Times New Roman" w:cs="Times New Roman" w:eastAsia="Times New Roman"/>
+          <w:sz w:val="28"/>
           <w:lang w:val="ru-RU"/>
         </w:rPr>
         <w:t>.</w:t>
@@ -1558,14 +2173,18 @@
     </w:p>
     <w:p>
       <w:pPr>
-        <w:spacing w:line="360" w:lineRule="auto"/>
-        <w:ind w:left="113"/>
-        <w:rPr>
-          <w:lang w:val="ru-RU"/>
-        </w:rPr>
-      </w:pPr>
-      <w:r>
-        <w:rPr>
+        <w:keepNext w:val="0"/>
+        <w:spacing w:line="360" w:lineRule="auto" w:before="0" w:after="0"/>
+        <w:ind w:left="0" w:firstLine="709" w:right="0"/>
+        <w:jc w:val="both"/>
+        <w:rPr>
+          <w:lang w:val="ru-RU"/>
+        </w:rPr>
+      </w:pPr>
+      <w:r>
+        <w:rPr>
+          <w:rFonts w:ascii="Times New Roman" w:hAnsi="Times New Roman" w:cs="Times New Roman" w:eastAsia="Times New Roman"/>
+          <w:sz w:val="28"/>
           <w:lang w:val="ru-RU"/>
         </w:rPr>
         <w:t>2. Проверка генерации — несколько запусков приложения с контролем вывода разных цитат.</w:t>
@@ -1573,14 +2192,18 @@
     </w:p>
     <w:p>
       <w:pPr>
-        <w:spacing w:line="360" w:lineRule="auto"/>
-        <w:ind w:left="113"/>
-        <w:rPr>
-          <w:lang w:val="ru-RU"/>
-        </w:rPr>
-      </w:pPr>
-      <w:r>
-        <w:rPr>
+        <w:keepNext w:val="0"/>
+        <w:spacing w:line="360" w:lineRule="auto" w:before="0" w:after="0"/>
+        <w:ind w:left="0" w:firstLine="709" w:right="0"/>
+        <w:jc w:val="both"/>
+        <w:rPr>
+          <w:lang w:val="ru-RU"/>
+        </w:rPr>
+      </w:pPr>
+      <w:r>
+        <w:rPr>
+          <w:rFonts w:ascii="Times New Roman" w:hAnsi="Times New Roman" w:cs="Times New Roman" w:eastAsia="Times New Roman"/>
+          <w:sz w:val="28"/>
           <w:lang w:val="ru-RU"/>
         </w:rPr>
         <w:t>3. Отчёт о найденных ошибках и их исправлении.</w:t>
@@ -1588,14 +2211,18 @@
     </w:p>
     <w:p>
       <w:pPr>
-        <w:spacing w:line="360" w:lineRule="auto"/>
-        <w:ind w:left="113"/>
-        <w:rPr>
-          <w:lang w:val="ru-RU"/>
-        </w:rPr>
-      </w:pPr>
-      <w:r>
-        <w:rPr>
+        <w:keepNext w:val="0"/>
+        <w:spacing w:line="360" w:lineRule="auto" w:before="0" w:after="0"/>
+        <w:ind w:left="0" w:firstLine="709" w:right="0"/>
+        <w:jc w:val="both"/>
+        <w:rPr>
+          <w:lang w:val="ru-RU"/>
+        </w:rPr>
+      </w:pPr>
+      <w:r>
+        <w:rPr>
+          <w:rFonts w:ascii="Times New Roman" w:hAnsi="Times New Roman" w:cs="Times New Roman" w:eastAsia="Times New Roman"/>
+          <w:sz w:val="28"/>
           <w:lang w:val="ru-RU"/>
         </w:rPr>
         <w:t>4. Результаты контрольного запуска после исправлений.</w:t>
@@ -1603,14 +2230,19 @@
     </w:p>
     <w:p>
       <w:pPr>
-        <w:spacing w:before="120" w:after="160"/>
-        <w:rPr>
-          <w:lang w:val="ru-RU"/>
-        </w:rPr>
-      </w:pPr>
-      <w:r>
-        <w:rPr>
+        <w:keepNext/>
+        <w:spacing w:before="240" w:after="120" w:line="360" w:lineRule="auto"/>
+        <w:ind w:firstLine="709" w:left="0" w:right="0"/>
+        <w:jc w:val="left"/>
+        <w:rPr>
+          <w:lang w:val="ru-RU"/>
+        </w:rPr>
+      </w:pPr>
+      <w:r>
+        <w:rPr>
+          <w:rFonts w:ascii="Times New Roman" w:hAnsi="Times New Roman" w:cs="Times New Roman" w:eastAsia="Times New Roman"/>
           <w:b/>
+          <w:sz w:val="28"/>
           <w:lang w:val="ru-RU"/>
         </w:rPr>
         <w:t>4. Разработка инфраструктуры проекта</w:t>
@@ -1618,53 +2250,76 @@
     </w:p>
     <w:p>
       <w:pPr>
-        <w:spacing w:before="120" w:after="160"/>
-        <w:rPr>
-          <w:lang w:val="ru-RU"/>
-        </w:rPr>
-      </w:pPr>
-      <w:r>
-        <w:rPr>
+        <w:keepNext/>
+        <w:spacing w:before="240" w:after="120" w:line="360" w:lineRule="auto"/>
+        <w:ind w:firstLine="709" w:left="0" w:right="0"/>
+        <w:jc w:val="left"/>
+        <w:rPr>
+          <w:lang w:val="ru-RU"/>
+        </w:rPr>
+      </w:pPr>
+      <w:r>
+        <w:rPr>
+          <w:rFonts w:ascii="Times New Roman" w:hAnsi="Times New Roman" w:cs="Times New Roman" w:eastAsia="Times New Roman"/>
           <w:b/>
+          <w:sz w:val="28"/>
           <w:lang w:val="ru-RU"/>
         </w:rPr>
         <w:t xml:space="preserve">4.1. Протокол работы с </w:t>
       </w:r>
       <w:r>
         <w:rPr>
+          <w:rFonts w:ascii="Times New Roman" w:hAnsi="Times New Roman" w:cs="Times New Roman" w:eastAsia="Times New Roman"/>
           <w:b/>
+          <w:sz w:val="28"/>
         </w:rPr>
         <w:t>Git</w:t>
       </w:r>
     </w:p>
     <w:p>
       <w:pPr>
-        <w:spacing w:line="360" w:lineRule="auto"/>
-        <w:ind w:firstLine="709"/>
-        <w:rPr>
-          <w:lang w:val="ru-RU"/>
-        </w:rPr>
-      </w:pPr>
-      <w:r>
-        <w:rPr>
+        <w:keepNext w:val="0"/>
+        <w:spacing w:line="360" w:lineRule="auto" w:before="0" w:after="0"/>
+        <w:ind w:firstLine="709" w:left="0" w:right="0"/>
+        <w:jc w:val="both"/>
+        <w:rPr>
+          <w:lang w:val="ru-RU"/>
+        </w:rPr>
+      </w:pPr>
+      <w:r>
+        <w:rPr>
+          <w:rFonts w:ascii="Times New Roman" w:hAnsi="Times New Roman" w:cs="Times New Roman" w:eastAsia="Times New Roman"/>
+          <w:sz w:val="28"/>
           <w:lang w:val="ru-RU"/>
         </w:rPr>
         <w:t xml:space="preserve">Для проекта используется локальный </w:t>
       </w:r>
       <w:r>
+        <w:rPr>
+          <w:rFonts w:ascii="Times New Roman" w:hAnsi="Times New Roman" w:cs="Times New Roman" w:eastAsia="Times New Roman"/>
+          <w:sz w:val="28"/>
+        </w:rPr>
         <w:t>Git</w:t>
       </w:r>
       <w:r>
         <w:rPr>
+          <w:rFonts w:ascii="Times New Roman" w:hAnsi="Times New Roman" w:cs="Times New Roman" w:eastAsia="Times New Roman"/>
+          <w:sz w:val="28"/>
           <w:lang w:val="ru-RU"/>
         </w:rPr>
         <w:t xml:space="preserve">-репозиторий. Основные операции выполняются в терминале </w:t>
       </w:r>
       <w:r>
+        <w:rPr>
+          <w:rFonts w:ascii="Times New Roman" w:hAnsi="Times New Roman" w:cs="Times New Roman" w:eastAsia="Times New Roman"/>
+          <w:sz w:val="28"/>
+        </w:rPr>
         <w:t>PyCharm</w:t>
       </w:r>
       <w:r>
         <w:rPr>
+          <w:rFonts w:ascii="Times New Roman" w:hAnsi="Times New Roman" w:cs="Times New Roman" w:eastAsia="Times New Roman"/>
+          <w:sz w:val="28"/>
           <w:lang w:val="ru-RU"/>
         </w:rPr>
         <w:t>, чтобы история изменений хранилась вместе с исходным кодом.</w:t>
@@ -1672,34 +2327,50 @@
     </w:p>
     <w:p>
       <w:pPr>
-        <w:spacing w:line="360" w:lineRule="auto"/>
-        <w:ind w:left="113"/>
-        <w:rPr>
-          <w:lang w:val="ru-RU"/>
-        </w:rPr>
-      </w:pPr>
-      <w:r>
-        <w:rPr>
+        <w:keepNext w:val="0"/>
+        <w:spacing w:line="360" w:lineRule="auto" w:before="0" w:after="0"/>
+        <w:ind w:left="0" w:firstLine="709" w:right="0"/>
+        <w:jc w:val="both"/>
+        <w:rPr>
+          <w:lang w:val="ru-RU"/>
+        </w:rPr>
+      </w:pPr>
+      <w:r>
+        <w:rPr>
+          <w:rFonts w:ascii="Times New Roman" w:hAnsi="Times New Roman" w:cs="Times New Roman" w:eastAsia="Times New Roman"/>
+          <w:sz w:val="28"/>
           <w:lang w:val="ru-RU"/>
         </w:rPr>
         <w:t xml:space="preserve">1. </w:t>
       </w:r>
       <w:r>
+        <w:rPr>
+          <w:rFonts w:ascii="Times New Roman" w:hAnsi="Times New Roman" w:cs="Times New Roman" w:eastAsia="Times New Roman"/>
+          <w:sz w:val="28"/>
+        </w:rPr>
         <w:t>git</w:t>
       </w:r>
       <w:r>
         <w:rPr>
+          <w:rFonts w:ascii="Times New Roman" w:hAnsi="Times New Roman" w:cs="Times New Roman" w:eastAsia="Times New Roman"/>
+          <w:sz w:val="28"/>
           <w:lang w:val="ru-RU"/>
         </w:rPr>
         <w:t xml:space="preserve"> </w:t>
       </w:r>
       <w:proofErr w:type="spellStart"/>
       <w:r>
+        <w:rPr>
+          <w:rFonts w:ascii="Times New Roman" w:hAnsi="Times New Roman" w:cs="Times New Roman" w:eastAsia="Times New Roman"/>
+          <w:sz w:val="28"/>
+        </w:rPr>
         <w:t>init</w:t>
       </w:r>
       <w:proofErr w:type="spellEnd"/>
       <w:r>
         <w:rPr>
+          <w:rFonts w:ascii="Times New Roman" w:hAnsi="Times New Roman" w:cs="Times New Roman" w:eastAsia="Times New Roman"/>
+          <w:sz w:val="28"/>
           <w:lang w:val="ru-RU"/>
         </w:rPr>
         <w:t xml:space="preserve"> — инициализация локального репозитория.</w:t>
@@ -1707,32 +2378,48 @@
     </w:p>
     <w:p>
       <w:pPr>
-        <w:spacing w:line="360" w:lineRule="auto"/>
-        <w:ind w:left="113"/>
-        <w:rPr>
-          <w:lang w:val="ru-RU"/>
-        </w:rPr>
-      </w:pPr>
-      <w:r>
-        <w:rPr>
+        <w:keepNext w:val="0"/>
+        <w:spacing w:line="360" w:lineRule="auto" w:before="0" w:after="0"/>
+        <w:ind w:left="0" w:firstLine="709" w:right="0"/>
+        <w:jc w:val="both"/>
+        <w:rPr>
+          <w:lang w:val="ru-RU"/>
+        </w:rPr>
+      </w:pPr>
+      <w:r>
+        <w:rPr>
+          <w:rFonts w:ascii="Times New Roman" w:hAnsi="Times New Roman" w:cs="Times New Roman" w:eastAsia="Times New Roman"/>
+          <w:sz w:val="28"/>
           <w:lang w:val="ru-RU"/>
         </w:rPr>
         <w:t xml:space="preserve">2. </w:t>
       </w:r>
       <w:r>
+        <w:rPr>
+          <w:rFonts w:ascii="Times New Roman" w:hAnsi="Times New Roman" w:cs="Times New Roman" w:eastAsia="Times New Roman"/>
+          <w:sz w:val="28"/>
+        </w:rPr>
         <w:t>git</w:t>
       </w:r>
       <w:r>
         <w:rPr>
+          <w:rFonts w:ascii="Times New Roman" w:hAnsi="Times New Roman" w:cs="Times New Roman" w:eastAsia="Times New Roman"/>
+          <w:sz w:val="28"/>
           <w:lang w:val="ru-RU"/>
         </w:rPr>
         <w:t xml:space="preserve"> </w:t>
       </w:r>
       <w:r>
+        <w:rPr>
+          <w:rFonts w:ascii="Times New Roman" w:hAnsi="Times New Roman" w:cs="Times New Roman" w:eastAsia="Times New Roman"/>
+          <w:sz w:val="28"/>
+        </w:rPr>
         <w:t>add</w:t>
       </w:r>
       <w:r>
         <w:rPr>
+          <w:rFonts w:ascii="Times New Roman" w:hAnsi="Times New Roman" w:cs="Times New Roman" w:eastAsia="Times New Roman"/>
+          <w:sz w:val="28"/>
           <w:lang w:val="ru-RU"/>
         </w:rPr>
         <w:t xml:space="preserve"> . — добавление изменений в область подготовки.</w:t>
@@ -1740,23 +2427,33 @@
     </w:p>
     <w:p>
       <w:pPr>
-        <w:spacing w:line="360" w:lineRule="auto"/>
-        <w:ind w:left="113"/>
-      </w:pPr>
-      <w:r>
+        <w:keepNext w:val="0"/>
+        <w:spacing w:line="360" w:lineRule="auto" w:before="0" w:after="0"/>
+        <w:ind w:left="0" w:firstLine="709" w:right="0"/>
+        <w:jc w:val="both"/>
+      </w:pPr>
+      <w:r>
+        <w:rPr>
+          <w:rFonts w:ascii="Times New Roman" w:hAnsi="Times New Roman" w:cs="Times New Roman" w:eastAsia="Times New Roman"/>
+          <w:sz w:val="28"/>
+        </w:rPr>
         <w:t>3. git commit -m "feat: initial modular structure" — фиксация первого состояния проекта.</w:t>
       </w:r>
     </w:p>
     <w:p>
       <w:pPr>
-        <w:spacing w:line="360" w:lineRule="auto"/>
-        <w:ind w:left="113"/>
-        <w:rPr>
-          <w:lang w:val="ru-RU"/>
-        </w:rPr>
-      </w:pPr>
-      <w:r>
-        <w:rPr>
+        <w:keepNext w:val="0"/>
+        <w:spacing w:line="360" w:lineRule="auto" w:before="0" w:after="0"/>
+        <w:ind w:left="0" w:firstLine="709" w:right="0"/>
+        <w:jc w:val="both"/>
+        <w:rPr>
+          <w:lang w:val="ru-RU"/>
+        </w:rPr>
+      </w:pPr>
+      <w:r>
+        <w:rPr>
+          <w:rFonts w:ascii="Times New Roman" w:hAnsi="Times New Roman" w:cs="Times New Roman" w:eastAsia="Times New Roman"/>
+          <w:sz w:val="28"/>
           <w:lang w:val="ru-RU"/>
         </w:rPr>
         <w:t>4. Далее новые изменения фиксируются отдельными осмысленными коммитами.</w:t>
@@ -1764,14 +2461,18 @@
     </w:p>
     <w:p>
       <w:pPr>
-        <w:spacing w:line="360" w:lineRule="auto"/>
-        <w:ind w:firstLine="709"/>
-        <w:rPr>
-          <w:lang w:val="ru-RU"/>
-        </w:rPr>
-      </w:pPr>
-      <w:r>
-        <w:rPr>
+        <w:keepNext w:val="0"/>
+        <w:spacing w:line="360" w:lineRule="auto" w:before="0" w:after="0"/>
+        <w:ind w:firstLine="709" w:left="0" w:right="0"/>
+        <w:jc w:val="both"/>
+        <w:rPr>
+          <w:lang w:val="ru-RU"/>
+        </w:rPr>
+      </w:pPr>
+      <w:r>
+        <w:rPr>
+          <w:rFonts w:ascii="Times New Roman" w:hAnsi="Times New Roman" w:cs="Times New Roman" w:eastAsia="Times New Roman"/>
+          <w:sz w:val="28"/>
           <w:lang w:val="ru-RU"/>
         </w:rPr>
         <w:t>Пример системы коммитов для дальнейшей разработки:</w:t>
@@ -1779,51 +2480,80 @@
     </w:p>
     <w:p>
       <w:pPr>
-        <w:spacing w:line="360" w:lineRule="auto"/>
-        <w:ind w:left="113"/>
-      </w:pPr>
-      <w:r>
+        <w:keepNext w:val="0"/>
+        <w:spacing w:line="240" w:lineRule="auto" w:before="120" w:after="120"/>
+        <w:ind w:left="0" w:firstLine="0" w:right="0"/>
+        <w:jc w:val="left"/>
+      </w:pPr>
+      <w:r>
+        <w:rPr>
+          <w:rFonts w:ascii="Courier New" w:hAnsi="Courier New" w:cs="Courier New" w:eastAsia="Courier New"/>
+          <w:sz w:val="24"/>
+        </w:rPr>
         <w:t>feat: add quote categories</w:t>
       </w:r>
     </w:p>
     <w:p>
       <w:pPr>
-        <w:spacing w:line="360" w:lineRule="auto"/>
-        <w:ind w:left="113"/>
-      </w:pPr>
-      <w:r>
+        <w:keepNext w:val="0"/>
+        <w:spacing w:line="240" w:lineRule="auto" w:before="120" w:after="120"/>
+        <w:ind w:left="0" w:firstLine="0" w:right="0"/>
+        <w:jc w:val="left"/>
+      </w:pPr>
+      <w:r>
+        <w:rPr>
+          <w:rFonts w:ascii="Courier New" w:hAnsi="Courier New" w:cs="Courier New" w:eastAsia="Courier New"/>
+          <w:sz w:val="24"/>
+        </w:rPr>
         <w:t>fix: correct quotes file path</w:t>
       </w:r>
     </w:p>
     <w:p>
       <w:pPr>
-        <w:spacing w:line="360" w:lineRule="auto"/>
-        <w:ind w:left="113"/>
-      </w:pPr>
-      <w:r>
+        <w:keepNext w:val="0"/>
+        <w:spacing w:line="240" w:lineRule="auto" w:before="120" w:after="120"/>
+        <w:ind w:left="0" w:firstLine="0" w:right="0"/>
+        <w:jc w:val="left"/>
+      </w:pPr>
+      <w:r>
+        <w:rPr>
+          <w:rFonts w:ascii="Courier New" w:hAnsi="Courier New" w:cs="Courier New" w:eastAsia="Courier New"/>
+          <w:sz w:val="24"/>
+        </w:rPr>
         <w:lastRenderedPageBreak/>
         <w:t>docs: update README</w:t>
       </w:r>
     </w:p>
     <w:p>
       <w:pPr>
-        <w:spacing w:line="360" w:lineRule="auto"/>
-        <w:ind w:left="113"/>
-      </w:pPr>
-      <w:r>
+        <w:keepNext w:val="0"/>
+        <w:spacing w:line="240" w:lineRule="auto" w:before="120" w:after="120"/>
+        <w:ind w:left="0" w:firstLine="0" w:right="0"/>
+        <w:jc w:val="left"/>
+      </w:pPr>
+      <w:r>
+        <w:rPr>
+          <w:rFonts w:ascii="Courier New" w:hAnsi="Courier New" w:cs="Courier New" w:eastAsia="Courier New"/>
+          <w:sz w:val="24"/>
+        </w:rPr>
         <w:t>test: add quote generator checks</w:t>
       </w:r>
     </w:p>
     <w:p>
       <w:pPr>
-        <w:spacing w:before="120" w:after="160"/>
-        <w:rPr>
-          <w:lang w:val="ru-RU"/>
-        </w:rPr>
-      </w:pPr>
-      <w:r>
-        <w:rPr>
+        <w:keepNext/>
+        <w:spacing w:before="240" w:after="120" w:line="360" w:lineRule="auto"/>
+        <w:ind w:firstLine="709" w:left="0" w:right="0"/>
+        <w:jc w:val="left"/>
+        <w:rPr>
+          <w:lang w:val="ru-RU"/>
+        </w:rPr>
+      </w:pPr>
+      <w:r>
+        <w:rPr>
+          <w:rFonts w:ascii="Times New Roman" w:hAnsi="Times New Roman" w:cs="Times New Roman" w:eastAsia="Times New Roman"/>
           <w:b/>
+          <w:sz w:val="28"/>
           <w:lang w:val="ru-RU"/>
         </w:rPr>
         <w:t>4.2. Разбиение проекта на модули</w:t>
@@ -1831,14 +2561,18 @@
     </w:p>
     <w:p>
       <w:pPr>
-        <w:spacing w:line="360" w:lineRule="auto"/>
-        <w:ind w:firstLine="709"/>
-        <w:rPr>
-          <w:lang w:val="ru-RU"/>
-        </w:rPr>
-      </w:pPr>
-      <w:r>
-        <w:rPr>
+        <w:keepNext w:val="0"/>
+        <w:spacing w:line="360" w:lineRule="auto" w:before="0" w:after="0"/>
+        <w:ind w:firstLine="709" w:left="0" w:right="0"/>
+        <w:jc w:val="both"/>
+        <w:rPr>
+          <w:lang w:val="ru-RU"/>
+        </w:rPr>
+      </w:pPr>
+      <w:r>
+        <w:rPr>
+          <w:rFonts w:ascii="Times New Roman" w:hAnsi="Times New Roman" w:cs="Times New Roman" w:eastAsia="Times New Roman"/>
+          <w:sz w:val="28"/>
           <w:lang w:val="ru-RU"/>
         </w:rPr>
         <w:t>Проект разделён на отдельные модули в соответствии с распределением ответственности:</w:t>
@@ -1846,34 +2580,50 @@
     </w:p>
     <w:p>
       <w:pPr>
-        <w:spacing w:line="360" w:lineRule="auto"/>
-        <w:ind w:left="113"/>
-        <w:rPr>
-          <w:lang w:val="ru-RU"/>
-        </w:rPr>
-      </w:pPr>
-      <w:r>
-        <w:rPr>
+        <w:keepNext w:val="0"/>
+        <w:spacing w:line="360" w:lineRule="auto" w:before="0" w:after="0"/>
+        <w:ind w:left="0" w:firstLine="709" w:right="0"/>
+        <w:jc w:val="both"/>
+        <w:rPr>
+          <w:lang w:val="ru-RU"/>
+        </w:rPr>
+      </w:pPr>
+      <w:r>
+        <w:rPr>
+          <w:rFonts w:ascii="Times New Roman" w:hAnsi="Times New Roman" w:cs="Times New Roman" w:eastAsia="Times New Roman"/>
+          <w:sz w:val="28"/>
           <w:lang w:val="ru-RU"/>
         </w:rPr>
         <w:t xml:space="preserve">1. </w:t>
       </w:r>
       <w:r>
+        <w:rPr>
+          <w:rFonts w:ascii="Times New Roman" w:hAnsi="Times New Roman" w:cs="Times New Roman" w:eastAsia="Times New Roman"/>
+          <w:sz w:val="28"/>
+        </w:rPr>
         <w:t>main</w:t>
       </w:r>
       <w:r>
         <w:rPr>
+          <w:rFonts w:ascii="Times New Roman" w:hAnsi="Times New Roman" w:cs="Times New Roman" w:eastAsia="Times New Roman"/>
+          <w:sz w:val="28"/>
           <w:lang w:val="ru-RU"/>
         </w:rPr>
         <w:t>.</w:t>
       </w:r>
       <w:proofErr w:type="spellStart"/>
       <w:r>
+        <w:rPr>
+          <w:rFonts w:ascii="Times New Roman" w:hAnsi="Times New Roman" w:cs="Times New Roman" w:eastAsia="Times New Roman"/>
+          <w:sz w:val="28"/>
+        </w:rPr>
         <w:t>py</w:t>
       </w:r>
       <w:proofErr w:type="spellEnd"/>
       <w:r>
         <w:rPr>
+          <w:rFonts w:ascii="Times New Roman" w:hAnsi="Times New Roman" w:cs="Times New Roman" w:eastAsia="Times New Roman"/>
+          <w:sz w:val="28"/>
           <w:lang w:val="ru-RU"/>
         </w:rPr>
         <w:t xml:space="preserve"> — точка запуска приложения.</w:t>
@@ -1881,43 +2631,65 @@
     </w:p>
     <w:p>
       <w:pPr>
-        <w:spacing w:line="360" w:lineRule="auto"/>
-        <w:ind w:left="113"/>
-        <w:rPr>
-          <w:lang w:val="ru-RU"/>
-        </w:rPr>
-      </w:pPr>
-      <w:r>
-        <w:rPr>
+        <w:keepNext w:val="0"/>
+        <w:spacing w:line="360" w:lineRule="auto" w:before="0" w:after="0"/>
+        <w:ind w:left="0" w:firstLine="709" w:right="0"/>
+        <w:jc w:val="both"/>
+        <w:rPr>
+          <w:lang w:val="ru-RU"/>
+        </w:rPr>
+      </w:pPr>
+      <w:r>
+        <w:rPr>
+          <w:rFonts w:ascii="Times New Roman" w:hAnsi="Times New Roman" w:cs="Times New Roman" w:eastAsia="Times New Roman"/>
+          <w:sz w:val="28"/>
           <w:lang w:val="ru-RU"/>
         </w:rPr>
         <w:t xml:space="preserve">2. </w:t>
       </w:r>
       <w:r>
+        <w:rPr>
+          <w:rFonts w:ascii="Times New Roman" w:hAnsi="Times New Roman" w:cs="Times New Roman" w:eastAsia="Times New Roman"/>
+          <w:sz w:val="28"/>
+        </w:rPr>
         <w:t>quote</w:t>
       </w:r>
       <w:r>
         <w:rPr>
+          <w:rFonts w:ascii="Times New Roman" w:hAnsi="Times New Roman" w:cs="Times New Roman" w:eastAsia="Times New Roman"/>
+          <w:sz w:val="28"/>
           <w:lang w:val="ru-RU"/>
         </w:rPr>
         <w:t>_</w:t>
       </w:r>
       <w:r>
+        <w:rPr>
+          <w:rFonts w:ascii="Times New Roman" w:hAnsi="Times New Roman" w:cs="Times New Roman" w:eastAsia="Times New Roman"/>
+          <w:sz w:val="28"/>
+        </w:rPr>
         <w:t>generator</w:t>
       </w:r>
       <w:r>
         <w:rPr>
+          <w:rFonts w:ascii="Times New Roman" w:hAnsi="Times New Roman" w:cs="Times New Roman" w:eastAsia="Times New Roman"/>
+          <w:sz w:val="28"/>
           <w:lang w:val="ru-RU"/>
         </w:rPr>
         <w:t>.</w:t>
       </w:r>
       <w:proofErr w:type="spellStart"/>
       <w:r>
+        <w:rPr>
+          <w:rFonts w:ascii="Times New Roman" w:hAnsi="Times New Roman" w:cs="Times New Roman" w:eastAsia="Times New Roman"/>
+          <w:sz w:val="28"/>
+        </w:rPr>
         <w:t>py</w:t>
       </w:r>
       <w:proofErr w:type="spellEnd"/>
       <w:r>
         <w:rPr>
+          <w:rFonts w:ascii="Times New Roman" w:hAnsi="Times New Roman" w:cs="Times New Roman" w:eastAsia="Times New Roman"/>
+          <w:sz w:val="28"/>
           <w:lang w:val="ru-RU"/>
         </w:rPr>
         <w:t xml:space="preserve"> — случайный выбор цитаты.</w:t>
@@ -1925,52 +2697,80 @@
     </w:p>
     <w:p>
       <w:pPr>
-        <w:spacing w:line="360" w:lineRule="auto"/>
-        <w:ind w:left="113"/>
-        <w:rPr>
-          <w:lang w:val="ru-RU"/>
-        </w:rPr>
-      </w:pPr>
-      <w:r>
-        <w:rPr>
+        <w:keepNext w:val="0"/>
+        <w:spacing w:line="360" w:lineRule="auto" w:before="0" w:after="0"/>
+        <w:ind w:left="0" w:firstLine="709" w:right="0"/>
+        <w:jc w:val="both"/>
+        <w:rPr>
+          <w:lang w:val="ru-RU"/>
+        </w:rPr>
+      </w:pPr>
+      <w:r>
+        <w:rPr>
+          <w:rFonts w:ascii="Times New Roman" w:hAnsi="Times New Roman" w:cs="Times New Roman" w:eastAsia="Times New Roman"/>
+          <w:sz w:val="28"/>
           <w:lang w:val="ru-RU"/>
         </w:rPr>
         <w:t xml:space="preserve">3. </w:t>
       </w:r>
       <w:r>
+        <w:rPr>
+          <w:rFonts w:ascii="Times New Roman" w:hAnsi="Times New Roman" w:cs="Times New Roman" w:eastAsia="Times New Roman"/>
+          <w:sz w:val="28"/>
+        </w:rPr>
         <w:t>quote</w:t>
       </w:r>
       <w:r>
         <w:rPr>
+          <w:rFonts w:ascii="Times New Roman" w:hAnsi="Times New Roman" w:cs="Times New Roman" w:eastAsia="Times New Roman"/>
+          <w:sz w:val="28"/>
           <w:lang w:val="ru-RU"/>
         </w:rPr>
         <w:t>_</w:t>
       </w:r>
       <w:r>
+        <w:rPr>
+          <w:rFonts w:ascii="Times New Roman" w:hAnsi="Times New Roman" w:cs="Times New Roman" w:eastAsia="Times New Roman"/>
+          <w:sz w:val="28"/>
+        </w:rPr>
         <w:t>storage</w:t>
       </w:r>
       <w:r>
         <w:rPr>
+          <w:rFonts w:ascii="Times New Roman" w:hAnsi="Times New Roman" w:cs="Times New Roman" w:eastAsia="Times New Roman"/>
+          <w:sz w:val="28"/>
           <w:lang w:val="ru-RU"/>
         </w:rPr>
         <w:t>.</w:t>
       </w:r>
       <w:proofErr w:type="spellStart"/>
       <w:r>
+        <w:rPr>
+          <w:rFonts w:ascii="Times New Roman" w:hAnsi="Times New Roman" w:cs="Times New Roman" w:eastAsia="Times New Roman"/>
+          <w:sz w:val="28"/>
+        </w:rPr>
         <w:t>py</w:t>
       </w:r>
       <w:proofErr w:type="spellEnd"/>
       <w:r>
         <w:rPr>
+          <w:rFonts w:ascii="Times New Roman" w:hAnsi="Times New Roman" w:cs="Times New Roman" w:eastAsia="Times New Roman"/>
+          <w:sz w:val="28"/>
           <w:lang w:val="ru-RU"/>
         </w:rPr>
         <w:t xml:space="preserve"> — загрузка цитат из </w:t>
       </w:r>
       <w:r>
+        <w:rPr>
+          <w:rFonts w:ascii="Times New Roman" w:hAnsi="Times New Roman" w:cs="Times New Roman" w:eastAsia="Times New Roman"/>
+          <w:sz w:val="28"/>
+        </w:rPr>
         <w:t>JSON</w:t>
       </w:r>
       <w:r>
         <w:rPr>
+          <w:rFonts w:ascii="Times New Roman" w:hAnsi="Times New Roman" w:cs="Times New Roman" w:eastAsia="Times New Roman"/>
+          <w:sz w:val="28"/>
           <w:lang w:val="ru-RU"/>
         </w:rPr>
         <w:t>-файла.</w:t>
@@ -1978,43 +2778,65 @@
     </w:p>
     <w:p>
       <w:pPr>
-        <w:spacing w:line="360" w:lineRule="auto"/>
-        <w:ind w:left="113"/>
-        <w:rPr>
-          <w:lang w:val="ru-RU"/>
-        </w:rPr>
-      </w:pPr>
-      <w:r>
-        <w:rPr>
+        <w:keepNext w:val="0"/>
+        <w:spacing w:line="360" w:lineRule="auto" w:before="0" w:after="0"/>
+        <w:ind w:left="0" w:firstLine="709" w:right="0"/>
+        <w:jc w:val="both"/>
+        <w:rPr>
+          <w:lang w:val="ru-RU"/>
+        </w:rPr>
+      </w:pPr>
+      <w:r>
+        <w:rPr>
+          <w:rFonts w:ascii="Times New Roman" w:hAnsi="Times New Roman" w:cs="Times New Roman" w:eastAsia="Times New Roman"/>
+          <w:sz w:val="28"/>
           <w:lang w:val="ru-RU"/>
         </w:rPr>
         <w:t xml:space="preserve">4. </w:t>
       </w:r>
       <w:r>
+        <w:rPr>
+          <w:rFonts w:ascii="Times New Roman" w:hAnsi="Times New Roman" w:cs="Times New Roman" w:eastAsia="Times New Roman"/>
+          <w:sz w:val="28"/>
+        </w:rPr>
         <w:t>category</w:t>
       </w:r>
       <w:r>
         <w:rPr>
+          <w:rFonts w:ascii="Times New Roman" w:hAnsi="Times New Roman" w:cs="Times New Roman" w:eastAsia="Times New Roman"/>
+          <w:sz w:val="28"/>
           <w:lang w:val="ru-RU"/>
         </w:rPr>
         <w:t>_</w:t>
       </w:r>
       <w:r>
+        <w:rPr>
+          <w:rFonts w:ascii="Times New Roman" w:hAnsi="Times New Roman" w:cs="Times New Roman" w:eastAsia="Times New Roman"/>
+          <w:sz w:val="28"/>
+        </w:rPr>
         <w:t>manager</w:t>
       </w:r>
       <w:r>
         <w:rPr>
+          <w:rFonts w:ascii="Times New Roman" w:hAnsi="Times New Roman" w:cs="Times New Roman" w:eastAsia="Times New Roman"/>
+          <w:sz w:val="28"/>
           <w:lang w:val="ru-RU"/>
         </w:rPr>
         <w:t>.</w:t>
       </w:r>
       <w:proofErr w:type="spellStart"/>
       <w:r>
+        <w:rPr>
+          <w:rFonts w:ascii="Times New Roman" w:hAnsi="Times New Roman" w:cs="Times New Roman" w:eastAsia="Times New Roman"/>
+          <w:sz w:val="28"/>
+        </w:rPr>
         <w:t>py</w:t>
       </w:r>
       <w:proofErr w:type="spellEnd"/>
       <w:r>
         <w:rPr>
+          <w:rFonts w:ascii="Times New Roman" w:hAnsi="Times New Roman" w:cs="Times New Roman" w:eastAsia="Times New Roman"/>
+          <w:sz w:val="28"/>
           <w:lang w:val="ru-RU"/>
         </w:rPr>
         <w:t xml:space="preserve"> — работа с категориями.</w:t>
@@ -2022,34 +2844,50 @@
     </w:p>
     <w:p>
       <w:pPr>
-        <w:spacing w:line="360" w:lineRule="auto"/>
-        <w:ind w:left="113"/>
-        <w:rPr>
-          <w:lang w:val="ru-RU"/>
-        </w:rPr>
-      </w:pPr>
-      <w:r>
-        <w:rPr>
+        <w:keepNext w:val="0"/>
+        <w:spacing w:line="360" w:lineRule="auto" w:before="0" w:after="0"/>
+        <w:ind w:left="0" w:firstLine="709" w:right="0"/>
+        <w:jc w:val="both"/>
+        <w:rPr>
+          <w:lang w:val="ru-RU"/>
+        </w:rPr>
+      </w:pPr>
+      <w:r>
+        <w:rPr>
+          <w:rFonts w:ascii="Times New Roman" w:hAnsi="Times New Roman" w:cs="Times New Roman" w:eastAsia="Times New Roman"/>
+          <w:sz w:val="28"/>
           <w:lang w:val="ru-RU"/>
         </w:rPr>
         <w:t xml:space="preserve">5. </w:t>
       </w:r>
       <w:r>
+        <w:rPr>
+          <w:rFonts w:ascii="Times New Roman" w:hAnsi="Times New Roman" w:cs="Times New Roman" w:eastAsia="Times New Roman"/>
+          <w:sz w:val="28"/>
+        </w:rPr>
         <w:t>config</w:t>
       </w:r>
       <w:r>
         <w:rPr>
+          <w:rFonts w:ascii="Times New Roman" w:hAnsi="Times New Roman" w:cs="Times New Roman" w:eastAsia="Times New Roman"/>
+          <w:sz w:val="28"/>
           <w:lang w:val="ru-RU"/>
         </w:rPr>
         <w:t>.</w:t>
       </w:r>
       <w:proofErr w:type="spellStart"/>
       <w:r>
+        <w:rPr>
+          <w:rFonts w:ascii="Times New Roman" w:hAnsi="Times New Roman" w:cs="Times New Roman" w:eastAsia="Times New Roman"/>
+          <w:sz w:val="28"/>
+        </w:rPr>
         <w:t>py</w:t>
       </w:r>
       <w:proofErr w:type="spellEnd"/>
       <w:r>
         <w:rPr>
+          <w:rFonts w:ascii="Times New Roman" w:hAnsi="Times New Roman" w:cs="Times New Roman" w:eastAsia="Times New Roman"/>
+          <w:sz w:val="28"/>
           <w:lang w:val="ru-RU"/>
         </w:rPr>
         <w:t xml:space="preserve"> — загрузка настроек.</w:t>
@@ -2057,36 +2895,52 @@
     </w:p>
     <w:p>
       <w:pPr>
-        <w:spacing w:line="360" w:lineRule="auto"/>
-        <w:ind w:left="113"/>
-        <w:rPr>
-          <w:lang w:val="ru-RU"/>
-        </w:rPr>
-      </w:pPr>
-      <w:r>
-        <w:rPr>
+        <w:keepNext w:val="0"/>
+        <w:spacing w:line="360" w:lineRule="auto" w:before="0" w:after="0"/>
+        <w:ind w:left="0" w:firstLine="709" w:right="0"/>
+        <w:jc w:val="both"/>
+        <w:rPr>
+          <w:lang w:val="ru-RU"/>
+        </w:rPr>
+      </w:pPr>
+      <w:r>
+        <w:rPr>
+          <w:rFonts w:ascii="Times New Roman" w:hAnsi="Times New Roman" w:cs="Times New Roman" w:eastAsia="Times New Roman"/>
+          <w:sz w:val="28"/>
           <w:lang w:val="ru-RU"/>
         </w:rPr>
         <w:t xml:space="preserve">6. </w:t>
       </w:r>
       <w:proofErr w:type="spellStart"/>
       <w:r>
+        <w:rPr>
+          <w:rFonts w:ascii="Times New Roman" w:hAnsi="Times New Roman" w:cs="Times New Roman" w:eastAsia="Times New Roman"/>
+          <w:sz w:val="28"/>
+        </w:rPr>
         <w:t>ui</w:t>
       </w:r>
       <w:proofErr w:type="spellEnd"/>
       <w:r>
         <w:rPr>
+          <w:rFonts w:ascii="Times New Roman" w:hAnsi="Times New Roman" w:cs="Times New Roman" w:eastAsia="Times New Roman"/>
+          <w:sz w:val="28"/>
           <w:lang w:val="ru-RU"/>
         </w:rPr>
         <w:t>.</w:t>
       </w:r>
       <w:proofErr w:type="spellStart"/>
       <w:r>
+        <w:rPr>
+          <w:rFonts w:ascii="Times New Roman" w:hAnsi="Times New Roman" w:cs="Times New Roman" w:eastAsia="Times New Roman"/>
+          <w:sz w:val="28"/>
+        </w:rPr>
         <w:t>py</w:t>
       </w:r>
       <w:proofErr w:type="spellEnd"/>
       <w:r>
         <w:rPr>
+          <w:rFonts w:ascii="Times New Roman" w:hAnsi="Times New Roman" w:cs="Times New Roman" w:eastAsia="Times New Roman"/>
+          <w:sz w:val="28"/>
           <w:lang w:val="ru-RU"/>
         </w:rPr>
         <w:t xml:space="preserve"> — взаимодействие с пользователем.</w:t>
@@ -2094,14 +2948,19 @@
     </w:p>
     <w:p>
       <w:pPr>
-        <w:spacing w:before="120" w:after="160"/>
-        <w:rPr>
-          <w:lang w:val="ru-RU"/>
-        </w:rPr>
-      </w:pPr>
-      <w:r>
-        <w:rPr>
+        <w:keepNext/>
+        <w:spacing w:before="240" w:after="120" w:line="360" w:lineRule="auto"/>
+        <w:ind w:firstLine="709" w:left="0" w:right="0"/>
+        <w:jc w:val="left"/>
+        <w:rPr>
+          <w:lang w:val="ru-RU"/>
+        </w:rPr>
+      </w:pPr>
+      <w:r>
+        <w:rPr>
+          <w:rFonts w:ascii="Times New Roman" w:hAnsi="Times New Roman" w:cs="Times New Roman" w:eastAsia="Times New Roman"/>
           <w:b/>
+          <w:sz w:val="28"/>
           <w:lang w:val="ru-RU"/>
         </w:rPr>
         <w:t>4.3. Хранение токенов, паролей и конфиденциальных параметров</w:t>
@@ -2109,52 +2968,80 @@
     </w:p>
     <w:p>
       <w:pPr>
-        <w:spacing w:line="360" w:lineRule="auto"/>
-        <w:ind w:firstLine="709"/>
-        <w:rPr>
-          <w:lang w:val="ru-RU"/>
-        </w:rPr>
-      </w:pPr>
-      <w:r>
-        <w:rPr>
+        <w:keepNext w:val="0"/>
+        <w:spacing w:line="360" w:lineRule="auto" w:before="0" w:after="0"/>
+        <w:ind w:firstLine="709" w:left="0" w:right="0"/>
+        <w:jc w:val="both"/>
+        <w:rPr>
+          <w:lang w:val="ru-RU"/>
+        </w:rPr>
+      </w:pPr>
+      <w:r>
+        <w:rPr>
+          <w:rFonts w:ascii="Times New Roman" w:hAnsi="Times New Roman" w:cs="Times New Roman" w:eastAsia="Times New Roman"/>
+          <w:sz w:val="28"/>
           <w:lang w:val="ru-RU"/>
         </w:rPr>
         <w:t xml:space="preserve">В текущем учебном проекте внешние токены и пароли не используются. При дальнейшем подключении внешнего </w:t>
       </w:r>
       <w:r>
+        <w:rPr>
+          <w:rFonts w:ascii="Times New Roman" w:hAnsi="Times New Roman" w:cs="Times New Roman" w:eastAsia="Times New Roman"/>
+          <w:sz w:val="28"/>
+        </w:rPr>
         <w:t>API</w:t>
       </w:r>
       <w:r>
         <w:rPr>
+          <w:rFonts w:ascii="Times New Roman" w:hAnsi="Times New Roman" w:cs="Times New Roman" w:eastAsia="Times New Roman"/>
+          <w:sz w:val="28"/>
           <w:lang w:val="ru-RU"/>
         </w:rPr>
         <w:t xml:space="preserve"> секретные значения не следует помещать непосредственно в исходный код или публиковать в </w:t>
       </w:r>
       <w:r>
+        <w:rPr>
+          <w:rFonts w:ascii="Times New Roman" w:hAnsi="Times New Roman" w:cs="Times New Roman" w:eastAsia="Times New Roman"/>
+          <w:sz w:val="28"/>
+        </w:rPr>
         <w:t>Git</w:t>
       </w:r>
       <w:r>
         <w:rPr>
+          <w:rFonts w:ascii="Times New Roman" w:hAnsi="Times New Roman" w:cs="Times New Roman" w:eastAsia="Times New Roman"/>
+          <w:sz w:val="28"/>
           <w:lang w:val="ru-RU"/>
         </w:rPr>
         <w:t>. Для этого рекомендуется использовать переменные окружения или локальный файл .</w:t>
       </w:r>
       <w:r>
+        <w:rPr>
+          <w:rFonts w:ascii="Times New Roman" w:hAnsi="Times New Roman" w:cs="Times New Roman" w:eastAsia="Times New Roman"/>
+          <w:sz w:val="28"/>
+        </w:rPr>
         <w:t>env</w:t>
       </w:r>
       <w:r>
         <w:rPr>
+          <w:rFonts w:ascii="Times New Roman" w:hAnsi="Times New Roman" w:cs="Times New Roman" w:eastAsia="Times New Roman"/>
+          <w:sz w:val="28"/>
           <w:lang w:val="ru-RU"/>
         </w:rPr>
         <w:t>, добавленный в .</w:t>
       </w:r>
       <w:proofErr w:type="spellStart"/>
       <w:r>
+        <w:rPr>
+          <w:rFonts w:ascii="Times New Roman" w:hAnsi="Times New Roman" w:cs="Times New Roman" w:eastAsia="Times New Roman"/>
+          <w:sz w:val="28"/>
+        </w:rPr>
         <w:t>gitignore</w:t>
       </w:r>
       <w:proofErr w:type="spellEnd"/>
       <w:r>
         <w:rPr>
+          <w:rFonts w:ascii="Times New Roman" w:hAnsi="Times New Roman" w:cs="Times New Roman" w:eastAsia="Times New Roman"/>
+          <w:sz w:val="28"/>
           <w:lang w:val="ru-RU"/>
         </w:rPr>
         <w:t>.</w:t>
@@ -2162,62 +3049,105 @@
     </w:p>
     <w:p>
       <w:pPr>
-        <w:spacing w:before="120" w:after="160"/>
-      </w:pPr>
-      <w:r>
-        <w:rPr>
+        <w:keepNext/>
+        <w:spacing w:before="240" w:after="120" w:line="360" w:lineRule="auto"/>
+        <w:ind w:firstLine="709" w:left="0" w:right="0"/>
+        <w:jc w:val="left"/>
+      </w:pPr>
+      <w:r>
+        <w:rPr>
+          <w:rFonts w:ascii="Times New Roman" w:hAnsi="Times New Roman" w:cs="Times New Roman" w:eastAsia="Times New Roman"/>
           <w:b/>
+          <w:sz w:val="28"/>
         </w:rPr>
         <w:t xml:space="preserve">4.4. </w:t>
       </w:r>
       <w:proofErr w:type="spellStart"/>
       <w:r>
         <w:rPr>
+          <w:rFonts w:ascii="Times New Roman" w:hAnsi="Times New Roman" w:cs="Times New Roman" w:eastAsia="Times New Roman"/>
           <w:b/>
+          <w:sz w:val="28"/>
         </w:rPr>
         <w:t>Мини-трекер</w:t>
       </w:r>
       <w:proofErr w:type="spellEnd"/>
       <w:r>
         <w:rPr>
+          <w:rFonts w:ascii="Times New Roman" w:hAnsi="Times New Roman" w:cs="Times New Roman" w:eastAsia="Times New Roman"/>
           <w:b/>
+          <w:sz w:val="28"/>
         </w:rPr>
         <w:t xml:space="preserve"> </w:t>
       </w:r>
       <w:proofErr w:type="spellStart"/>
       <w:r>
         <w:rPr>
+          <w:rFonts w:ascii="Times New Roman" w:hAnsi="Times New Roman" w:cs="Times New Roman" w:eastAsia="Times New Roman"/>
           <w:b/>
+          <w:sz w:val="28"/>
         </w:rPr>
         <w:t>проекта</w:t>
       </w:r>
       <w:proofErr w:type="spellEnd"/>
+    </w:p>
+    <w:p>
+      <w:pPr>
+        <w:keepNext/>
+        <w:spacing w:line="360" w:lineRule="auto" w:before="120" w:after="120"/>
+        <w:ind w:firstLine="0" w:left="0" w:right="0"/>
+        <w:jc w:val="left"/>
+      </w:pPr>
+      <w:r>
+        <w:rPr>
+          <w:rFonts w:ascii="Times New Roman" w:hAnsi="Times New Roman" w:cs="Times New Roman" w:eastAsia="Times New Roman"/>
+          <w:b w:val="0"/>
+          <w:sz w:val="28"/>
+        </w:rPr>
+        <w:t>Таблица 2 – Мини-трекер проекта</w:t>
+      </w:r>
     </w:p>
     <w:tbl>
       <w:tblPr>
         <w:tblStyle w:val="aff0"/>
-        <w:tblW w:w="0" w:type="auto"/>
+        <w:tblW w:w="9354" w:type="dxa"/>
         <w:jc w:val="center"/>
+        <w:tblLayout w:type="fixed"/>
         <w:tblLook w:val="04A0" w:firstRow="1" w:lastRow="0" w:firstColumn="1" w:lastColumn="0" w:noHBand="0" w:noVBand="1"/>
       </w:tblPr>
       <w:tblGrid>
-        <w:gridCol w:w="3230"/>
-        <w:gridCol w:w="3230"/>
-        <w:gridCol w:w="3230"/>
+        <w:gridCol w:w="3118"/>
+        <w:gridCol w:w="3118"/>
+        <w:gridCol w:w="3118"/>
       </w:tblGrid>
       <w:tr>
         <w:trPr>
+          <w:cantSplit/>
+          <w:tblHeader/>
           <w:jc w:val="center"/>
         </w:trPr>
         <w:tc>
           <w:tcPr>
-            <w:tcW w:w="3230" w:type="dxa"/>
+            <w:tcW w:w="3118" w:type="dxa"/>
+            <w:tcMar>
+              <w:top w:w="40" w:type="dxa"/>
+              <w:bottom w:w="40" w:type="dxa"/>
+              <w:left w:w="80" w:type="dxa"/>
+              <w:right w:w="80" w:type="dxa"/>
+            </w:tcMar>
           </w:tcPr>
           <w:p>
+            <w:pPr>
+              <w:keepNext w:val="0"/>
+              <w:spacing w:line="240" w:lineRule="auto" w:before="40" w:after="40"/>
+              <w:ind w:firstLine="0" w:left="0" w:right="0"/>
+              <w:jc w:val="center"/>
+            </w:pPr>
             <w:r>
               <w:rPr>
+                <w:rFonts w:ascii="Times New Roman" w:hAnsi="Times New Roman" w:cs="Times New Roman" w:eastAsia="Times New Roman"/>
                 <w:b/>
-                <w:sz w:val="26"/>
+                <w:sz w:val="24"/>
               </w:rPr>
               <w:t>Задача</w:t>
             </w:r>
@@ -2225,13 +3155,26 @@
         </w:tc>
         <w:tc>
           <w:tcPr>
-            <w:tcW w:w="3230" w:type="dxa"/>
+            <w:tcW w:w="3118" w:type="dxa"/>
+            <w:tcMar>
+              <w:top w:w="40" w:type="dxa"/>
+              <w:bottom w:w="40" w:type="dxa"/>
+              <w:left w:w="80" w:type="dxa"/>
+              <w:right w:w="80" w:type="dxa"/>
+            </w:tcMar>
           </w:tcPr>
           <w:p>
+            <w:pPr>
+              <w:keepNext w:val="0"/>
+              <w:spacing w:line="240" w:lineRule="auto" w:before="40" w:after="40"/>
+              <w:ind w:firstLine="0" w:left="0" w:right="0"/>
+              <w:jc w:val="center"/>
+            </w:pPr>
             <w:r>
               <w:rPr>
+                <w:rFonts w:ascii="Times New Roman" w:hAnsi="Times New Roman" w:cs="Times New Roman" w:eastAsia="Times New Roman"/>
                 <w:b/>
-                <w:sz w:val="26"/>
+                <w:sz w:val="24"/>
               </w:rPr>
               <w:t>Состояние</w:t>
             </w:r>
@@ -2239,13 +3182,26 @@
         </w:tc>
         <w:tc>
           <w:tcPr>
-            <w:tcW w:w="3230" w:type="dxa"/>
+            <w:tcW w:w="3118" w:type="dxa"/>
+            <w:tcMar>
+              <w:top w:w="40" w:type="dxa"/>
+              <w:bottom w:w="40" w:type="dxa"/>
+              <w:left w:w="80" w:type="dxa"/>
+              <w:right w:w="80" w:type="dxa"/>
+            </w:tcMar>
           </w:tcPr>
           <w:p>
+            <w:pPr>
+              <w:keepNext w:val="0"/>
+              <w:spacing w:line="240" w:lineRule="auto" w:before="40" w:after="40"/>
+              <w:ind w:firstLine="0" w:left="0" w:right="0"/>
+              <w:jc w:val="center"/>
+            </w:pPr>
             <w:r>
               <w:rPr>
+                <w:rFonts w:ascii="Times New Roman" w:hAnsi="Times New Roman" w:cs="Times New Roman" w:eastAsia="Times New Roman"/>
                 <w:b/>
-                <w:sz w:val="26"/>
+                <w:sz w:val="24"/>
               </w:rPr>
               <w:t>Следующий шаг</w:t>
             </w:r>
@@ -2254,18 +3210,29 @@
       </w:tr>
       <w:tr>
         <w:trPr>
+          <w:cantSplit/>
           <w:jc w:val="center"/>
         </w:trPr>
         <w:tc>
           <w:tcPr>
-            <w:tcW w:w="3230" w:type="dxa"/>
+            <w:tcW w:w="3118" w:type="dxa"/>
+            <w:tcMar>
+              <w:top w:w="40" w:type="dxa"/>
+              <w:bottom w:w="40" w:type="dxa"/>
+              <w:left w:w="80" w:type="dxa"/>
+              <w:right w:w="80" w:type="dxa"/>
+            </w:tcMar>
           </w:tcPr>
           <w:p>
             <w:pPr>
-              <w:spacing w:line="276" w:lineRule="auto"/>
+              <w:keepNext w:val="0"/>
+              <w:spacing w:line="240" w:lineRule="auto" w:before="40" w:after="40"/>
+              <w:ind w:firstLine="0" w:left="0" w:right="0"/>
+              <w:jc w:val="left"/>
             </w:pPr>
             <w:r>
               <w:rPr>
+                <w:rFonts w:ascii="Times New Roman" w:hAnsi="Times New Roman" w:cs="Times New Roman" w:eastAsia="Times New Roman"/>
                 <w:sz w:val="24"/>
               </w:rPr>
               <w:t>Модульная структура</w:t>
@@ -2274,14 +3241,24 @@
         </w:tc>
         <w:tc>
           <w:tcPr>
-            <w:tcW w:w="3230" w:type="dxa"/>
+            <w:tcW w:w="3118" w:type="dxa"/>
+            <w:tcMar>
+              <w:top w:w="40" w:type="dxa"/>
+              <w:bottom w:w="40" w:type="dxa"/>
+              <w:left w:w="80" w:type="dxa"/>
+              <w:right w:w="80" w:type="dxa"/>
+            </w:tcMar>
           </w:tcPr>
           <w:p>
             <w:pPr>
-              <w:spacing w:line="276" w:lineRule="auto"/>
+              <w:keepNext w:val="0"/>
+              <w:spacing w:line="240" w:lineRule="auto" w:before="40" w:after="40"/>
+              <w:ind w:firstLine="0" w:left="0" w:right="0"/>
+              <w:jc w:val="left"/>
             </w:pPr>
             <w:r>
               <w:rPr>
+                <w:rFonts w:ascii="Times New Roman" w:hAnsi="Times New Roman" w:cs="Times New Roman" w:eastAsia="Times New Roman"/>
                 <w:sz w:val="24"/>
               </w:rPr>
               <w:t>Готово</w:t>
@@ -2290,14 +3267,24 @@
         </w:tc>
         <w:tc>
           <w:tcPr>
-            <w:tcW w:w="3230" w:type="dxa"/>
+            <w:tcW w:w="3118" w:type="dxa"/>
+            <w:tcMar>
+              <w:top w:w="40" w:type="dxa"/>
+              <w:bottom w:w="40" w:type="dxa"/>
+              <w:left w:w="80" w:type="dxa"/>
+              <w:right w:w="80" w:type="dxa"/>
+            </w:tcMar>
           </w:tcPr>
           <w:p>
             <w:pPr>
-              <w:spacing w:line="276" w:lineRule="auto"/>
+              <w:keepNext w:val="0"/>
+              <w:spacing w:line="240" w:lineRule="auto" w:before="40" w:after="40"/>
+              <w:ind w:firstLine="0" w:left="0" w:right="0"/>
+              <w:jc w:val="left"/>
             </w:pPr>
             <w:r>
               <w:rPr>
+                <w:rFonts w:ascii="Times New Roman" w:hAnsi="Times New Roman" w:cs="Times New Roman" w:eastAsia="Times New Roman"/>
                 <w:sz w:val="24"/>
               </w:rPr>
               <w:t>Использовать в следующих работах</w:t>
@@ -2307,18 +3294,29 @@
       </w:tr>
       <w:tr>
         <w:trPr>
+          <w:cantSplit/>
           <w:jc w:val="center"/>
         </w:trPr>
         <w:tc>
           <w:tcPr>
-            <w:tcW w:w="3230" w:type="dxa"/>
+            <w:tcW w:w="3118" w:type="dxa"/>
+            <w:tcMar>
+              <w:top w:w="40" w:type="dxa"/>
+              <w:bottom w:w="40" w:type="dxa"/>
+              <w:left w:w="80" w:type="dxa"/>
+              <w:right w:w="80" w:type="dxa"/>
+            </w:tcMar>
           </w:tcPr>
           <w:p>
             <w:pPr>
-              <w:spacing w:line="276" w:lineRule="auto"/>
+              <w:keepNext w:val="0"/>
+              <w:spacing w:line="240" w:lineRule="auto" w:before="40" w:after="40"/>
+              <w:ind w:firstLine="0" w:left="0" w:right="0"/>
+              <w:jc w:val="left"/>
             </w:pPr>
             <w:r>
               <w:rPr>
+                <w:rFonts w:ascii="Times New Roman" w:hAnsi="Times New Roman" w:cs="Times New Roman" w:eastAsia="Times New Roman"/>
                 <w:sz w:val="24"/>
               </w:rPr>
               <w:t>MVP генератора</w:t>
@@ -2327,14 +3325,24 @@
         </w:tc>
         <w:tc>
           <w:tcPr>
-            <w:tcW w:w="3230" w:type="dxa"/>
+            <w:tcW w:w="3118" w:type="dxa"/>
+            <w:tcMar>
+              <w:top w:w="40" w:type="dxa"/>
+              <w:bottom w:w="40" w:type="dxa"/>
+              <w:left w:w="80" w:type="dxa"/>
+              <w:right w:w="80" w:type="dxa"/>
+            </w:tcMar>
           </w:tcPr>
           <w:p>
             <w:pPr>
-              <w:spacing w:line="276" w:lineRule="auto"/>
+              <w:keepNext w:val="0"/>
+              <w:spacing w:line="240" w:lineRule="auto" w:before="40" w:after="40"/>
+              <w:ind w:firstLine="0" w:left="0" w:right="0"/>
+              <w:jc w:val="left"/>
             </w:pPr>
             <w:r>
               <w:rPr>
+                <w:rFonts w:ascii="Times New Roman" w:hAnsi="Times New Roman" w:cs="Times New Roman" w:eastAsia="Times New Roman"/>
                 <w:sz w:val="24"/>
               </w:rPr>
               <w:t>Готово к проверке</w:t>
@@ -2343,17 +3351,27 @@
         </w:tc>
         <w:tc>
           <w:tcPr>
-            <w:tcW w:w="3230" w:type="dxa"/>
+            <w:tcW w:w="3118" w:type="dxa"/>
+            <w:tcMar>
+              <w:top w:w="40" w:type="dxa"/>
+              <w:bottom w:w="40" w:type="dxa"/>
+              <w:left w:w="80" w:type="dxa"/>
+              <w:right w:w="80" w:type="dxa"/>
+            </w:tcMar>
           </w:tcPr>
           <w:p>
             <w:pPr>
-              <w:spacing w:line="276" w:lineRule="auto"/>
+              <w:keepNext w:val="0"/>
+              <w:spacing w:line="240" w:lineRule="auto" w:before="40" w:after="40"/>
+              <w:ind w:firstLine="0" w:left="0" w:right="0"/>
+              <w:jc w:val="left"/>
               <w:rPr>
                 <w:lang w:val="ru-RU"/>
               </w:rPr>
             </w:pPr>
             <w:r>
               <w:rPr>
+                <w:rFonts w:ascii="Times New Roman" w:hAnsi="Times New Roman" w:cs="Times New Roman" w:eastAsia="Times New Roman"/>
                 <w:sz w:val="24"/>
                 <w:lang w:val="ru-RU"/>
               </w:rPr>
@@ -2361,6 +3379,7 @@
             </w:r>
             <w:r>
               <w:rPr>
+                <w:rFonts w:ascii="Times New Roman" w:hAnsi="Times New Roman" w:cs="Times New Roman" w:eastAsia="Times New Roman"/>
                 <w:sz w:val="24"/>
               </w:rPr>
               <w:t>PyCharm</w:t>
@@ -2370,18 +3389,29 @@
       </w:tr>
       <w:tr>
         <w:trPr>
+          <w:cantSplit/>
           <w:jc w:val="center"/>
         </w:trPr>
         <w:tc>
           <w:tcPr>
             <w:tcW w:w="3230" w:type="dxa"/>
+            <w:tcMar>
+              <w:top w:w="40" w:type="dxa"/>
+              <w:bottom w:w="40" w:type="dxa"/>
+              <w:left w:w="80" w:type="dxa"/>
+              <w:right w:w="80" w:type="dxa"/>
+            </w:tcMar>
           </w:tcPr>
           <w:p>
             <w:pPr>
-              <w:spacing w:line="276" w:lineRule="auto"/>
+              <w:keepNext w:val="0"/>
+              <w:spacing w:line="240" w:lineRule="auto" w:before="40" w:after="40"/>
+              <w:ind w:firstLine="0" w:left="0" w:right="0"/>
+              <w:jc w:val="left"/>
             </w:pPr>
             <w:r>
               <w:rPr>
+                <w:rFonts w:ascii="Times New Roman" w:hAnsi="Times New Roman" w:cs="Times New Roman" w:eastAsia="Times New Roman"/>
                 <w:sz w:val="24"/>
               </w:rPr>
               <w:t>Git-репозиторий</w:t>
@@ -2391,13 +3421,23 @@
         <w:tc>
           <w:tcPr>
             <w:tcW w:w="3230" w:type="dxa"/>
+            <w:tcMar>
+              <w:top w:w="40" w:type="dxa"/>
+              <w:bottom w:w="40" w:type="dxa"/>
+              <w:left w:w="80" w:type="dxa"/>
+              <w:right w:w="80" w:type="dxa"/>
+            </w:tcMar>
           </w:tcPr>
           <w:p>
             <w:pPr>
-              <w:spacing w:line="276" w:lineRule="auto"/>
+              <w:keepNext w:val="0"/>
+              <w:spacing w:line="240" w:lineRule="auto" w:before="40" w:after="40"/>
+              <w:ind w:firstLine="0" w:left="0" w:right="0"/>
+              <w:jc w:val="left"/>
             </w:pPr>
             <w:r>
               <w:rPr>
+                <w:rFonts w:ascii="Times New Roman" w:hAnsi="Times New Roman" w:cs="Times New Roman" w:eastAsia="Times New Roman"/>
                 <w:sz w:val="24"/>
               </w:rPr>
               <w:t>Подготавливается</w:t>
@@ -2407,13 +3447,23 @@
         <w:tc>
           <w:tcPr>
             <w:tcW w:w="3230" w:type="dxa"/>
+            <w:tcMar>
+              <w:top w:w="40" w:type="dxa"/>
+              <w:bottom w:w="40" w:type="dxa"/>
+              <w:left w:w="80" w:type="dxa"/>
+              <w:right w:w="80" w:type="dxa"/>
+            </w:tcMar>
           </w:tcPr>
           <w:p>
             <w:pPr>
-              <w:spacing w:line="276" w:lineRule="auto"/>
+              <w:keepNext w:val="0"/>
+              <w:spacing w:line="240" w:lineRule="auto" w:before="40" w:after="40"/>
+              <w:ind w:firstLine="0" w:left="0" w:right="0"/>
+              <w:jc w:val="left"/>
             </w:pPr>
             <w:r>
               <w:rPr>
+                <w:rFonts w:ascii="Times New Roman" w:hAnsi="Times New Roman" w:cs="Times New Roman" w:eastAsia="Times New Roman"/>
                 <w:sz w:val="24"/>
               </w:rPr>
               <w:t>Выполнить init, add и commit</w:t>
@@ -2423,18 +3473,29 @@
       </w:tr>
       <w:tr>
         <w:trPr>
+          <w:cantSplit/>
           <w:jc w:val="center"/>
         </w:trPr>
         <w:tc>
           <w:tcPr>
             <w:tcW w:w="3230" w:type="dxa"/>
+            <w:tcMar>
+              <w:top w:w="40" w:type="dxa"/>
+              <w:bottom w:w="40" w:type="dxa"/>
+              <w:left w:w="80" w:type="dxa"/>
+              <w:right w:w="80" w:type="dxa"/>
+            </w:tcMar>
           </w:tcPr>
           <w:p>
             <w:pPr>
-              <w:spacing w:line="276" w:lineRule="auto"/>
+              <w:keepNext w:val="0"/>
+              <w:spacing w:line="240" w:lineRule="auto" w:before="40" w:after="40"/>
+              <w:ind w:firstLine="0" w:left="0" w:right="0"/>
+              <w:jc w:val="left"/>
             </w:pPr>
             <w:r>
               <w:rPr>
+                <w:rFonts w:ascii="Times New Roman" w:hAnsi="Times New Roman" w:cs="Times New Roman" w:eastAsia="Times New Roman"/>
                 <w:sz w:val="24"/>
               </w:rPr>
               <w:t>Тестирование</w:t>
@@ -2444,13 +3505,23 @@
         <w:tc>
           <w:tcPr>
             <w:tcW w:w="3230" w:type="dxa"/>
+            <w:tcMar>
+              <w:top w:w="40" w:type="dxa"/>
+              <w:bottom w:w="40" w:type="dxa"/>
+              <w:left w:w="80" w:type="dxa"/>
+              <w:right w:w="80" w:type="dxa"/>
+            </w:tcMar>
           </w:tcPr>
           <w:p>
             <w:pPr>
-              <w:spacing w:line="276" w:lineRule="auto"/>
+              <w:keepNext w:val="0"/>
+              <w:spacing w:line="240" w:lineRule="auto" w:before="40" w:after="40"/>
+              <w:ind w:firstLine="0" w:left="0" w:right="0"/>
+              <w:jc w:val="left"/>
             </w:pPr>
             <w:r>
               <w:rPr>
+                <w:rFonts w:ascii="Times New Roman" w:hAnsi="Times New Roman" w:cs="Times New Roman" w:eastAsia="Times New Roman"/>
                 <w:sz w:val="24"/>
               </w:rPr>
               <w:t>Запланировано</w:t>
@@ -2460,13 +3531,23 @@
         <w:tc>
           <w:tcPr>
             <w:tcW w:w="3230" w:type="dxa"/>
+            <w:tcMar>
+              <w:top w:w="40" w:type="dxa"/>
+              <w:bottom w:w="40" w:type="dxa"/>
+              <w:left w:w="80" w:type="dxa"/>
+              <w:right w:w="80" w:type="dxa"/>
+            </w:tcMar>
           </w:tcPr>
           <w:p>
             <w:pPr>
-              <w:spacing w:line="276" w:lineRule="auto"/>
+              <w:keepNext w:val="0"/>
+              <w:spacing w:line="240" w:lineRule="auto" w:before="40" w:after="40"/>
+              <w:ind w:firstLine="0" w:left="0" w:right="0"/>
+              <w:jc w:val="left"/>
             </w:pPr>
             <w:r>
               <w:rPr>
+                <w:rFonts w:ascii="Times New Roman" w:hAnsi="Times New Roman" w:cs="Times New Roman" w:eastAsia="Times New Roman"/>
                 <w:sz w:val="24"/>
               </w:rPr>
               <w:t>Добавить расширенные проверки</w:t>
@@ -2476,18 +3557,29 @@
       </w:tr>
       <w:tr>
         <w:trPr>
+          <w:cantSplit/>
           <w:jc w:val="center"/>
         </w:trPr>
         <w:tc>
           <w:tcPr>
             <w:tcW w:w="3230" w:type="dxa"/>
+            <w:tcMar>
+              <w:top w:w="40" w:type="dxa"/>
+              <w:bottom w:w="40" w:type="dxa"/>
+              <w:left w:w="80" w:type="dxa"/>
+              <w:right w:w="80" w:type="dxa"/>
+            </w:tcMar>
           </w:tcPr>
           <w:p>
             <w:pPr>
-              <w:spacing w:line="276" w:lineRule="auto"/>
+              <w:keepNext w:val="0"/>
+              <w:spacing w:line="240" w:lineRule="auto" w:before="40" w:after="40"/>
+              <w:ind w:firstLine="0" w:left="0" w:right="0"/>
+              <w:jc w:val="left"/>
             </w:pPr>
             <w:r>
               <w:rPr>
+                <w:rFonts w:ascii="Times New Roman" w:hAnsi="Times New Roman" w:cs="Times New Roman" w:eastAsia="Times New Roman"/>
                 <w:sz w:val="24"/>
               </w:rPr>
               <w:lastRenderedPageBreak/>
@@ -2498,13 +3590,23 @@
         <w:tc>
           <w:tcPr>
             <w:tcW w:w="3230" w:type="dxa"/>
+            <w:tcMar>
+              <w:top w:w="40" w:type="dxa"/>
+              <w:bottom w:w="40" w:type="dxa"/>
+              <w:left w:w="80" w:type="dxa"/>
+              <w:right w:w="80" w:type="dxa"/>
+            </w:tcMar>
           </w:tcPr>
           <w:p>
             <w:pPr>
-              <w:spacing w:line="276" w:lineRule="auto"/>
+              <w:keepNext w:val="0"/>
+              <w:spacing w:line="240" w:lineRule="auto" w:before="40" w:after="40"/>
+              <w:ind w:firstLine="0" w:left="0" w:right="0"/>
+              <w:jc w:val="left"/>
             </w:pPr>
             <w:r>
               <w:rPr>
+                <w:rFonts w:ascii="Times New Roman" w:hAnsi="Times New Roman" w:cs="Times New Roman" w:eastAsia="Times New Roman"/>
                 <w:sz w:val="24"/>
               </w:rPr>
               <w:t>Запланировано</w:t>
@@ -2514,13 +3616,23 @@
         <w:tc>
           <w:tcPr>
             <w:tcW w:w="3230" w:type="dxa"/>
+            <w:tcMar>
+              <w:top w:w="40" w:type="dxa"/>
+              <w:bottom w:w="40" w:type="dxa"/>
+              <w:left w:w="80" w:type="dxa"/>
+              <w:right w:w="80" w:type="dxa"/>
+            </w:tcMar>
           </w:tcPr>
           <w:p>
             <w:pPr>
-              <w:spacing w:line="276" w:lineRule="auto"/>
+              <w:keepNext w:val="0"/>
+              <w:spacing w:line="240" w:lineRule="auto" w:before="40" w:after="40"/>
+              <w:ind w:firstLine="0" w:left="0" w:right="0"/>
+              <w:jc w:val="left"/>
             </w:pPr>
             <w:r>
               <w:rPr>
+                <w:rFonts w:ascii="Times New Roman" w:hAnsi="Times New Roman" w:cs="Times New Roman" w:eastAsia="Times New Roman"/>
                 <w:sz w:val="24"/>
               </w:rPr>
               <w:t>Добавить фильтрацию по категориям</w:t>
@@ -2531,34 +3643,49 @@
     </w:tbl>
     <w:p>
       <w:pPr>
-        <w:spacing w:before="120" w:after="160"/>
-      </w:pPr>
-      <w:r>
-        <w:rPr>
+        <w:keepNext/>
+        <w:spacing w:before="240" w:after="120" w:line="360" w:lineRule="auto"/>
+        <w:ind w:firstLine="709" w:left="0" w:right="0"/>
+        <w:jc w:val="left"/>
+      </w:pPr>
+      <w:r>
+        <w:rPr>
+          <w:rFonts w:ascii="Times New Roman" w:hAnsi="Times New Roman" w:cs="Times New Roman" w:eastAsia="Times New Roman"/>
           <w:b/>
+          <w:sz w:val="28"/>
         </w:rPr>
         <w:t>5. Результат работы</w:t>
       </w:r>
     </w:p>
     <w:p>
       <w:pPr>
-        <w:spacing w:line="360" w:lineRule="auto"/>
-        <w:ind w:firstLine="709"/>
-        <w:rPr>
-          <w:lang w:val="ru-RU"/>
-        </w:rPr>
-      </w:pPr>
-      <w:r>
-        <w:rPr>
+        <w:keepNext w:val="0"/>
+        <w:spacing w:line="360" w:lineRule="auto" w:before="0" w:after="0"/>
+        <w:ind w:firstLine="709" w:left="0" w:right="0"/>
+        <w:jc w:val="both"/>
+        <w:rPr>
+          <w:lang w:val="ru-RU"/>
+        </w:rPr>
+      </w:pPr>
+      <w:r>
+        <w:rPr>
+          <w:rFonts w:ascii="Times New Roman" w:hAnsi="Times New Roman" w:cs="Times New Roman" w:eastAsia="Times New Roman"/>
+          <w:sz w:val="28"/>
           <w:lang w:val="ru-RU"/>
         </w:rPr>
         <w:t xml:space="preserve">В ходе лабораторной работы был разработан перечень артефактов и протоколов для проекта «Генератор случайных цитат». Определены артефакты анализа, разработки и качества, сформирована матрица соответствия этапов и результатов, описан протокол работы с </w:t>
       </w:r>
       <w:r>
+        <w:rPr>
+          <w:rFonts w:ascii="Times New Roman" w:hAnsi="Times New Roman" w:cs="Times New Roman" w:eastAsia="Times New Roman"/>
+          <w:sz w:val="28"/>
+        </w:rPr>
         <w:t>Git</w:t>
       </w:r>
       <w:r>
         <w:rPr>
+          <w:rFonts w:ascii="Times New Roman" w:hAnsi="Times New Roman" w:cs="Times New Roman" w:eastAsia="Times New Roman"/>
+          <w:sz w:val="28"/>
           <w:lang w:val="ru-RU"/>
         </w:rPr>
         <w:t xml:space="preserve"> и зафиксировано разбиение программного обеспечения на модули.</w:t>
@@ -2566,14 +3693,18 @@
     </w:p>
     <w:p>
       <w:pPr>
-        <w:spacing w:line="360" w:lineRule="auto"/>
-        <w:ind w:firstLine="709"/>
-        <w:rPr>
-          <w:lang w:val="ru-RU"/>
-        </w:rPr>
-      </w:pPr>
-      <w:r>
-        <w:rPr>
+        <w:keepNext w:val="0"/>
+        <w:spacing w:line="360" w:lineRule="auto" w:before="0" w:after="0"/>
+        <w:ind w:firstLine="709" w:left="0" w:right="0"/>
+        <w:jc w:val="both"/>
+        <w:rPr>
+          <w:lang w:val="ru-RU"/>
+        </w:rPr>
+      </w:pPr>
+      <w:r>
+        <w:rPr>
+          <w:rFonts w:ascii="Times New Roman" w:hAnsi="Times New Roman" w:cs="Times New Roman" w:eastAsia="Times New Roman"/>
+          <w:sz w:val="28"/>
           <w:lang w:val="ru-RU"/>
         </w:rPr>
         <w:t>Подготовленные артефакты обеспечивают последовательность дальнейшей разработки проекта и могут использоваться как основа для следующих лабораторных работ.</w:t>
@@ -2581,14 +3712,19 @@
     </w:p>
     <w:p>
       <w:pPr>
-        <w:spacing w:before="120" w:after="160"/>
-        <w:rPr>
-          <w:lang w:val="ru-RU"/>
-        </w:rPr>
-      </w:pPr>
-      <w:r>
-        <w:rPr>
+        <w:keepNext/>
+        <w:spacing w:before="240" w:after="120" w:line="360" w:lineRule="auto"/>
+        <w:ind w:firstLine="709" w:left="0" w:right="0"/>
+        <w:jc w:val="left"/>
+        <w:rPr>
+          <w:lang w:val="ru-RU"/>
+        </w:rPr>
+      </w:pPr>
+      <w:r>
+        <w:rPr>
+          <w:rFonts w:ascii="Times New Roman" w:hAnsi="Times New Roman" w:cs="Times New Roman" w:eastAsia="Times New Roman"/>
           <w:b/>
+          <w:sz w:val="28"/>
           <w:lang w:val="ru-RU"/>
         </w:rPr>
         <w:t>6. Контрольные материалы</w:t>
@@ -2596,49 +3732,73 @@
     </w:p>
     <w:p>
       <w:pPr>
-        <w:spacing w:line="360" w:lineRule="auto"/>
-        <w:ind w:left="113"/>
-        <w:rPr>
-          <w:lang w:val="ru-RU"/>
-        </w:rPr>
-      </w:pPr>
-      <w:r>
-        <w:rPr>
+        <w:keepNext w:val="0"/>
+        <w:spacing w:line="360" w:lineRule="auto" w:before="0" w:after="0"/>
+        <w:ind w:left="0" w:firstLine="709" w:right="0"/>
+        <w:jc w:val="both"/>
+        <w:rPr>
+          <w:lang w:val="ru-RU"/>
+        </w:rPr>
+      </w:pPr>
+      <w:r>
+        <w:rPr>
+          <w:rFonts w:ascii="Times New Roman" w:hAnsi="Times New Roman" w:cs="Times New Roman" w:eastAsia="Times New Roman"/>
+          <w:sz w:val="28"/>
           <w:lang w:val="ru-RU"/>
         </w:rPr>
         <w:t>На рисунке 1 представлен с</w:t>
       </w:r>
       <w:r>
         <w:rPr>
+          <w:rFonts w:ascii="Times New Roman" w:hAnsi="Times New Roman" w:cs="Times New Roman" w:eastAsia="Times New Roman"/>
+          <w:sz w:val="28"/>
           <w:lang w:val="ru-RU"/>
         </w:rPr>
         <w:t xml:space="preserve">криншот дерева проекта с папками </w:t>
       </w:r>
       <w:proofErr w:type="spellStart"/>
       <w:r>
+        <w:rPr>
+          <w:rFonts w:ascii="Times New Roman" w:hAnsi="Times New Roman" w:cs="Times New Roman" w:eastAsia="Times New Roman"/>
+          <w:sz w:val="28"/>
+        </w:rPr>
         <w:t>src</w:t>
       </w:r>
       <w:proofErr w:type="spellEnd"/>
       <w:r>
         <w:rPr>
+          <w:rFonts w:ascii="Times New Roman" w:hAnsi="Times New Roman" w:cs="Times New Roman" w:eastAsia="Times New Roman"/>
+          <w:sz w:val="28"/>
           <w:lang w:val="ru-RU"/>
         </w:rPr>
         <w:t xml:space="preserve">, </w:t>
       </w:r>
       <w:r>
+        <w:rPr>
+          <w:rFonts w:ascii="Times New Roman" w:hAnsi="Times New Roman" w:cs="Times New Roman" w:eastAsia="Times New Roman"/>
+          <w:sz w:val="28"/>
+        </w:rPr>
         <w:t>data</w:t>
       </w:r>
       <w:r>
         <w:rPr>
+          <w:rFonts w:ascii="Times New Roman" w:hAnsi="Times New Roman" w:cs="Times New Roman" w:eastAsia="Times New Roman"/>
+          <w:sz w:val="28"/>
           <w:lang w:val="ru-RU"/>
         </w:rPr>
         <w:t xml:space="preserve">, </w:t>
       </w:r>
       <w:r>
+        <w:rPr>
+          <w:rFonts w:ascii="Times New Roman" w:hAnsi="Times New Roman" w:cs="Times New Roman" w:eastAsia="Times New Roman"/>
+          <w:sz w:val="28"/>
+        </w:rPr>
         <w:t>tests</w:t>
       </w:r>
       <w:r>
         <w:rPr>
+          <w:rFonts w:ascii="Times New Roman" w:hAnsi="Times New Roman" w:cs="Times New Roman" w:eastAsia="Times New Roman"/>
+          <w:sz w:val="28"/>
           <w:lang w:val="ru-RU"/>
         </w:rPr>
         <w:t xml:space="preserve"> и управляющими файлами.</w:t>
@@ -2646,7 +3806,9 @@
     </w:p>
     <w:p>
       <w:pPr>
-        <w:spacing w:before="120" w:after="120" w:line="360" w:lineRule="auto"/>
+        <w:keepNext/>
+        <w:spacing w:before="120" w:after="0" w:line="240" w:lineRule="auto"/>
+        <w:ind w:firstLine="0" w:left="0" w:right="0"/>
         <w:jc w:val="center"/>
         <w:rPr>
           <w:lang w:val="ru-RU"/>
@@ -2654,7 +3816,9 @@
       </w:pPr>
       <w:r>
         <w:rPr>
+          <w:rFonts w:ascii="Times New Roman" w:hAnsi="Times New Roman" w:cs="Times New Roman" w:eastAsia="Times New Roman"/>
           <w:noProof/>
+          <w:sz w:val="28"/>
         </w:rPr>
         <w:drawing>
           <wp:inline distT="0" distB="0" distL="0" distR="0" wp14:anchorId="7622AA60" wp14:editId="47DA662A">
@@ -2695,77 +3859,43 @@
     </w:p>
     <w:p>
       <w:pPr>
-        <w:spacing w:before="120" w:after="120" w:line="360" w:lineRule="auto"/>
+        <w:keepNext w:val="0"/>
+        <w:spacing w:before="120" w:after="240" w:line="360" w:lineRule="auto"/>
+        <w:ind w:firstLine="0" w:left="0" w:right="0"/>
         <w:jc w:val="center"/>
         <w:rPr>
           <w:lang w:val="ru-RU"/>
         </w:rPr>
       </w:pPr>
-      <w:r>
-        <w:rPr>
-          <w:lang w:val="ru-RU"/>
-        </w:rPr>
-        <w:t xml:space="preserve">Рисунок 1 – </w:t>
-      </w:r>
-      <w:r>
-        <w:rPr>
-          <w:lang w:val="ru-RU"/>
-        </w:rPr>
-        <w:t xml:space="preserve">скриншот дерева проекта с папками </w:t>
-      </w:r>
       <w:proofErr w:type="spellStart"/>
-      <w:r>
-        <w:rPr>
-          <w:lang w:val="ru-RU"/>
-        </w:rPr>
-        <w:t>src</w:t>
-      </w:r>
       <w:proofErr w:type="spellEnd"/>
-      <w:r>
-        <w:rPr>
-          <w:lang w:val="ru-RU"/>
-        </w:rPr>
-        <w:t xml:space="preserve">, </w:t>
-      </w:r>
       <w:proofErr w:type="spellStart"/>
-      <w:r>
-        <w:rPr>
-          <w:lang w:val="ru-RU"/>
-        </w:rPr>
-        <w:t>data</w:t>
-      </w:r>
       <w:proofErr w:type="spellEnd"/>
-      <w:r>
-        <w:rPr>
-          <w:lang w:val="ru-RU"/>
-        </w:rPr>
-        <w:t xml:space="preserve">, </w:t>
-      </w:r>
       <w:proofErr w:type="spellStart"/>
-      <w:r>
-        <w:rPr>
-          <w:lang w:val="ru-RU"/>
-        </w:rPr>
-        <w:t>tests</w:t>
-      </w:r>
       <w:proofErr w:type="spellEnd"/>
       <w:r>
         <w:rPr>
-          <w:lang w:val="ru-RU"/>
-        </w:rPr>
-        <w:t xml:space="preserve"> и управляющими файлами</w:t>
+          <w:rFonts w:ascii="Times New Roman" w:hAnsi="Times New Roman" w:cs="Times New Roman" w:eastAsia="Times New Roman"/>
+          <w:b w:val="0"/>
+          <w:sz w:val="28"/>
+        </w:rPr>
+        <w:t>Рисунок 1 – скриншот дерева проекта с папками src, data, tests и управляющими файлами</w:t>
       </w:r>
     </w:p>
     <w:p>
       <w:pPr>
-        <w:spacing w:line="360" w:lineRule="auto"/>
-        <w:ind w:left="113"/>
-        <w:rPr>
-          <w:lang w:val="ru-RU"/>
-        </w:rPr>
-      </w:pPr>
-      <w:r>
-        <w:rPr>
+        <w:keepNext w:val="0"/>
+        <w:spacing w:line="360" w:lineRule="auto" w:before="0" w:after="0"/>
+        <w:ind w:left="0" w:firstLine="709" w:right="0"/>
+        <w:jc w:val="both"/>
+        <w:rPr>
+          <w:lang w:val="ru-RU"/>
+        </w:rPr>
+      </w:pPr>
+      <w:r>
+        <w:rPr>
+          <w:rFonts w:ascii="Times New Roman" w:hAnsi="Times New Roman" w:cs="Times New Roman" w:eastAsia="Times New Roman"/>
+          <w:sz w:val="28"/>
           <w:lang w:val="ru-RU"/>
         </w:rPr>
         <w:lastRenderedPageBreak/>
@@ -2773,71 +3903,115 @@
       </w:r>
       <w:r>
         <w:rPr>
+          <w:rFonts w:ascii="Times New Roman" w:hAnsi="Times New Roman" w:cs="Times New Roman" w:eastAsia="Times New Roman"/>
+          <w:sz w:val="28"/>
           <w:lang w:val="ru-RU"/>
         </w:rPr>
         <w:t xml:space="preserve">криншот терминала </w:t>
       </w:r>
       <w:r>
+        <w:rPr>
+          <w:rFonts w:ascii="Times New Roman" w:hAnsi="Times New Roman" w:cs="Times New Roman" w:eastAsia="Times New Roman"/>
+          <w:sz w:val="28"/>
+        </w:rPr>
         <w:t>PyCharm</w:t>
       </w:r>
       <w:r>
         <w:rPr>
+          <w:rFonts w:ascii="Times New Roman" w:hAnsi="Times New Roman" w:cs="Times New Roman" w:eastAsia="Times New Roman"/>
+          <w:sz w:val="28"/>
           <w:lang w:val="ru-RU"/>
         </w:rPr>
         <w:t xml:space="preserve"> с командами </w:t>
       </w:r>
       <w:r>
+        <w:rPr>
+          <w:rFonts w:ascii="Times New Roman" w:hAnsi="Times New Roman" w:cs="Times New Roman" w:eastAsia="Times New Roman"/>
+          <w:sz w:val="28"/>
+        </w:rPr>
         <w:t>git</w:t>
       </w:r>
       <w:r>
         <w:rPr>
+          <w:rFonts w:ascii="Times New Roman" w:hAnsi="Times New Roman" w:cs="Times New Roman" w:eastAsia="Times New Roman"/>
+          <w:sz w:val="28"/>
           <w:lang w:val="ru-RU"/>
         </w:rPr>
         <w:t xml:space="preserve"> </w:t>
       </w:r>
       <w:proofErr w:type="spellStart"/>
       <w:r>
+        <w:rPr>
+          <w:rFonts w:ascii="Times New Roman" w:hAnsi="Times New Roman" w:cs="Times New Roman" w:eastAsia="Times New Roman"/>
+          <w:sz w:val="28"/>
+        </w:rPr>
         <w:t>init</w:t>
       </w:r>
       <w:proofErr w:type="spellEnd"/>
       <w:r>
         <w:rPr>
+          <w:rFonts w:ascii="Times New Roman" w:hAnsi="Times New Roman" w:cs="Times New Roman" w:eastAsia="Times New Roman"/>
+          <w:sz w:val="28"/>
           <w:lang w:val="ru-RU"/>
         </w:rPr>
         <w:t xml:space="preserve">, </w:t>
       </w:r>
       <w:r>
+        <w:rPr>
+          <w:rFonts w:ascii="Times New Roman" w:hAnsi="Times New Roman" w:cs="Times New Roman" w:eastAsia="Times New Roman"/>
+          <w:sz w:val="28"/>
+        </w:rPr>
         <w:t>git</w:t>
       </w:r>
       <w:r>
         <w:rPr>
+          <w:rFonts w:ascii="Times New Roman" w:hAnsi="Times New Roman" w:cs="Times New Roman" w:eastAsia="Times New Roman"/>
+          <w:sz w:val="28"/>
           <w:lang w:val="ru-RU"/>
         </w:rPr>
         <w:t xml:space="preserve"> </w:t>
       </w:r>
       <w:r>
+        <w:rPr>
+          <w:rFonts w:ascii="Times New Roman" w:hAnsi="Times New Roman" w:cs="Times New Roman" w:eastAsia="Times New Roman"/>
+          <w:sz w:val="28"/>
+        </w:rPr>
         <w:t>add</w:t>
       </w:r>
       <w:r>
         <w:rPr>
+          <w:rFonts w:ascii="Times New Roman" w:hAnsi="Times New Roman" w:cs="Times New Roman" w:eastAsia="Times New Roman"/>
+          <w:sz w:val="28"/>
           <w:lang w:val="ru-RU"/>
         </w:rPr>
         <w:t xml:space="preserve"> . и </w:t>
       </w:r>
       <w:r>
+        <w:rPr>
+          <w:rFonts w:ascii="Times New Roman" w:hAnsi="Times New Roman" w:cs="Times New Roman" w:eastAsia="Times New Roman"/>
+          <w:sz w:val="28"/>
+        </w:rPr>
         <w:t>git</w:t>
       </w:r>
       <w:r>
         <w:rPr>
+          <w:rFonts w:ascii="Times New Roman" w:hAnsi="Times New Roman" w:cs="Times New Roman" w:eastAsia="Times New Roman"/>
+          <w:sz w:val="28"/>
           <w:lang w:val="ru-RU"/>
         </w:rPr>
         <w:t xml:space="preserve"> </w:t>
       </w:r>
       <w:r>
+        <w:rPr>
+          <w:rFonts w:ascii="Times New Roman" w:hAnsi="Times New Roman" w:cs="Times New Roman" w:eastAsia="Times New Roman"/>
+          <w:sz w:val="28"/>
+        </w:rPr>
         <w:t>commit</w:t>
       </w:r>
       <w:r>
         <w:rPr>
+          <w:rFonts w:ascii="Times New Roman" w:hAnsi="Times New Roman" w:cs="Times New Roman" w:eastAsia="Times New Roman"/>
+          <w:sz w:val="28"/>
           <w:lang w:val="ru-RU"/>
         </w:rPr>
         <w:t>.</w:t>
@@ -2845,7 +4019,9 @@
     </w:p>
     <w:p>
       <w:pPr>
-        <w:spacing w:before="120" w:after="120" w:line="360" w:lineRule="auto"/>
+        <w:keepNext/>
+        <w:spacing w:before="120" w:after="0" w:line="240" w:lineRule="auto"/>
+        <w:ind w:firstLine="0" w:left="0" w:right="0"/>
         <w:jc w:val="center"/>
         <w:rPr>
           <w:lang w:val="ru-RU"/>
@@ -2853,12 +4029,14 @@
       </w:pPr>
       <w:r>
         <w:rPr>
+          <w:rFonts w:ascii="Times New Roman" w:hAnsi="Times New Roman" w:cs="Times New Roman" w:eastAsia="Times New Roman"/>
           <w:noProof/>
+          <w:sz w:val="28"/>
           <w:lang w:val="ru-RU"/>
         </w:rPr>
         <w:drawing>
           <wp:inline distT="0" distB="0" distL="0" distR="0" wp14:anchorId="0BA00D5E" wp14:editId="7B0B1C66">
-            <wp:extent cx="6047705" cy="3718560"/>
+            <wp:extent cx="5940000" cy="3652335"/>
             <wp:effectExtent l="0" t="0" r="0" b="0"/>
             <wp:docPr id="870938940" name="Рисунок 2"/>
             <wp:cNvGraphicFramePr>
@@ -2889,7 +4067,7 @@
                   <pic:spPr bwMode="auto">
                     <a:xfrm>
                       <a:off x="0" y="0"/>
-                      <a:ext cx="6069234" cy="3731798"/>
+                      <a:ext cx="5940000" cy="3652335"/>
                     </a:xfrm>
                     <a:prstGeom prst="rect">
                       <a:avLst/>
@@ -2905,159 +4083,91 @@
     </w:p>
     <w:p>
       <w:pPr>
-        <w:spacing w:before="120" w:after="120" w:line="360" w:lineRule="auto"/>
+        <w:keepNext w:val="0"/>
+        <w:spacing w:before="120" w:after="240" w:line="360" w:lineRule="auto"/>
+        <w:ind w:firstLine="0" w:left="0" w:right="0"/>
         <w:jc w:val="center"/>
         <w:rPr>
           <w:lang w:val="ru-RU"/>
         </w:rPr>
       </w:pPr>
-      <w:r>
-        <w:rPr>
-          <w:lang w:val="ru-RU"/>
-        </w:rPr>
-        <w:t xml:space="preserve">Рисунок 2 – </w:t>
-      </w:r>
-      <w:r>
-        <w:rPr>
-          <w:lang w:val="ru-RU"/>
-        </w:rPr>
-        <w:t xml:space="preserve">скриншот терминала </w:t>
-      </w:r>
       <w:proofErr w:type="spellStart"/>
-      <w:r>
-        <w:rPr>
-          <w:lang w:val="ru-RU"/>
-        </w:rPr>
-        <w:t>PyCharm</w:t>
-      </w:r>
       <w:proofErr w:type="spellEnd"/>
-      <w:r>
-        <w:rPr>
-          <w:lang w:val="ru-RU"/>
-        </w:rPr>
-        <w:t xml:space="preserve"> с командами </w:t>
-      </w:r>
       <w:proofErr w:type="spellStart"/>
-      <w:r>
-        <w:rPr>
-          <w:lang w:val="ru-RU"/>
-        </w:rPr>
-        <w:t>git</w:t>
-      </w:r>
       <w:proofErr w:type="spellEnd"/>
-      <w:r>
-        <w:rPr>
-          <w:lang w:val="ru-RU"/>
-        </w:rPr>
-        <w:t xml:space="preserve"> </w:t>
-      </w:r>
       <w:proofErr w:type="spellStart"/>
-      <w:r>
-        <w:rPr>
-          <w:lang w:val="ru-RU"/>
-        </w:rPr>
-        <w:t>init</w:t>
-      </w:r>
       <w:proofErr w:type="spellEnd"/>
-      <w:r>
-        <w:rPr>
-          <w:lang w:val="ru-RU"/>
-        </w:rPr>
-        <w:t xml:space="preserve">, </w:t>
-      </w:r>
       <w:proofErr w:type="spellStart"/>
-      <w:r>
-        <w:rPr>
-          <w:lang w:val="ru-RU"/>
-        </w:rPr>
-        <w:t>git</w:t>
-      </w:r>
       <w:proofErr w:type="spellEnd"/>
-      <w:r>
-        <w:rPr>
-          <w:lang w:val="ru-RU"/>
-        </w:rPr>
-        <w:t xml:space="preserve"> </w:t>
-      </w:r>
       <w:proofErr w:type="spellStart"/>
-      <w:r>
-        <w:rPr>
-          <w:lang w:val="ru-RU"/>
-        </w:rPr>
-        <w:t>add</w:t>
-      </w:r>
       <w:proofErr w:type="spellEnd"/>
-      <w:r>
-        <w:rPr>
-          <w:lang w:val="ru-RU"/>
-        </w:rPr>
-        <w:t xml:space="preserve"> . и </w:t>
-      </w:r>
       <w:proofErr w:type="spellStart"/>
-      <w:r>
-        <w:rPr>
-          <w:lang w:val="ru-RU"/>
-        </w:rPr>
-        <w:t>git</w:t>
-      </w:r>
       <w:proofErr w:type="spellEnd"/>
-      <w:r>
-        <w:rPr>
-          <w:lang w:val="ru-RU"/>
-        </w:rPr>
-        <w:t xml:space="preserve"> </w:t>
-      </w:r>
       <w:proofErr w:type="spellStart"/>
-      <w:r>
-        <w:rPr>
-          <w:lang w:val="ru-RU"/>
-        </w:rPr>
-        <w:t>commit</w:t>
-      </w:r>
       <w:proofErr w:type="spellEnd"/>
       <w:r>
         <w:rPr>
-          <w:lang w:val="ru-RU"/>
-        </w:rPr>
-        <w:t>.</w:t>
+          <w:rFonts w:ascii="Times New Roman" w:hAnsi="Times New Roman" w:cs="Times New Roman" w:eastAsia="Times New Roman"/>
+          <w:b w:val="0"/>
+          <w:sz w:val="28"/>
+        </w:rPr>
+        <w:t>Рисунок 2 – скриншот терминала PyCharm с командами git init, git add . и git commit</w:t>
       </w:r>
     </w:p>
     <w:p>
       <w:pPr>
-        <w:spacing w:line="360" w:lineRule="auto"/>
-        <w:ind w:left="113"/>
-        <w:rPr>
-          <w:lang w:val="ru-RU"/>
-        </w:rPr>
-      </w:pPr>
-      <w:r>
-        <w:rPr>
+        <w:keepNext w:val="0"/>
+        <w:spacing w:line="360" w:lineRule="auto" w:before="0" w:after="0"/>
+        <w:ind w:left="0" w:firstLine="709" w:right="0"/>
+        <w:jc w:val="both"/>
+        <w:rPr>
+          <w:lang w:val="ru-RU"/>
+        </w:rPr>
+      </w:pPr>
+      <w:r>
+        <w:rPr>
+          <w:rFonts w:ascii="Times New Roman" w:hAnsi="Times New Roman" w:cs="Times New Roman" w:eastAsia="Times New Roman"/>
+          <w:sz w:val="28"/>
           <w:lang w:val="ru-RU"/>
         </w:rPr>
         <w:t>На рисунке 3 представлен с</w:t>
       </w:r>
       <w:r>
         <w:rPr>
+          <w:rFonts w:ascii="Times New Roman" w:hAnsi="Times New Roman" w:cs="Times New Roman" w:eastAsia="Times New Roman"/>
+          <w:sz w:val="28"/>
           <w:lang w:val="ru-RU"/>
         </w:rPr>
         <w:t xml:space="preserve">криншот успешного запуска </w:t>
       </w:r>
       <w:r>
+        <w:rPr>
+          <w:rFonts w:ascii="Times New Roman" w:hAnsi="Times New Roman" w:cs="Times New Roman" w:eastAsia="Times New Roman"/>
+          <w:sz w:val="28"/>
+        </w:rPr>
         <w:t>main</w:t>
       </w:r>
       <w:r>
         <w:rPr>
+          <w:rFonts w:ascii="Times New Roman" w:hAnsi="Times New Roman" w:cs="Times New Roman" w:eastAsia="Times New Roman"/>
+          <w:sz w:val="28"/>
           <w:lang w:val="ru-RU"/>
         </w:rPr>
         <w:t>.</w:t>
       </w:r>
       <w:proofErr w:type="spellStart"/>
       <w:r>
+        <w:rPr>
+          <w:rFonts w:ascii="Times New Roman" w:hAnsi="Times New Roman" w:cs="Times New Roman" w:eastAsia="Times New Roman"/>
+          <w:sz w:val="28"/>
+        </w:rPr>
         <w:t>py</w:t>
       </w:r>
       <w:proofErr w:type="spellEnd"/>
       <w:r>
         <w:rPr>
+          <w:rFonts w:ascii="Times New Roman" w:hAnsi="Times New Roman" w:cs="Times New Roman" w:eastAsia="Times New Roman"/>
+          <w:sz w:val="28"/>
           <w:lang w:val="ru-RU"/>
         </w:rPr>
         <w:t xml:space="preserve"> после завершения проверки проекта.</w:t>
@@ -3065,7 +4175,9 @@
     </w:p>
     <w:p>
       <w:pPr>
-        <w:spacing w:before="120" w:after="120" w:line="360" w:lineRule="auto"/>
+        <w:keepNext/>
+        <w:spacing w:before="120" w:after="0" w:line="240" w:lineRule="auto"/>
+        <w:ind w:firstLine="0" w:left="0" w:right="0"/>
         <w:jc w:val="center"/>
         <w:rPr>
           <w:lang w:val="ru-RU"/>
@@ -3073,7 +4185,9 @@
       </w:pPr>
       <w:r>
         <w:rPr>
+          <w:rFonts w:ascii="Times New Roman" w:hAnsi="Times New Roman" w:cs="Times New Roman" w:eastAsia="Times New Roman"/>
           <w:noProof/>
+          <w:sz w:val="28"/>
           <w:lang w:val="ru-RU"/>
         </w:rPr>
         <w:drawing>
@@ -3125,7 +4239,9 @@
     </w:p>
     <w:p>
       <w:pPr>
-        <w:spacing w:before="120" w:after="120" w:line="360" w:lineRule="auto"/>
+        <w:keepNext w:val="0"/>
+        <w:spacing w:before="120" w:after="240" w:line="360" w:lineRule="auto"/>
+        <w:ind w:firstLine="0" w:left="0" w:right="0"/>
         <w:jc w:val="center"/>
         <w:rPr>
           <w:lang w:val="ru-RU"/>
@@ -3133,25 +4249,83 @@
       </w:pPr>
       <w:r>
         <w:rPr>
-          <w:lang w:val="ru-RU"/>
-        </w:rPr>
-        <w:t xml:space="preserve">Рисунок 3 – </w:t>
-      </w:r>
-      <w:r>
-        <w:rPr>
-          <w:lang w:val="ru-RU"/>
-        </w:rPr>
-        <w:t>скриншот успешного запуска main.py после завершения проверки проекта.</w:t>
+          <w:rFonts w:ascii="Times New Roman" w:hAnsi="Times New Roman" w:cs="Times New Roman" w:eastAsia="Times New Roman"/>
+          <w:b w:val="0"/>
+          <w:sz w:val="28"/>
+        </w:rPr>
+        <w:t>Рисунок 3 – скриншот успешного запуска main.py после завершения проверки проекта</w:t>
       </w:r>
     </w:p>
     <w:sectPr>
-      <w:pgSz w:w="12240" w:h="15840"/>
-      <w:pgMar w:top="1134" w:right="850" w:bottom="1134" w:left="1701" w:header="720" w:footer="720" w:gutter="0"/>
+      <w:footerReference w:type="default" r:id="rId11"/>
+      <w:footerReference w:type="first" r:id="rId12"/>
+      <w:pgSz w:w="11906" w:h="16838"/>
+      <w:pgMar w:top="1134" w:right="850" w:bottom="1134" w:left="1701" w:header="709" w:footer="709" w:gutter="0"/>
       <w:cols w:space="720"/>
+      <w:titlePg/>
       <w:docGrid w:linePitch="360"/>
     </w:sectPr>
   </w:body>
 </w:document>
+</file>
+
+<file path=word/footer1.xml><?xml version="1.0" encoding="utf-8"?>
+<w:ftr xmlns:m="http://schemas.openxmlformats.org/officeDocument/2006/math" xmlns:mc="http://schemas.openxmlformats.org/markup-compatibility/2006" xmlns:mo="http://schemas.microsoft.com/office/mac/office/2008/main" xmlns:mv="urn:schemas-microsoft-com:mac:vml" xmlns:o="urn:schemas-microsoft-com:office:office" xmlns:r="http://schemas.openxmlformats.org/officeDocument/2006/relationships" xmlns:v="urn:schemas-microsoft-com:vml" xmlns:w10="urn:schemas-microsoft-com:office:word" xmlns:w14="http://schemas.microsoft.com/office/word/2010/wordml" xmlns:w="http://schemas.openxmlformats.org/wordprocessingml/2006/main" xmlns:wne="http://schemas.microsoft.com/office/word/2006/wordml" xmlns:wp14="http://schemas.microsoft.com/office/word/2010/wordprocessingDrawing" xmlns:wp="http://schemas.openxmlformats.org/drawingml/2006/wordprocessingDrawing" xmlns:wpc="http://schemas.microsoft.com/office/word/2010/wordprocessingCanvas" xmlns:wpg="http://schemas.microsoft.com/office/word/2010/wordprocessingGroup" xmlns:wpi="http://schemas.microsoft.com/office/word/2010/wordprocessingInk" xmlns:wps="http://schemas.microsoft.com/office/word/2010/wordprocessingShape" mc:Ignorable="w14 wp14">
+  <w:p>
+    <w:pPr>
+      <w:pStyle w:val="Footer"/>
+      <w:keepNext w:val="0"/>
+      <w:spacing w:line="240" w:lineRule="auto" w:before="0" w:after="0"/>
+      <w:ind w:firstLine="0" w:left="0" w:right="0"/>
+      <w:jc w:val="center"/>
+    </w:pPr>
+    <w:r>
+      <w:rPr>
+        <w:rFonts w:ascii="Times New Roman" w:hAnsi="Times New Roman" w:cs="Times New Roman" w:eastAsia="Times New Roman"/>
+        <w:sz w:val="28"/>
+      </w:rPr>
+      <w:fldChar w:fldCharType="begin"/>
+    </w:r>
+    <w:r>
+      <w:rPr>
+        <w:rFonts w:ascii="Times New Roman" w:hAnsi="Times New Roman" w:cs="Times New Roman" w:eastAsia="Times New Roman"/>
+        <w:sz w:val="28"/>
+      </w:rPr>
+      <w:instrText xml:space="preserve"> PAGE </w:instrText>
+    </w:r>
+    <w:r>
+      <w:rPr>
+        <w:rFonts w:ascii="Times New Roman" w:hAnsi="Times New Roman" w:cs="Times New Roman" w:eastAsia="Times New Roman"/>
+        <w:sz w:val="28"/>
+      </w:rPr>
+      <w:fldChar w:fldCharType="separate"/>
+    </w:r>
+    <w:r>
+      <w:rPr>
+        <w:rFonts w:ascii="Times New Roman" w:hAnsi="Times New Roman" w:cs="Times New Roman" w:eastAsia="Times New Roman"/>
+        <w:sz w:val="28"/>
+      </w:rPr>
+      <w:t xml:space="preserve">2</w:t>
+    </w:r>
+    <w:r>
+      <w:rPr>
+        <w:rFonts w:ascii="Times New Roman" w:hAnsi="Times New Roman" w:cs="Times New Roman" w:eastAsia="Times New Roman"/>
+        <w:sz w:val="28"/>
+      </w:rPr>
+      <w:fldChar w:fldCharType="end"/>
+    </w:r>
+  </w:p>
+</w:ftr>
+</file>
+
+<file path=word/footer2.xml><?xml version="1.0" encoding="utf-8"?>
+<w:ftr xmlns:m="http://schemas.openxmlformats.org/officeDocument/2006/math" xmlns:mc="http://schemas.openxmlformats.org/markup-compatibility/2006" xmlns:mo="http://schemas.microsoft.com/office/mac/office/2008/main" xmlns:mv="urn:schemas-microsoft-com:mac:vml" xmlns:o="urn:schemas-microsoft-com:office:office" xmlns:r="http://schemas.openxmlformats.org/officeDocument/2006/relationships" xmlns:v="urn:schemas-microsoft-com:vml" xmlns:w10="urn:schemas-microsoft-com:office:word" xmlns:w14="http://schemas.microsoft.com/office/word/2010/wordml" xmlns:w="http://schemas.openxmlformats.org/wordprocessingml/2006/main" xmlns:wne="http://schemas.microsoft.com/office/word/2006/wordml" xmlns:wp14="http://schemas.microsoft.com/office/word/2010/wordprocessingDrawing" xmlns:wp="http://schemas.openxmlformats.org/drawingml/2006/wordprocessingDrawing" xmlns:wpc="http://schemas.microsoft.com/office/word/2010/wordprocessingCanvas" xmlns:wpg="http://schemas.microsoft.com/office/word/2010/wordprocessingGroup" xmlns:wpi="http://schemas.microsoft.com/office/word/2010/wordprocessingInk" xmlns:wps="http://schemas.microsoft.com/office/word/2010/wordprocessingShape" mc:Ignorable="w14 wp14">
+  <w:p>
+    <w:pPr>
+      <w:pStyle w:val="Footer"/>
+    </w:pPr>
+  </w:p>
+</w:ftr>
 </file>
 
 <file path=word/numbering.xml><?xml version="1.0" encoding="utf-8"?>
@@ -3747,8 +4921,13 @@
     <w:name w:val="Normal"/>
     <w:qFormat/>
     <w:rsid w:val="00FC693F"/>
+    <w:pPr>
+      <w:spacing w:line="360" w:lineRule="auto" w:before="0" w:after="0"/>
+      <w:ind w:firstLine="709"/>
+      <w:jc w:val="both"/>
+    </w:pPr>
     <w:rPr>
-      <w:rFonts w:ascii="Times New Roman" w:eastAsia="Times New Roman" w:hAnsi="Times New Roman"/>
+      <w:rFonts w:ascii="Times New Roman" w:eastAsia="Times New Roman" w:hAnsi="Times New Roman" w:cs="Times New Roman"/>
       <w:sz w:val="28"/>
     </w:rPr>
   </w:style>
